--- a/lesson/自我介绍.docx
+++ b/lesson/自我介绍.docx
@@ -5,6 +5,9 @@
     <w:p>
       <w:pPr>
         <w:pStyle w:val="1"/>
+        <w:rPr>
+          <w:rFonts w:hint="eastAsia"/>
+        </w:rPr>
       </w:pPr>
       <w:r>
         <w:rPr>
@@ -13,7 +16,13 @@
         <w:t>自我介绍</w:t>
       </w:r>
     </w:p>
-    <w:p/>
+    <w:p>
+      <w:pPr>
+        <w:rPr>
+          <w:rFonts w:hint="eastAsia"/>
+        </w:rPr>
+      </w:pPr>
+    </w:p>
     <w:p>
       <w:pPr>
         <w:pStyle w:val="a9"/>
@@ -21,6 +30,9 @@
           <w:ilvl w:val="0"/>
           <w:numId w:val="1"/>
         </w:numPr>
+        <w:rPr>
+          <w:rFonts w:hint="eastAsia"/>
+        </w:rPr>
       </w:pPr>
       <w:r>
         <w:rPr>
@@ -40,6 +52,9 @@
           <w:ilvl w:val="0"/>
           <w:numId w:val="1"/>
         </w:numPr>
+        <w:rPr>
+          <w:rFonts w:hint="eastAsia"/>
+        </w:rPr>
       </w:pPr>
       <w:r>
         <w:rPr>
@@ -59,6 +74,9 @@
           <w:ilvl w:val="1"/>
           <w:numId w:val="1"/>
         </w:numPr>
+        <w:rPr>
+          <w:rFonts w:hint="eastAsia"/>
+        </w:rPr>
       </w:pPr>
       <w:r>
         <w:rPr>
@@ -78,6 +96,9 @@
           <w:ilvl w:val="1"/>
           <w:numId w:val="1"/>
         </w:numPr>
+        <w:rPr>
+          <w:rFonts w:hint="eastAsia"/>
+        </w:rPr>
       </w:pPr>
       <w:r>
         <w:rPr>
@@ -87,15 +108,7 @@
         <w:t>表明身份</w:t>
       </w:r>
       <w:r>
-        <w:t>：阐述工作年限，应届生</w:t>
-      </w:r>
-      <w:proofErr w:type="gramStart"/>
-      <w:r>
-        <w:t>需表明</w:t>
-      </w:r>
-      <w:proofErr w:type="gramEnd"/>
-      <w:r>
-        <w:t>身份。</w:t>
+        <w:t>：阐述工作年限，应届生需表明身份。</w:t>
       </w:r>
     </w:p>
     <w:p>
@@ -105,6 +118,9 @@
           <w:ilvl w:val="1"/>
           <w:numId w:val="1"/>
         </w:numPr>
+        <w:rPr>
+          <w:rFonts w:hint="eastAsia"/>
+        </w:rPr>
       </w:pPr>
       <w:r>
         <w:rPr>
@@ -114,15 +130,7 @@
         <w:t>英文能力</w:t>
       </w:r>
       <w:r>
-        <w:t>：无海外留学经历</w:t>
-      </w:r>
-      <w:proofErr w:type="gramStart"/>
-      <w:r>
-        <w:t>可不讲</w:t>
-      </w:r>
-      <w:proofErr w:type="gramEnd"/>
-      <w:r>
-        <w:t>英文能力。</w:t>
+        <w:t>：无海外留学经历可不讲英文能力。</w:t>
       </w:r>
     </w:p>
     <w:p>
@@ -132,6 +140,9 @@
           <w:ilvl w:val="1"/>
           <w:numId w:val="1"/>
         </w:numPr>
+        <w:rPr>
+          <w:rFonts w:hint="eastAsia"/>
+        </w:rPr>
       </w:pPr>
       <w:r>
         <w:rPr>
@@ -151,6 +162,9 @@
           <w:ilvl w:val="1"/>
           <w:numId w:val="1"/>
         </w:numPr>
+        <w:rPr>
+          <w:rFonts w:hint="eastAsia"/>
+        </w:rPr>
       </w:pPr>
       <w:r>
         <w:rPr>
@@ -170,6 +184,9 @@
           <w:ilvl w:val="1"/>
           <w:numId w:val="1"/>
         </w:numPr>
+        <w:rPr>
+          <w:rFonts w:hint="eastAsia"/>
+        </w:rPr>
       </w:pPr>
       <w:r>
         <w:rPr>
@@ -189,6 +206,9 @@
           <w:ilvl w:val="1"/>
           <w:numId w:val="1"/>
         </w:numPr>
+        <w:rPr>
+          <w:rFonts w:hint="eastAsia"/>
+        </w:rPr>
       </w:pPr>
       <w:r>
         <w:rPr>
@@ -198,31 +218,7 @@
         <w:t>后续衔接</w:t>
       </w:r>
       <w:r>
-        <w:t>：自我介绍后询问面试</w:t>
-      </w:r>
-      <w:proofErr w:type="gramStart"/>
-      <w:r>
-        <w:t>官是否</w:t>
-      </w:r>
-      <w:proofErr w:type="gramEnd"/>
-      <w:r>
-        <w:t>可扩展</w:t>
-      </w:r>
-      <w:proofErr w:type="gramStart"/>
-      <w:r>
-        <w:t>讲项目</w:t>
-      </w:r>
-      <w:proofErr w:type="gramEnd"/>
-      <w:r>
-        <w:t>亮点，依面试</w:t>
-      </w:r>
-      <w:proofErr w:type="gramStart"/>
-      <w:r>
-        <w:t>官决定</w:t>
-      </w:r>
-      <w:proofErr w:type="gramEnd"/>
-      <w:r>
-        <w:t>行事。</w:t>
+        <w:t>：自我介绍后询问面试官是否可扩展讲项目亮点，依面试官决定行事。</w:t>
       </w:r>
     </w:p>
     <w:p>
@@ -232,6 +228,9 @@
           <w:ilvl w:val="0"/>
           <w:numId w:val="1"/>
         </w:numPr>
+        <w:rPr>
+          <w:rFonts w:hint="eastAsia"/>
+        </w:rPr>
       </w:pPr>
       <w:r>
         <w:rPr>
@@ -244,8 +243,20 @@
         <w:t>：老师曾在改简历时讲过项目亮点挖掘的解题思路。</w:t>
       </w:r>
     </w:p>
-    <w:p/>
-    <w:p/>
+    <w:p>
+      <w:pPr>
+        <w:rPr>
+          <w:rFonts w:hint="eastAsia"/>
+        </w:rPr>
+      </w:pPr>
+    </w:p>
+    <w:p>
+      <w:pPr>
+        <w:rPr>
+          <w:rFonts w:hint="eastAsia"/>
+        </w:rPr>
+      </w:pPr>
+    </w:p>
     <w:p>
       <w:pPr>
         <w:rPr>
@@ -263,35 +274,13 @@
         </w:rPr>
       </w:pPr>
       <w:r>
-        <w:t>我是</w:t>
-      </w:r>
-      <w:proofErr w:type="gramStart"/>
-      <w:r>
-        <w:t>杨佳琳</w:t>
-      </w:r>
-      <w:proofErr w:type="gramEnd"/>
-      <w:r>
-        <w:t>，毕业于上海财经大学数据科学与大数据技术专业</w:t>
-      </w:r>
-      <w:r>
-        <w:rPr>
-          <w:rFonts w:hint="eastAsia"/>
-        </w:rPr>
-        <w:t>，求职岗位是</w:t>
-      </w:r>
-      <w:proofErr w:type="gramStart"/>
-      <w:r>
-        <w:rPr>
-          <w:rFonts w:hint="eastAsia"/>
-        </w:rPr>
-        <w:t>端开发</w:t>
-      </w:r>
-      <w:proofErr w:type="gramEnd"/>
-      <w:r>
-        <w:rPr>
-          <w:rFonts w:hint="eastAsia"/>
-        </w:rPr>
-        <w:t>工程师</w:t>
+        <w:t>我是，毕业于大学专业</w:t>
+      </w:r>
+      <w:r>
+        <w:rPr>
+          <w:rFonts w:hint="eastAsia"/>
+        </w:rPr>
+        <w:t>，求职岗位是端开发工程师</w:t>
       </w:r>
       <w:r>
         <w:t>。</w:t>
@@ -317,7 +306,7 @@
         <w:t>我在</w:t>
       </w:r>
       <w:r>
-        <w:t xml:space="preserve">2023年7月毕业后加入上海聪链信息科技有限公司，先后担任数字化管理专员和前端开发工程师。 </w:t>
+        <w:t xml:space="preserve">2023年7月毕业后加入公司，先后担任数字化管理专员和前端开发工程师。 </w:t>
       </w:r>
     </w:p>
     <w:p>
@@ -352,120 +341,414 @@
         </w:rPr>
       </w:pPr>
       <w:r>
-        <w:t>第一个是飞书内</w:t>
-      </w:r>
-      <w:proofErr w:type="gramStart"/>
-      <w:r>
-        <w:t>嵌</w:t>
-      </w:r>
-      <w:proofErr w:type="gramEnd"/>
-      <w:r>
-        <w:t>周报系统，</w:t>
+        <w:t>第一个是飞书内嵌周报系统，</w:t>
       </w:r>
       <w:r>
         <w:rPr>
           <w:strike/>
         </w:rPr>
-        <w:t>我从零开始负责整个系统的设计、开发和上线。针对海量历史周报数据的展示需求，我封装了高性能的虚拟滚动列表，支持数据筛选和视角切换；为提升编辑体验，基于</w:t>
-      </w:r>
-      <w:proofErr w:type="spellStart"/>
-      <w:r>
-        <w:rPr>
+        <w:t xml:space="preserve">我从零开始负责整个系统的设计、开发和上线。针对海量历史周报数据的展示需求，我封装了高性能的虚拟滚动列表，支持数据筛选和视角切换；为提升编辑体验，基于TipTap深度定制了富文本编辑器；同时通过Redux持久化和多端键盘适配等优化，确保系统稳定运行。该项目已成为团队标准协作工具，显著提升了信息同步效率。 </w:t>
+      </w:r>
+    </w:p>
+    <w:p>
+      <w:pPr>
+        <w:rPr>
+          <w:rFonts w:hint="eastAsia"/>
           <w:strike/>
         </w:rPr>
-        <w:t>TipTap</w:t>
-      </w:r>
-      <w:proofErr w:type="spellEnd"/>
-      <w:r>
-        <w:rPr>
+      </w:pPr>
+    </w:p>
+    <w:p>
+      <w:pPr>
+        <w:rPr>
+          <w:rFonts w:hint="eastAsia"/>
           <w:strike/>
         </w:rPr>
-        <w:t xml:space="preserve">深度定制了富文本编辑器；同时通过Redux持久化和多端键盘适配等优化，确保系统稳定运行。该项目已成为团队标准协作工具，显著提升了信息同步效率。 </w:t>
-      </w:r>
-    </w:p>
-    <w:p>
-      <w:pPr>
-        <w:rPr>
-          <w:rFonts w:hint="eastAsia"/>
+      </w:pPr>
+      <w:r>
+        <w:t>第二个项目是硬件钱包固件烧录工具，</w:t>
+      </w:r>
+      <w:r>
+        <w:rPr>
           <w:strike/>
         </w:rPr>
-      </w:pPr>
-    </w:p>
-    <w:p>
-      <w:pPr>
+        <w:t>我独立开发了跨Windows、Linux、macOS三端的Electron桌面应用。重点解决了系统级权限提升与烧录引擎集成问题，在Windows平台集成专业烧录库，在macOS/Linux系统使用原生dd命令；通过精细的进程通信和校验机制，确保烧录过程的可靠性</w:t>
+      </w:r>
+      <w:r>
         <w:rPr>
           <w:rFonts w:hint="eastAsia"/>
           <w:strike/>
         </w:rPr>
-      </w:pPr>
-      <w:r>
-        <w:t>第二个项目是硬件钱包固件烧录工具，</w:t>
-      </w:r>
-      <w:r>
-        <w:rPr>
+        <w:t>。</w:t>
+      </w:r>
+    </w:p>
+    <w:p>
+      <w:pPr>
+        <w:rPr>
+          <w:rFonts w:hint="eastAsia"/>
+        </w:rPr>
+      </w:pPr>
+    </w:p>
+    <w:p>
+      <w:pPr>
+        <w:rPr>
+          <w:rFonts w:hint="eastAsia"/>
+        </w:rPr>
+      </w:pPr>
+    </w:p>
+    <w:p>
+      <w:pPr>
+        <w:rPr>
+          <w:rFonts w:hint="eastAsia"/>
+        </w:rPr>
+      </w:pPr>
+      <w:r>
+        <w:t xml:space="preserve">此外，我的数据科学背景和AI工程实践经历，使我在技术方案设计时能更好地结合业务需求。曾基于LangChain开发RAG知识库系统，并编写自动化脚本优化业务流程，这种复合背景让我不仅能完成前端开发，更能从系统层面思考技术实现，真正赋能业务发展。 </w:t>
+      </w:r>
+    </w:p>
+    <w:p>
+      <w:pPr>
+        <w:rPr>
+          <w:rFonts w:hint="eastAsia"/>
+        </w:rPr>
+      </w:pPr>
+    </w:p>
+    <w:p>
+      <w:pPr>
+        <w:rPr>
+          <w:rFonts w:hint="eastAsia"/>
+        </w:rPr>
+      </w:pPr>
+      <w:r>
+        <w:t>这些经历让我具备了独立交付企业级应用的能力、跨平台开发经验以及技术融合创新的视角。我相信这些能力能够为贵公司的前端开发工作带来价值，期待能在新的岗位上继续成长</w:t>
+      </w:r>
+      <w:r>
+        <w:lastRenderedPageBreak/>
+        <w:t>和贡献。谢谢大家。</w:t>
+      </w:r>
+    </w:p>
+    <w:p>
+      <w:pPr>
+        <w:rPr>
+          <w:rFonts w:hint="eastAsia"/>
+        </w:rPr>
+      </w:pPr>
+    </w:p>
+    <w:p>
+      <w:pPr>
+        <w:rPr>
+          <w:rFonts w:hint="eastAsia"/>
+        </w:rPr>
+      </w:pPr>
+    </w:p>
+    <w:p>
+      <w:pPr>
+        <w:rPr>
+          <w:rFonts w:hint="eastAsia"/>
+        </w:rPr>
+      </w:pPr>
+    </w:p>
+    <w:p>
+      <w:pPr>
+        <w:pStyle w:val="1"/>
+        <w:rPr>
+          <w:rFonts w:hint="eastAsia"/>
+        </w:rPr>
+      </w:pPr>
+      <w:r>
+        <w:rPr>
+          <w:rFonts w:hint="eastAsia"/>
+        </w:rPr>
+        <w:t>项目亮点</w:t>
+      </w:r>
+    </w:p>
+    <w:p>
+      <w:pPr>
+        <w:rPr>
+          <w:rFonts w:hint="eastAsia"/>
+        </w:rPr>
+      </w:pPr>
+      <w:r>
+        <w:rPr>
+          <w:b/>
+          <w:bCs/>
+        </w:rPr>
+        <w:t>项目介绍思路</w:t>
+      </w:r>
+      <w:r>
+        <w:t>：按 S（背景和目的）、T（任务，自身角色）、A（采用方法、踩过的坑及优化）、R（数字化成果指标）原则介绍项目，突出个人能力。</w:t>
+      </w:r>
+    </w:p>
+    <w:p>
+      <w:pPr>
+        <w:rPr>
+          <w:rFonts w:hint="eastAsia"/>
+        </w:rPr>
+      </w:pPr>
+    </w:p>
+    <w:p>
+      <w:pPr>
+        <w:pStyle w:val="2"/>
+        <w:rPr>
+          <w:rFonts w:hint="eastAsia"/>
+        </w:rPr>
+      </w:pPr>
+      <w:r>
+        <w:rPr>
+          <w:rFonts w:hint="eastAsia"/>
+        </w:rPr>
+        <w:t>飞书周报应用</w:t>
+      </w:r>
+    </w:p>
+    <w:p>
+      <w:pPr>
+        <w:pStyle w:val="a9"/>
+        <w:numPr>
+          <w:ilvl w:val="0"/>
+          <w:numId w:val="2"/>
+        </w:numPr>
+        <w:rPr>
+          <w:rFonts w:hint="eastAsia"/>
+        </w:rPr>
+      </w:pPr>
+      <w:r>
+        <w:rPr>
+          <w:b/>
+          <w:bCs/>
+        </w:rPr>
+        <w:t>虚拟滚动列表亮点</w:t>
+      </w:r>
+      <w:r>
+        <w:t>：</w:t>
+      </w:r>
+    </w:p>
+    <w:p>
+      <w:pPr>
+        <w:ind w:leftChars="200" w:left="420"/>
+        <w:rPr>
+          <w:rFonts w:hint="eastAsia"/>
+        </w:rPr>
+      </w:pPr>
+      <w:r>
+        <w:rPr>
+          <w:b/>
+          <w:bCs/>
+        </w:rPr>
+        <w:t>自研组件</w:t>
+      </w:r>
+      <w:r>
+        <w:t>：自研高性能虚拟滚动列表，支持</w:t>
+      </w:r>
+      <w:r>
+        <w:rPr>
+          <w:rFonts w:hint="eastAsia"/>
+        </w:rPr>
+        <w:t>筛选、</w:t>
+      </w:r>
+      <w:r>
+        <w:t>双向加载、折叠、跳转等</w:t>
+      </w:r>
+      <w:r>
+        <w:rPr>
+          <w:rFonts w:hint="eastAsia"/>
+        </w:rPr>
+        <w:t>能力</w:t>
+      </w:r>
+      <w:r>
+        <w:t>。</w:t>
+      </w:r>
+    </w:p>
+    <w:p>
+      <w:pPr>
+        <w:pStyle w:val="a9"/>
+        <w:numPr>
+          <w:ilvl w:val="1"/>
+          <w:numId w:val="2"/>
+        </w:numPr>
+        <w:rPr>
+          <w:rFonts w:hint="eastAsia"/>
+        </w:rPr>
+      </w:pPr>
+      <w:r>
+        <w:rPr>
+          <w:rFonts w:hint="eastAsia"/>
+          <w:b/>
+          <w:bCs/>
+        </w:rPr>
+        <w:t>S：</w:t>
+      </w:r>
+      <w:r>
+        <w:rPr>
+          <w:rFonts w:hint="eastAsia"/>
+        </w:rPr>
+        <w:t>随着团</w:t>
+      </w:r>
+      <w:r>
+        <w:rPr>
+          <w:rFonts w:hint="eastAsia"/>
+        </w:rPr>
+        <w:t>队和数据的规模逐渐变大，需要周报应用能支持筛选、折叠、双向加载、跳转之类的能力</w:t>
+      </w:r>
+    </w:p>
+    <w:p>
+      <w:pPr>
+        <w:pStyle w:val="a9"/>
+        <w:numPr>
+          <w:ilvl w:val="1"/>
+          <w:numId w:val="2"/>
+        </w:numPr>
+        <w:rPr>
+          <w:rFonts w:hint="eastAsia"/>
+        </w:rPr>
+      </w:pPr>
+      <w:r>
+        <w:rPr>
+          <w:rFonts w:hint="eastAsia"/>
+          <w:b/>
+          <w:bCs/>
+        </w:rPr>
+        <w:t>T：</w:t>
+      </w:r>
+      <w:r>
+        <w:rPr>
+          <w:rFonts w:hint="eastAsia"/>
+        </w:rPr>
+        <w:t>从零到一</w:t>
+      </w:r>
+      <w:r>
+        <w:rPr>
+          <w:rFonts w:hint="eastAsia"/>
+        </w:rPr>
+        <w:t>分析了需求，制作了一个长列表以贴合需求</w:t>
+      </w:r>
+    </w:p>
+    <w:p>
+      <w:pPr>
+        <w:pStyle w:val="a9"/>
+        <w:numPr>
+          <w:ilvl w:val="1"/>
+          <w:numId w:val="2"/>
+        </w:numPr>
+        <w:rPr>
+          <w:rFonts w:hint="eastAsia"/>
+        </w:rPr>
+      </w:pPr>
+      <w:r>
+        <w:rPr>
+          <w:rFonts w:hint="eastAsia"/>
+          <w:b/>
+          <w:bCs/>
+        </w:rPr>
+        <w:t>A：</w:t>
+      </w:r>
+    </w:p>
+    <w:p>
+      <w:pPr>
+        <w:pStyle w:val="a9"/>
+        <w:numPr>
+          <w:ilvl w:val="2"/>
+          <w:numId w:val="2"/>
+        </w:numPr>
+        <w:rPr>
+          <w:rFonts w:hint="eastAsia"/>
+        </w:rPr>
+      </w:pPr>
+      <w:r>
+        <w:rPr>
+          <w:b/>
+          <w:bCs/>
+        </w:rPr>
+        <w:t>渲染优化</w:t>
+      </w:r>
+      <w:r>
+        <w:t>：采用视口附近数据懒加载方案，</w:t>
+      </w:r>
+      <w:r>
+        <w:rPr>
+          <w:rFonts w:hint="eastAsia"/>
+        </w:rPr>
+        <w:t>只渲染视口上下的内容，其余用展位高度</w:t>
+      </w:r>
+      <w:r>
+        <w:t>撑开滚动条，保障滚动丝滑。</w:t>
+      </w:r>
+    </w:p>
+    <w:p>
+      <w:pPr>
+        <w:pStyle w:val="a9"/>
+        <w:numPr>
+          <w:ilvl w:val="2"/>
+          <w:numId w:val="2"/>
+        </w:numPr>
+        <w:rPr>
+          <w:rFonts w:hint="eastAsia"/>
           <w:strike/>
         </w:rPr>
-        <w:t>我独立开发了跨Windows、Linux、macOS三端的Electron桌面应用。重点解决了系统级权限提升与烧录引擎集成问题，在Windows平台集成专业烧录库，在macOS/Linux系统使用原生dd命令；通过精细的进程通信和校验机制，确保烧录过程的可靠性</w:t>
-      </w:r>
-      <w:r>
-        <w:rPr>
-          <w:rFonts w:hint="eastAsia"/>
+      </w:pPr>
+      <w:r>
+        <w:rPr>
+          <w:b/>
+          <w:bCs/>
           <w:strike/>
         </w:rPr>
-        <w:t>。</w:t>
-      </w:r>
-    </w:p>
-    <w:p>
-      <w:pPr>
-        <w:rPr>
-          <w:rFonts w:hint="eastAsia"/>
-        </w:rPr>
-      </w:pPr>
-    </w:p>
-    <w:p>
-      <w:pPr>
-        <w:rPr>
-          <w:rFonts w:hint="eastAsia"/>
-        </w:rPr>
-      </w:pPr>
-    </w:p>
-    <w:p>
-      <w:pPr>
-        <w:rPr>
-          <w:rFonts w:hint="eastAsia"/>
-        </w:rPr>
-      </w:pPr>
-      <w:r>
-        <w:t>此外，我的数据科学背景和AI工程实践经历，使我在技术方案设计时能更好地结合业务需求。曾基于</w:t>
-      </w:r>
-      <w:proofErr w:type="spellStart"/>
-      <w:r>
-        <w:t>LangChain</w:t>
-      </w:r>
-      <w:proofErr w:type="spellEnd"/>
-      <w:r>
-        <w:t xml:space="preserve">开发RAG知识库系统，并编写自动化脚本优化业务流程，这种复合背景让我不仅能完成前端开发，更能从系统层面思考技术实现，真正赋能业务发展。 </w:t>
-      </w:r>
-    </w:p>
-    <w:p>
-      <w:pPr>
-        <w:rPr>
-          <w:rFonts w:hint="eastAsia"/>
-        </w:rPr>
-      </w:pPr>
-    </w:p>
-    <w:p>
-      <w:pPr>
-        <w:rPr>
-          <w:rFonts w:hint="eastAsia"/>
-        </w:rPr>
-      </w:pPr>
-      <w:r>
-        <w:t>这些经历让我具备了独立交付企业级应用的能力、跨平台开发经验以及技术融合创新的视</w:t>
-      </w:r>
-      <w:r>
-        <w:lastRenderedPageBreak/>
-        <w:t>角。我相信这些能力能够为贵公司的前端开发工作带来价值，期待能在新的岗位上继续成长和贡献。谢谢大家。</w:t>
+        <w:t>锚点计算</w:t>
+      </w:r>
+      <w:r>
+        <w:rPr>
+          <w:strike/>
+        </w:rPr>
+        <w:t>：针对折叠、跳转改变高度场景，通过锚点计算避免滚动条位置偏移。</w:t>
+      </w:r>
+    </w:p>
+    <w:p>
+      <w:pPr>
+        <w:pStyle w:val="a9"/>
+        <w:numPr>
+          <w:ilvl w:val="2"/>
+          <w:numId w:val="2"/>
+        </w:numPr>
+        <w:rPr>
+          <w:rFonts w:hint="eastAsia"/>
+        </w:rPr>
+      </w:pPr>
+      <w:r>
+        <w:rPr>
+          <w:b/>
+          <w:bCs/>
+        </w:rPr>
+        <w:t>双向加载</w:t>
+      </w:r>
+      <w:r>
+        <w:t>：双向加载设置触发点获取数据，可按周获取，上拉下拉做懒加载及滚动位置修正。</w:t>
+      </w:r>
+    </w:p>
+    <w:p>
+      <w:pPr>
+        <w:rPr>
+          <w:rFonts w:hint="eastAsia"/>
+        </w:rPr>
+      </w:pPr>
+    </w:p>
+    <w:p>
+      <w:pPr>
+        <w:pStyle w:val="a9"/>
+        <w:numPr>
+          <w:ilvl w:val="0"/>
+          <w:numId w:val="2"/>
+        </w:numPr>
+        <w:rPr>
+          <w:rFonts w:hint="eastAsia"/>
+          <w:b/>
+          <w:bCs/>
+        </w:rPr>
+      </w:pPr>
+      <w:r>
+        <w:rPr>
+          <w:rFonts w:hint="eastAsia"/>
+          <w:b/>
+          <w:bCs/>
+        </w:rPr>
+        <w:t>问题挖掘</w:t>
       </w:r>
     </w:p>
     <w:p>
@@ -636,8 +919,160 @@
       </w:rPr>
     </w:lvl>
   </w:abstractNum>
+  <w:abstractNum w:abstractNumId="1" w15:restartNumberingAfterBreak="0">
+    <w:nsid w:val="6D936673"/>
+    <w:multiLevelType w:val="multilevel"/>
+    <w:tmpl w:val="0728CEE8"/>
+    <w:lvl w:ilvl="0">
+      <w:start w:val="1"/>
+      <w:numFmt w:val="bullet"/>
+      <w:lvlText w:val=""/>
+      <w:lvlJc w:val="left"/>
+      <w:pPr>
+        <w:tabs>
+          <w:tab w:val="num" w:pos="360"/>
+        </w:tabs>
+        <w:ind w:left="360" w:hanging="360"/>
+      </w:pPr>
+      <w:rPr>
+        <w:rFonts w:ascii="Symbol" w:hAnsi="Symbol" w:hint="default"/>
+        <w:sz w:val="20"/>
+      </w:rPr>
+    </w:lvl>
+    <w:lvl w:ilvl="1">
+      <w:start w:val="1"/>
+      <w:numFmt w:val="bullet"/>
+      <w:lvlText w:val="o"/>
+      <w:lvlJc w:val="left"/>
+      <w:pPr>
+        <w:tabs>
+          <w:tab w:val="num" w:pos="1080"/>
+        </w:tabs>
+        <w:ind w:left="1080" w:hanging="360"/>
+      </w:pPr>
+      <w:rPr>
+        <w:rFonts w:ascii="Courier New" w:hAnsi="Courier New" w:hint="default"/>
+        <w:sz w:val="20"/>
+      </w:rPr>
+    </w:lvl>
+    <w:lvl w:ilvl="2">
+      <w:start w:val="1"/>
+      <w:numFmt w:val="bullet"/>
+      <w:lvlText w:val=""/>
+      <w:lvlJc w:val="left"/>
+      <w:pPr>
+        <w:tabs>
+          <w:tab w:val="num" w:pos="1800"/>
+        </w:tabs>
+        <w:ind w:left="1800" w:hanging="360"/>
+      </w:pPr>
+      <w:rPr>
+        <w:rFonts w:ascii="Wingdings" w:hAnsi="Wingdings" w:hint="default"/>
+        <w:sz w:val="20"/>
+      </w:rPr>
+    </w:lvl>
+    <w:lvl w:ilvl="3" w:tentative="1">
+      <w:start w:val="1"/>
+      <w:numFmt w:val="bullet"/>
+      <w:lvlText w:val=""/>
+      <w:lvlJc w:val="left"/>
+      <w:pPr>
+        <w:tabs>
+          <w:tab w:val="num" w:pos="2520"/>
+        </w:tabs>
+        <w:ind w:left="2520" w:hanging="360"/>
+      </w:pPr>
+      <w:rPr>
+        <w:rFonts w:ascii="Wingdings" w:hAnsi="Wingdings" w:hint="default"/>
+        <w:sz w:val="20"/>
+      </w:rPr>
+    </w:lvl>
+    <w:lvl w:ilvl="4" w:tentative="1">
+      <w:start w:val="1"/>
+      <w:numFmt w:val="bullet"/>
+      <w:lvlText w:val=""/>
+      <w:lvlJc w:val="left"/>
+      <w:pPr>
+        <w:tabs>
+          <w:tab w:val="num" w:pos="3240"/>
+        </w:tabs>
+        <w:ind w:left="3240" w:hanging="360"/>
+      </w:pPr>
+      <w:rPr>
+        <w:rFonts w:ascii="Wingdings" w:hAnsi="Wingdings" w:hint="default"/>
+        <w:sz w:val="20"/>
+      </w:rPr>
+    </w:lvl>
+    <w:lvl w:ilvl="5" w:tentative="1">
+      <w:start w:val="1"/>
+      <w:numFmt w:val="bullet"/>
+      <w:lvlText w:val=""/>
+      <w:lvlJc w:val="left"/>
+      <w:pPr>
+        <w:tabs>
+          <w:tab w:val="num" w:pos="3960"/>
+        </w:tabs>
+        <w:ind w:left="3960" w:hanging="360"/>
+      </w:pPr>
+      <w:rPr>
+        <w:rFonts w:ascii="Wingdings" w:hAnsi="Wingdings" w:hint="default"/>
+        <w:sz w:val="20"/>
+      </w:rPr>
+    </w:lvl>
+    <w:lvl w:ilvl="6" w:tentative="1">
+      <w:start w:val="1"/>
+      <w:numFmt w:val="bullet"/>
+      <w:lvlText w:val=""/>
+      <w:lvlJc w:val="left"/>
+      <w:pPr>
+        <w:tabs>
+          <w:tab w:val="num" w:pos="4680"/>
+        </w:tabs>
+        <w:ind w:left="4680" w:hanging="360"/>
+      </w:pPr>
+      <w:rPr>
+        <w:rFonts w:ascii="Wingdings" w:hAnsi="Wingdings" w:hint="default"/>
+        <w:sz w:val="20"/>
+      </w:rPr>
+    </w:lvl>
+    <w:lvl w:ilvl="7" w:tentative="1">
+      <w:start w:val="1"/>
+      <w:numFmt w:val="bullet"/>
+      <w:lvlText w:val=""/>
+      <w:lvlJc w:val="left"/>
+      <w:pPr>
+        <w:tabs>
+          <w:tab w:val="num" w:pos="5400"/>
+        </w:tabs>
+        <w:ind w:left="5400" w:hanging="360"/>
+      </w:pPr>
+      <w:rPr>
+        <w:rFonts w:ascii="Wingdings" w:hAnsi="Wingdings" w:hint="default"/>
+        <w:sz w:val="20"/>
+      </w:rPr>
+    </w:lvl>
+    <w:lvl w:ilvl="8" w:tentative="1">
+      <w:start w:val="1"/>
+      <w:numFmt w:val="bullet"/>
+      <w:lvlText w:val=""/>
+      <w:lvlJc w:val="left"/>
+      <w:pPr>
+        <w:tabs>
+          <w:tab w:val="num" w:pos="6120"/>
+        </w:tabs>
+        <w:ind w:left="6120" w:hanging="360"/>
+      </w:pPr>
+      <w:rPr>
+        <w:rFonts w:ascii="Wingdings" w:hAnsi="Wingdings" w:hint="default"/>
+        <w:sz w:val="20"/>
+      </w:rPr>
+    </w:lvl>
+  </w:abstractNum>
   <w:num w:numId="1" w16cid:durableId="1309555736">
     <w:abstractNumId w:val="0"/>
+  </w:num>
+  <w:num w:numId="2" w16cid:durableId="716508437">
+    <w:abstractNumId w:val="1"/>
   </w:num>
 </w:numbering>
 </file>
@@ -1069,7 +1504,6 @@
     <w:next w:val="a"/>
     <w:link w:val="20"/>
     <w:uiPriority w:val="9"/>
-    <w:semiHidden/>
     <w:unhideWhenUsed/>
     <w:qFormat/>
     <w:rsid w:val="00E03DC8"/>
@@ -1286,7 +1720,6 @@
     <w:basedOn w:val="a0"/>
     <w:link w:val="2"/>
     <w:uiPriority w:val="9"/>
-    <w:semiHidden/>
     <w:rsid w:val="00E03DC8"/>
     <w:rPr>
       <w:rFonts w:asciiTheme="majorHAnsi" w:eastAsiaTheme="majorEastAsia" w:hAnsiTheme="majorHAnsi" w:cstheme="majorBidi"/>

--- a/lesson/自我介绍.docx
+++ b/lesson/自我介绍.docx
@@ -108,7 +108,15 @@
         <w:t>表明身份</w:t>
       </w:r>
       <w:r>
-        <w:t>：阐述工作年限，应届生需表明身份。</w:t>
+        <w:t>：阐述工作年限，应届生</w:t>
+      </w:r>
+      <w:proofErr w:type="gramStart"/>
+      <w:r>
+        <w:t>需表明</w:t>
+      </w:r>
+      <w:proofErr w:type="gramEnd"/>
+      <w:r>
+        <w:t>身份。</w:t>
       </w:r>
     </w:p>
     <w:p>
@@ -130,7 +138,15 @@
         <w:t>英文能力</w:t>
       </w:r>
       <w:r>
-        <w:t>：无海外留学经历可不讲英文能力。</w:t>
+        <w:t>：无海外留学经历</w:t>
+      </w:r>
+      <w:proofErr w:type="gramStart"/>
+      <w:r>
+        <w:t>可不讲</w:t>
+      </w:r>
+      <w:proofErr w:type="gramEnd"/>
+      <w:r>
+        <w:t>英文能力。</w:t>
       </w:r>
     </w:p>
     <w:p>
@@ -218,7 +234,31 @@
         <w:t>后续衔接</w:t>
       </w:r>
       <w:r>
-        <w:t>：自我介绍后询问面试官是否可扩展讲项目亮点，依面试官决定行事。</w:t>
+        <w:t>：自我介绍后询问面试</w:t>
+      </w:r>
+      <w:proofErr w:type="gramStart"/>
+      <w:r>
+        <w:t>官是否</w:t>
+      </w:r>
+      <w:proofErr w:type="gramEnd"/>
+      <w:r>
+        <w:t>可扩展</w:t>
+      </w:r>
+      <w:proofErr w:type="gramStart"/>
+      <w:r>
+        <w:t>讲项目</w:t>
+      </w:r>
+      <w:proofErr w:type="gramEnd"/>
+      <w:r>
+        <w:t>亮点，依面试</w:t>
+      </w:r>
+      <w:proofErr w:type="gramStart"/>
+      <w:r>
+        <w:t>官决定</w:t>
+      </w:r>
+      <w:proofErr w:type="gramEnd"/>
+      <w:r>
+        <w:t>行事。</w:t>
       </w:r>
     </w:p>
     <w:p>
@@ -280,7 +320,21 @@
         <w:rPr>
           <w:rFonts w:hint="eastAsia"/>
         </w:rPr>
-        <w:t>，求职岗位是端开发工程师</w:t>
+        <w:t>，求职岗位是</w:t>
+      </w:r>
+      <w:proofErr w:type="gramStart"/>
+      <w:r>
+        <w:rPr>
+          <w:rFonts w:hint="eastAsia"/>
+        </w:rPr>
+        <w:t>端开发</w:t>
+      </w:r>
+      <w:proofErr w:type="gramEnd"/>
+      <w:r>
+        <w:rPr>
+          <w:rFonts w:hint="eastAsia"/>
+        </w:rPr>
+        <w:t>工程师</w:t>
       </w:r>
       <w:r>
         <w:t>。</w:t>
@@ -341,29 +395,51 @@
         </w:rPr>
       </w:pPr>
       <w:r>
-        <w:t>第一个是飞书内嵌周报系统，</w:t>
+        <w:t>第一个是飞书内</w:t>
+      </w:r>
+      <w:proofErr w:type="gramStart"/>
+      <w:r>
+        <w:t>嵌</w:t>
+      </w:r>
+      <w:proofErr w:type="gramEnd"/>
+      <w:r>
+        <w:t>周报系统，</w:t>
       </w:r>
       <w:r>
         <w:rPr>
           <w:strike/>
         </w:rPr>
-        <w:t xml:space="preserve">我从零开始负责整个系统的设计、开发和上线。针对海量历史周报数据的展示需求，我封装了高性能的虚拟滚动列表，支持数据筛选和视角切换；为提升编辑体验，基于TipTap深度定制了富文本编辑器；同时通过Redux持久化和多端键盘适配等优化，确保系统稳定运行。该项目已成为团队标准协作工具，显著提升了信息同步效率。 </w:t>
-      </w:r>
-    </w:p>
-    <w:p>
-      <w:pPr>
-        <w:rPr>
-          <w:rFonts w:hint="eastAsia"/>
+        <w:t>我从零开始负责整个系统的设计、开发和上线。针对海量历史周报数据的展示需求，我封装了高性能的虚拟滚动列表，支持数据筛选和视角切换；为提升编辑体验，基于</w:t>
+      </w:r>
+      <w:proofErr w:type="spellStart"/>
+      <w:r>
+        <w:rPr>
           <w:strike/>
         </w:rPr>
-      </w:pPr>
-    </w:p>
-    <w:p>
-      <w:pPr>
-        <w:rPr>
-          <w:rFonts w:hint="eastAsia"/>
+        <w:t>TipTap</w:t>
+      </w:r>
+      <w:proofErr w:type="spellEnd"/>
+      <w:r>
+        <w:rPr>
           <w:strike/>
         </w:rPr>
+        <w:t xml:space="preserve">深度定制了富文本编辑器；同时通过Redux持久化和多端键盘适配等优化，确保系统稳定运行。该项目已成为团队标准协作工具，显著提升了信息同步效率。 </w:t>
+      </w:r>
+    </w:p>
+    <w:p>
+      <w:pPr>
+        <w:rPr>
+          <w:rFonts w:hint="eastAsia"/>
+          <w:strike/>
+        </w:rPr>
+      </w:pPr>
+    </w:p>
+    <w:p>
+      <w:pPr>
+        <w:rPr>
+          <w:rFonts w:hint="eastAsia"/>
+          <w:strike/>
+        </w:rPr>
       </w:pPr>
       <w:r>
         <w:t>第二个项目是硬件钱包固件烧录工具，</w:t>
@@ -403,7 +479,15 @@
         </w:rPr>
       </w:pPr>
       <w:r>
-        <w:t xml:space="preserve">此外，我的数据科学背景和AI工程实践经历，使我在技术方案设计时能更好地结合业务需求。曾基于LangChain开发RAG知识库系统，并编写自动化脚本优化业务流程，这种复合背景让我不仅能完成前端开发，更能从系统层面思考技术实现，真正赋能业务发展。 </w:t>
+        <w:t>此外，我的数据科学背景和AI工程实践经历，使我在技术方案设计时能更好地结合业务需求。曾基于</w:t>
+      </w:r>
+      <w:proofErr w:type="spellStart"/>
+      <w:r>
+        <w:t>LangChain</w:t>
+      </w:r>
+      <w:proofErr w:type="spellEnd"/>
+      <w:r>
+        <w:t xml:space="preserve">开发RAG知识库系统，并编写自动化脚本优化业务流程，这种复合背景让我不仅能完成前端开发，更能从系统层面思考技术实现，真正赋能业务发展。 </w:t>
       </w:r>
     </w:p>
     <w:p>
@@ -433,6 +517,213 @@
           <w:rFonts w:hint="eastAsia"/>
         </w:rPr>
       </w:pPr>
+    </w:p>
+    <w:p>
+      <w:pPr>
+        <w:rPr>
+          <w:rFonts w:hint="eastAsia"/>
+        </w:rPr>
+      </w:pPr>
+      <w:r>
+        <w:t>各位面试官，下午好。</w:t>
+      </w:r>
+    </w:p>
+    <w:p>
+      <w:pPr>
+        <w:rPr>
+          <w:rFonts w:hint="eastAsia"/>
+        </w:rPr>
+      </w:pPr>
+      <w:r>
+        <w:t>我是，毕业于大学专业</w:t>
+      </w:r>
+      <w:r>
+        <w:rPr>
+          <w:rFonts w:hint="eastAsia"/>
+        </w:rPr>
+        <w:t>，求职岗位是</w:t>
+      </w:r>
+      <w:proofErr w:type="gramStart"/>
+      <w:r>
+        <w:rPr>
+          <w:rFonts w:hint="eastAsia"/>
+        </w:rPr>
+        <w:t>端开发</w:t>
+      </w:r>
+      <w:proofErr w:type="gramEnd"/>
+      <w:r>
+        <w:rPr>
+          <w:rFonts w:hint="eastAsia"/>
+        </w:rPr>
+        <w:t>工程师</w:t>
+      </w:r>
+      <w:r>
+        <w:t>。</w:t>
+      </w:r>
+    </w:p>
+    <w:p>
+      <w:pPr>
+        <w:rPr>
+          <w:rFonts w:hint="eastAsia"/>
+        </w:rPr>
+      </w:pPr>
+    </w:p>
+    <w:p>
+      <w:pPr>
+        <w:rPr>
+          <w:rFonts w:hint="eastAsia"/>
+        </w:rPr>
+      </w:pPr>
+      <w:r>
+        <w:rPr>
+          <w:rFonts w:hint="eastAsia"/>
+        </w:rPr>
+        <w:t>我在</w:t>
+      </w:r>
+      <w:r>
+        <w:t xml:space="preserve">2023年7月毕业后加入公司，先后担任数字化管理专员和前端开发工程师。 </w:t>
+      </w:r>
+    </w:p>
+    <w:p>
+      <w:pPr>
+        <w:rPr>
+          <w:rFonts w:hint="eastAsia"/>
+        </w:rPr>
+      </w:pPr>
+    </w:p>
+    <w:p>
+      <w:pPr>
+        <w:rPr>
+          <w:rFonts w:hint="eastAsia"/>
+        </w:rPr>
+      </w:pPr>
+      <w:r>
+        <w:t>在工作期间，我独立完成了两个具有代表性的项目。</w:t>
+      </w:r>
+    </w:p>
+    <w:p>
+      <w:pPr>
+        <w:rPr>
+          <w:rFonts w:hint="eastAsia"/>
+        </w:rPr>
+      </w:pPr>
+    </w:p>
+    <w:p>
+      <w:pPr>
+        <w:rPr>
+          <w:rFonts w:hint="eastAsia"/>
+          <w:strike/>
+        </w:rPr>
+      </w:pPr>
+      <w:r>
+        <w:t>第一个是飞书内</w:t>
+      </w:r>
+      <w:proofErr w:type="gramStart"/>
+      <w:r>
+        <w:t>嵌</w:t>
+      </w:r>
+      <w:proofErr w:type="gramEnd"/>
+      <w:r>
+        <w:t>周报系统，</w:t>
+      </w:r>
+      <w:r>
+        <w:t>我从零开始负责整个系统的设计、开发和上线。</w:t>
+      </w:r>
+      <w:r>
+        <w:rPr>
+          <w:rFonts w:hint="eastAsia"/>
+        </w:rPr>
+        <w:t>完成了</w:t>
+      </w:r>
+      <w:r>
+        <w:t>一个可在浏览器与飞书客户端内运行的企业级周报管理系统，提供周报编写、浏览、评论、</w:t>
+      </w:r>
+      <w:r>
+        <w:rPr>
+          <w:rFonts w:hint="eastAsia"/>
+        </w:rPr>
+        <w:t>图表、</w:t>
+      </w:r>
+      <w:r>
+        <w:t>OKR关联等核心功能，实现了飞书生态内免登、多端适配、数据可视化、公司各方面数据的统计与可视化。</w:t>
+      </w:r>
+      <w:r>
+        <w:rPr>
+          <w:strike/>
+        </w:rPr>
+        <w:t xml:space="preserve"> </w:t>
+      </w:r>
+    </w:p>
+    <w:p>
+      <w:pPr>
+        <w:rPr>
+          <w:rFonts w:hint="eastAsia"/>
+          <w:strike/>
+        </w:rPr>
+      </w:pPr>
+    </w:p>
+    <w:p>
+      <w:pPr>
+        <w:rPr>
+          <w:rFonts w:hint="eastAsia"/>
+          <w:strike/>
+        </w:rPr>
+      </w:pPr>
+      <w:r>
+        <w:t>第二个项目是硬件钱包固件烧录工具，</w:t>
+      </w:r>
+      <w:r>
+        <w:t>我独立开发了跨Windows、Linux、macOS三端的Electron桌面应用。涵盖了核心硬件升级的场景,并且保证在整个的关键链路可以观察进度，保障了烧录的完整性。</w:t>
+      </w:r>
+    </w:p>
+    <w:p>
+      <w:pPr>
+        <w:rPr>
+          <w:rFonts w:hint="eastAsia"/>
+        </w:rPr>
+      </w:pPr>
+    </w:p>
+    <w:p>
+      <w:pPr>
+        <w:rPr>
+          <w:rFonts w:hint="eastAsia"/>
+        </w:rPr>
+      </w:pPr>
+    </w:p>
+    <w:p>
+      <w:pPr>
+        <w:rPr>
+          <w:rFonts w:hint="eastAsia"/>
+        </w:rPr>
+      </w:pPr>
+      <w:r>
+        <w:t>此外，我的数据科学背景和AI工程实践经历，使我在技术方案设计时能更好地结合业务需求。曾基于</w:t>
+      </w:r>
+      <w:proofErr w:type="spellStart"/>
+      <w:r>
+        <w:t>LangChain</w:t>
+      </w:r>
+      <w:proofErr w:type="spellEnd"/>
+      <w:r>
+        <w:t xml:space="preserve">开发RAG知识库系统，并编写自动化脚本优化业务流程，这种复合背景让我不仅能完成前端开发，更能从系统层面思考技术实现，真正赋能业务发展。 </w:t>
+      </w:r>
+    </w:p>
+    <w:p>
+      <w:pPr>
+        <w:rPr>
+          <w:rFonts w:hint="eastAsia"/>
+        </w:rPr>
+      </w:pPr>
+    </w:p>
+    <w:p>
+      <w:pPr>
+        <w:rPr>
+          <w:rFonts w:hint="eastAsia"/>
+        </w:rPr>
+      </w:pPr>
+      <w:r>
+        <w:t>这些经历让我具备了独立交付企业级应用的能力、跨平台开发经验以及技术融合创新的视角。我相信这些能力能够为贵公司的前端开发工作带来价值，期待能在新的岗位上继续成长和贡献。谢谢大家。</w:t>
+      </w:r>
     </w:p>
     <w:p>
       <w:pPr>
@@ -534,10 +825,34 @@
           <w:b/>
           <w:bCs/>
         </w:rPr>
-        <w:t>自研组件</w:t>
-      </w:r>
-      <w:r>
-        <w:t>：自研高性能虚拟滚动列表，支持</w:t>
+        <w:t>自</w:t>
+      </w:r>
+      <w:proofErr w:type="gramStart"/>
+      <w:r>
+        <w:rPr>
+          <w:b/>
+          <w:bCs/>
+        </w:rPr>
+        <w:t>研</w:t>
+      </w:r>
+      <w:proofErr w:type="gramEnd"/>
+      <w:r>
+        <w:rPr>
+          <w:b/>
+          <w:bCs/>
+        </w:rPr>
+        <w:t>组件</w:t>
+      </w:r>
+      <w:r>
+        <w:t>：自</w:t>
+      </w:r>
+      <w:proofErr w:type="gramStart"/>
+      <w:r>
+        <w:t>研</w:t>
+      </w:r>
+      <w:proofErr w:type="gramEnd"/>
+      <w:r>
+        <w:t>高性能虚拟滚动列表，支持</w:t>
       </w:r>
       <w:r>
         <w:rPr>
@@ -613,8 +928,16 @@
         <w:rPr>
           <w:rFonts w:hint="eastAsia"/>
         </w:rPr>
-        <w:t>从零到一</w:t>
-      </w:r>
+        <w:t>从零到</w:t>
+      </w:r>
+      <w:proofErr w:type="gramStart"/>
+      <w:r>
+        <w:rPr>
+          <w:rFonts w:hint="eastAsia"/>
+        </w:rPr>
+        <w:t>一</w:t>
+      </w:r>
+      <w:proofErr w:type="gramEnd"/>
       <w:r>
         <w:rPr>
           <w:rFonts w:hint="eastAsia"/>
@@ -658,16 +981,39 @@
           <w:b/>
           <w:bCs/>
         </w:rPr>
+        <w:lastRenderedPageBreak/>
         <w:t>渲染优化</w:t>
       </w:r>
       <w:r>
-        <w:t>：采用视口附近数据懒加载方案，</w:t>
-      </w:r>
-      <w:r>
-        <w:rPr>
-          <w:rFonts w:hint="eastAsia"/>
-        </w:rPr>
-        <w:t>只渲染视口上下的内容，其余用展位高度</w:t>
+        <w:t>：采用视口附近数据</w:t>
+      </w:r>
+      <w:proofErr w:type="gramStart"/>
+      <w:r>
+        <w:t>懒</w:t>
+      </w:r>
+      <w:proofErr w:type="gramEnd"/>
+      <w:r>
+        <w:t>加载方案，</w:t>
+      </w:r>
+      <w:r>
+        <w:rPr>
+          <w:rFonts w:hint="eastAsia"/>
+        </w:rPr>
+        <w:t>只渲染视口上下的内容，</w:t>
+      </w:r>
+      <w:proofErr w:type="gramStart"/>
+      <w:r>
+        <w:rPr>
+          <w:rFonts w:hint="eastAsia"/>
+        </w:rPr>
+        <w:t>其余用</w:t>
+      </w:r>
+      <w:proofErr w:type="gramEnd"/>
+      <w:r>
+        <w:rPr>
+          <w:rFonts w:hint="eastAsia"/>
+        </w:rPr>
+        <w:t>展位高度</w:t>
       </w:r>
       <w:r>
         <w:t>撑开滚动条，保障滚动丝滑。</w:t>
@@ -685,6 +1031,7 @@
           <w:strike/>
         </w:rPr>
       </w:pPr>
+      <w:proofErr w:type="gramStart"/>
       <w:r>
         <w:rPr>
           <w:b/>
@@ -693,11 +1040,26 @@
         </w:rPr>
         <w:t>锚点计算</w:t>
       </w:r>
+      <w:proofErr w:type="gramEnd"/>
       <w:r>
         <w:rPr>
           <w:strike/>
         </w:rPr>
-        <w:t>：针对折叠、跳转改变高度场景，通过锚点计算避免滚动条位置偏移。</w:t>
+        <w:t>：针对折叠、跳转改变高度场景，</w:t>
+      </w:r>
+      <w:proofErr w:type="gramStart"/>
+      <w:r>
+        <w:rPr>
+          <w:strike/>
+        </w:rPr>
+        <w:t>通过锚点计算</w:t>
+      </w:r>
+      <w:proofErr w:type="gramEnd"/>
+      <w:r>
+        <w:rPr>
+          <w:strike/>
+        </w:rPr>
+        <w:t>避免滚动条位置偏移。</w:t>
       </w:r>
     </w:p>
     <w:p>
@@ -719,7 +1081,15 @@
         <w:t>双向加载</w:t>
       </w:r>
       <w:r>
-        <w:t>：双向加载设置触发点获取数据，可按周获取，上拉下拉做懒加载及滚动位置修正。</w:t>
+        <w:t>：双向加载设置触发点获取数据，可按周获取，上</w:t>
+      </w:r>
+      <w:proofErr w:type="gramStart"/>
+      <w:r>
+        <w:t>拉下拉做懒</w:t>
+      </w:r>
+      <w:proofErr w:type="gramEnd"/>
+      <w:r>
+        <w:t>加载及滚动位置修正。</w:t>
       </w:r>
     </w:p>
     <w:p>
@@ -766,6 +1136,64 @@
     </w:sectPr>
   </w:body>
 </w:document>
+</file>
+
+<file path=word/endnotes.xml><?xml version="1.0" encoding="utf-8"?>
+<w:endnotes xmlns:wpc="http://schemas.microsoft.com/office/word/2010/wordprocessingCanvas" xmlns:cx="http://schemas.microsoft.com/office/drawing/2014/chartex" xmlns:cx1="http://schemas.microsoft.com/office/drawing/2015/9/8/chartex" xmlns:cx2="http://schemas.microsoft.com/office/drawing/2015/10/21/chartex" xmlns:cx3="http://schemas.microsoft.com/office/drawing/2016/5/9/chartex" xmlns:cx4="http://schemas.microsoft.com/office/drawing/2016/5/10/chartex" xmlns:cx5="http://schemas.microsoft.com/office/drawing/2016/5/11/chartex" xmlns:cx6="http://schemas.microsoft.com/office/drawing/2016/5/12/chartex" xmlns:cx7="http://schemas.microsoft.com/office/drawing/2016/5/13/chartex" xmlns:cx8="http://schemas.microsoft.com/office/drawing/2016/5/14/chartex" xmlns:mc="http://schemas.openxmlformats.org/markup-compatibility/2006" xmlns:aink="http://schemas.microsoft.com/office/drawing/2016/ink" xmlns:am3d="http://schemas.microsoft.com/office/drawing/2017/model3d" xmlns:o="urn:schemas-microsoft-com:office:office" xmlns:oel="http://schemas.microsoft.com/office/2019/extlst" xmlns:r="http://schemas.openxmlformats.org/officeDocument/2006/relationships" xmlns:m="http://schemas.openxmlformats.org/officeDocument/2006/math" xmlns:v="urn:schemas-microsoft-com:vml" xmlns:wp14="http://schemas.microsoft.com/office/word/2010/wordprocessingDrawing" xmlns:wp="http://schemas.openxmlformats.org/drawingml/2006/wordprocessingDrawing" xmlns:w10="urn:schemas-microsoft-com:office:word" xmlns:w="http://schemas.openxmlformats.org/wordprocessingml/2006/main" xmlns:w14="http://schemas.microsoft.com/office/word/2010/wordml" xmlns:w15="http://schemas.microsoft.com/office/word/2012/wordml" xmlns:w16cex="http://schemas.microsoft.com/office/word/2018/wordml/cex" xmlns:w16cid="http://schemas.microsoft.com/office/word/2016/wordml/cid" xmlns:w16="http://schemas.microsoft.com/office/word/2018/wordml" xmlns:w16du="http://schemas.microsoft.com/office/word/2023/wordml/word16du" xmlns:w16sdtdh="http://schemas.microsoft.com/office/word/2020/wordml/sdtdatahash" xmlns:w16sdtfl="http://schemas.microsoft.com/office/word/2024/wordml/sdtformatlock" xmlns:w16se="http://schemas.microsoft.com/office/word/2015/wordml/symex" xmlns:wpg="http://schemas.microsoft.com/office/word/2010/wordprocessingGroup" xmlns:wpi="http://schemas.microsoft.com/office/word/2010/wordprocessingInk" xmlns:wne="http://schemas.microsoft.com/office/word/2006/wordml" xmlns:wps="http://schemas.microsoft.com/office/word/2010/wordprocessingShape" mc:Ignorable="w14 w15 w16se w16cid w16 w16cex w16sdtdh w16sdtfl w16du wp14">
+  <w:endnote w:type="separator" w:id="-1">
+    <w:p>
+      <w:pPr>
+        <w:rPr>
+          <w:rFonts w:hint="eastAsia"/>
+        </w:rPr>
+      </w:pPr>
+      <w:r>
+        <w:separator/>
+      </w:r>
+    </w:p>
+  </w:endnote>
+  <w:endnote w:type="continuationSeparator" w:id="0">
+    <w:p>
+      <w:pPr>
+        <w:rPr>
+          <w:rFonts w:hint="eastAsia"/>
+        </w:rPr>
+      </w:pPr>
+      <w:r>
+        <w:continuationSeparator/>
+      </w:r>
+    </w:p>
+  </w:endnote>
+</w:endnotes>
+</file>
+
+<file path=word/footnotes.xml><?xml version="1.0" encoding="utf-8"?>
+<w:footnotes xmlns:wpc="http://schemas.microsoft.com/office/word/2010/wordprocessingCanvas" xmlns:cx="http://schemas.microsoft.com/office/drawing/2014/chartex" xmlns:cx1="http://schemas.microsoft.com/office/drawing/2015/9/8/chartex" xmlns:cx2="http://schemas.microsoft.com/office/drawing/2015/10/21/chartex" xmlns:cx3="http://schemas.microsoft.com/office/drawing/2016/5/9/chartex" xmlns:cx4="http://schemas.microsoft.com/office/drawing/2016/5/10/chartex" xmlns:cx5="http://schemas.microsoft.com/office/drawing/2016/5/11/chartex" xmlns:cx6="http://schemas.microsoft.com/office/drawing/2016/5/12/chartex" xmlns:cx7="http://schemas.microsoft.com/office/drawing/2016/5/13/chartex" xmlns:cx8="http://schemas.microsoft.com/office/drawing/2016/5/14/chartex" xmlns:mc="http://schemas.openxmlformats.org/markup-compatibility/2006" xmlns:aink="http://schemas.microsoft.com/office/drawing/2016/ink" xmlns:am3d="http://schemas.microsoft.com/office/drawing/2017/model3d" xmlns:o="urn:schemas-microsoft-com:office:office" xmlns:oel="http://schemas.microsoft.com/office/2019/extlst" xmlns:r="http://schemas.openxmlformats.org/officeDocument/2006/relationships" xmlns:m="http://schemas.openxmlformats.org/officeDocument/2006/math" xmlns:v="urn:schemas-microsoft-com:vml" xmlns:wp14="http://schemas.microsoft.com/office/word/2010/wordprocessingDrawing" xmlns:wp="http://schemas.openxmlformats.org/drawingml/2006/wordprocessingDrawing" xmlns:w10="urn:schemas-microsoft-com:office:word" xmlns:w="http://schemas.openxmlformats.org/wordprocessingml/2006/main" xmlns:w14="http://schemas.microsoft.com/office/word/2010/wordml" xmlns:w15="http://schemas.microsoft.com/office/word/2012/wordml" xmlns:w16cex="http://schemas.microsoft.com/office/word/2018/wordml/cex" xmlns:w16cid="http://schemas.microsoft.com/office/word/2016/wordml/cid" xmlns:w16="http://schemas.microsoft.com/office/word/2018/wordml" xmlns:w16du="http://schemas.microsoft.com/office/word/2023/wordml/word16du" xmlns:w16sdtdh="http://schemas.microsoft.com/office/word/2020/wordml/sdtdatahash" xmlns:w16sdtfl="http://schemas.microsoft.com/office/word/2024/wordml/sdtformatlock" xmlns:w16se="http://schemas.microsoft.com/office/word/2015/wordml/symex" xmlns:wpg="http://schemas.microsoft.com/office/word/2010/wordprocessingGroup" xmlns:wpi="http://schemas.microsoft.com/office/word/2010/wordprocessingInk" xmlns:wne="http://schemas.microsoft.com/office/word/2006/wordml" xmlns:wps="http://schemas.microsoft.com/office/word/2010/wordprocessingShape" mc:Ignorable="w14 w15 w16se w16cid w16 w16cex w16sdtdh w16sdtfl w16du wp14">
+  <w:footnote w:type="separator" w:id="-1">
+    <w:p>
+      <w:pPr>
+        <w:rPr>
+          <w:rFonts w:hint="eastAsia"/>
+        </w:rPr>
+      </w:pPr>
+      <w:r>
+        <w:separator/>
+      </w:r>
+    </w:p>
+  </w:footnote>
+  <w:footnote w:type="continuationSeparator" w:id="0">
+    <w:p>
+      <w:pPr>
+        <w:rPr>
+          <w:rFonts w:hint="eastAsia"/>
+        </w:rPr>
+      </w:pPr>
+      <w:r>
+        <w:continuationSeparator/>
+      </w:r>
+    </w:p>
+  </w:footnote>
+</w:footnotes>
 </file>
 
 <file path=word/numbering.xml><?xml version="1.0" encoding="utf-8"?>
@@ -1678,7 +2106,6 @@
   <w:style w:type="character" w:default="1" w:styleId="a0">
     <w:name w:val="Default Paragraph Font"/>
     <w:uiPriority w:val="1"/>
-    <w:semiHidden/>
     <w:unhideWhenUsed/>
   </w:style>
   <w:style w:type="table" w:default="1" w:styleId="a1">
@@ -1994,6 +2421,68 @@
       <w:smallCaps/>
       <w:color w:val="2F5496" w:themeColor="accent1" w:themeShade="BF"/>
       <w:spacing w:val="5"/>
+    </w:rPr>
+  </w:style>
+  <w:style w:type="paragraph" w:styleId="ae">
+    <w:name w:val="header"/>
+    <w:basedOn w:val="a"/>
+    <w:link w:val="af"/>
+    <w:uiPriority w:val="99"/>
+    <w:unhideWhenUsed/>
+    <w:rsid w:val="003050C2"/>
+    <w:pPr>
+      <w:tabs>
+        <w:tab w:val="center" w:pos="4153"/>
+        <w:tab w:val="right" w:pos="8306"/>
+      </w:tabs>
+      <w:snapToGrid w:val="0"/>
+      <w:jc w:val="center"/>
+    </w:pPr>
+    <w:rPr>
+      <w:sz w:val="18"/>
+      <w:szCs w:val="18"/>
+    </w:rPr>
+  </w:style>
+  <w:style w:type="character" w:customStyle="1" w:styleId="af">
+    <w:name w:val="页眉 字符"/>
+    <w:basedOn w:val="a0"/>
+    <w:link w:val="ae"/>
+    <w:uiPriority w:val="99"/>
+    <w:rsid w:val="003050C2"/>
+    <w:rPr>
+      <w:sz w:val="18"/>
+      <w:szCs w:val="18"/>
+    </w:rPr>
+  </w:style>
+  <w:style w:type="paragraph" w:styleId="af0">
+    <w:name w:val="footer"/>
+    <w:basedOn w:val="a"/>
+    <w:link w:val="af1"/>
+    <w:uiPriority w:val="99"/>
+    <w:unhideWhenUsed/>
+    <w:rsid w:val="003050C2"/>
+    <w:pPr>
+      <w:tabs>
+        <w:tab w:val="center" w:pos="4153"/>
+        <w:tab w:val="right" w:pos="8306"/>
+      </w:tabs>
+      <w:snapToGrid w:val="0"/>
+      <w:jc w:val="left"/>
+    </w:pPr>
+    <w:rPr>
+      <w:sz w:val="18"/>
+      <w:szCs w:val="18"/>
+    </w:rPr>
+  </w:style>
+  <w:style w:type="character" w:customStyle="1" w:styleId="af1">
+    <w:name w:val="页脚 字符"/>
+    <w:basedOn w:val="a0"/>
+    <w:link w:val="af0"/>
+    <w:uiPriority w:val="99"/>
+    <w:rsid w:val="003050C2"/>
+    <w:rPr>
+      <w:sz w:val="18"/>
+      <w:szCs w:val="18"/>
     </w:rPr>
   </w:style>
 </w:styles>

--- a/lesson/自我介绍.docx
+++ b/lesson/自我介绍.docx
@@ -981,7 +981,6 @@
           <w:b/>
           <w:bCs/>
         </w:rPr>
-        <w:lastRenderedPageBreak/>
         <w:t>渲染优化</w:t>
       </w:r>
       <w:r>
@@ -1089,15 +1088,17 @@
       </w:r>
       <w:proofErr w:type="gramEnd"/>
       <w:r>
-        <w:t>加载及滚动位置修正。</w:t>
-      </w:r>
-    </w:p>
-    <w:p>
-      <w:pPr>
-        <w:rPr>
-          <w:rFonts w:hint="eastAsia"/>
-        </w:rPr>
-      </w:pPr>
+        <w:t>加载及滚动位置修正</w:t>
+      </w:r>
+      <w:r>
+        <w:rPr>
+          <w:rFonts w:hint="eastAsia"/>
+        </w:rPr>
+        <w:t>，数据插入</w:t>
+      </w:r>
+      <w:r>
+        <w:t>。</w:t>
+      </w:r>
     </w:p>
     <w:p>
       <w:pPr>
@@ -1119,6 +1120,237 @@
           <w:bCs/>
         </w:rPr>
         <w:t>问题挖掘</w:t>
+      </w:r>
+    </w:p>
+    <w:p>
+      <w:pPr>
+        <w:pStyle w:val="a9"/>
+        <w:ind w:left="360"/>
+        <w:rPr>
+          <w:rFonts w:hint="eastAsia"/>
+        </w:rPr>
+      </w:pPr>
+      <w:r>
+        <w:rPr>
+          <w:rFonts w:hint="eastAsia"/>
+        </w:rPr>
+        <w:t>假设跳转如何定位，</w:t>
+      </w:r>
+    </w:p>
+    <w:p>
+      <w:pPr>
+        <w:pStyle w:val="a9"/>
+        <w:numPr>
+          <w:ilvl w:val="0"/>
+          <w:numId w:val="3"/>
+        </w:numPr>
+        <w:rPr>
+          <w:rFonts w:hint="eastAsia"/>
+        </w:rPr>
+      </w:pPr>
+      <w:r>
+        <w:rPr>
+          <w:rFonts w:hint="eastAsia"/>
+        </w:rPr>
+        <w:t>数据未加载处理：要做</w:t>
+      </w:r>
+      <w:r>
+        <w:rPr>
+          <w:rFonts w:hint="eastAsia"/>
+        </w:rPr>
+        <w:t>跳转loading，确保用户感知到跳转过程</w:t>
+      </w:r>
+    </w:p>
+    <w:p>
+      <w:pPr>
+        <w:pStyle w:val="a9"/>
+        <w:numPr>
+          <w:ilvl w:val="0"/>
+          <w:numId w:val="3"/>
+        </w:numPr>
+      </w:pPr>
+      <w:r>
+        <w:rPr>
+          <w:rFonts w:hint="eastAsia"/>
+        </w:rPr>
+        <w:t>失败兜底，提示原因</w:t>
+      </w:r>
+    </w:p>
+    <w:p>
+      <w:pPr>
+        <w:pStyle w:val="a9"/>
+        <w:numPr>
+          <w:ilvl w:val="0"/>
+          <w:numId w:val="3"/>
+        </w:numPr>
+      </w:pPr>
+      <w:r>
+        <w:rPr>
+          <w:rFonts w:hint="eastAsia"/>
+        </w:rPr>
+        <w:t>向上滚动位置偏移：</w:t>
+      </w:r>
+    </w:p>
+    <w:p>
+      <w:pPr>
+        <w:pStyle w:val="a9"/>
+        <w:numPr>
+          <w:ilvl w:val="1"/>
+          <w:numId w:val="3"/>
+        </w:numPr>
+      </w:pPr>
+      <w:r>
+        <w:rPr>
+          <w:rFonts w:hint="eastAsia"/>
+        </w:rPr>
+        <w:t>原因：未对已加载数据做内存清理</w:t>
+      </w:r>
+    </w:p>
+    <w:p>
+      <w:pPr>
+        <w:pStyle w:val="a9"/>
+        <w:numPr>
+          <w:ilvl w:val="1"/>
+          <w:numId w:val="3"/>
+        </w:numPr>
+      </w:pPr>
+      <w:r>
+        <w:rPr>
+          <w:rFonts w:hint="eastAsia"/>
+        </w:rPr>
+        <w:t>数据长时清理数据：</w:t>
+      </w:r>
+      <w:r>
+        <w:rPr>
+          <w:rFonts w:hint="eastAsia"/>
+        </w:rPr>
+        <w:t>数据分段、缓存淘汰：</w:t>
+      </w:r>
+    </w:p>
+    <w:p>
+      <w:pPr>
+        <w:pStyle w:val="a9"/>
+        <w:numPr>
+          <w:ilvl w:val="2"/>
+          <w:numId w:val="3"/>
+        </w:numPr>
+      </w:pPr>
+      <w:r>
+        <w:rPr>
+          <w:rFonts w:hint="eastAsia"/>
+        </w:rPr>
+        <w:t>定义一个内存上限，超过数据量出发淘汰机制，分段存储，划分成逻辑上的数据块，（例如两三周一</w:t>
+      </w:r>
+      <w:proofErr w:type="gramStart"/>
+      <w:r>
+        <w:rPr>
+          <w:rFonts w:hint="eastAsia"/>
+        </w:rPr>
+        <w:t>个</w:t>
+      </w:r>
+      <w:proofErr w:type="gramEnd"/>
+      <w:r>
+        <w:rPr>
+          <w:rFonts w:hint="eastAsia"/>
+        </w:rPr>
+        <w:t>chunks），超过就触发淘汰</w:t>
+      </w:r>
+      <w:r>
+        <w:rPr>
+          <w:rFonts w:hint="eastAsia"/>
+        </w:rPr>
+        <w:t>，</w:t>
+      </w:r>
+      <w:r>
+        <w:rPr>
+          <w:rFonts w:hint="eastAsia"/>
+        </w:rPr>
+        <w:t>历史数据、当前数据、即将更新数据，基于索引、时间戳，先进先出，简单淘汰旧的chunk，让数据</w:t>
+      </w:r>
+      <w:proofErr w:type="gramStart"/>
+      <w:r>
+        <w:rPr>
+          <w:rFonts w:hint="eastAsia"/>
+        </w:rPr>
+        <w:t>量回归</w:t>
+      </w:r>
+      <w:proofErr w:type="gramEnd"/>
+      <w:r>
+        <w:rPr>
+          <w:rFonts w:hint="eastAsia"/>
+        </w:rPr>
+        <w:t>到安全的阈值</w:t>
+      </w:r>
+    </w:p>
+    <w:p>
+      <w:pPr>
+        <w:pStyle w:val="a9"/>
+        <w:numPr>
+          <w:ilvl w:val="2"/>
+          <w:numId w:val="3"/>
+        </w:numPr>
+      </w:pPr>
+      <w:r>
+        <w:rPr>
+          <w:rFonts w:hint="eastAsia"/>
+        </w:rPr>
+        <w:t>LRU的缓存淘汰机制：最近最少使用过的淘汰机制</w:t>
+      </w:r>
+      <w:r>
+        <w:rPr>
+          <w:rFonts w:hint="eastAsia"/>
+        </w:rPr>
+        <w:t>，</w:t>
+      </w:r>
+      <w:r>
+        <w:rPr>
+          <w:rFonts w:hint="eastAsia"/>
+        </w:rPr>
+        <w:t>一个数据在最近一段时间未被访问，将来被访问概率很小</w:t>
+      </w:r>
+      <w:r>
+        <w:rPr>
+          <w:rFonts w:hint="eastAsia"/>
+        </w:rPr>
+        <w:t>，</w:t>
+      </w:r>
+      <w:r>
+        <w:rPr>
+          <w:rFonts w:hint="eastAsia"/>
+        </w:rPr>
+        <w:t>用哈希表和双向链表的结合，进行判定，头部</w:t>
+      </w:r>
+      <w:proofErr w:type="gramStart"/>
+      <w:r>
+        <w:rPr>
+          <w:rFonts w:hint="eastAsia"/>
+        </w:rPr>
+        <w:t>放最近</w:t>
+      </w:r>
+      <w:proofErr w:type="gramEnd"/>
+      <w:r>
+        <w:rPr>
+          <w:rFonts w:hint="eastAsia"/>
+        </w:rPr>
+        <w:t>使用过的，</w:t>
+      </w:r>
+    </w:p>
+    <w:p>
+      <w:pPr>
+        <w:pStyle w:val="a9"/>
+        <w:numPr>
+          <w:ilvl w:val="2"/>
+          <w:numId w:val="3"/>
+        </w:numPr>
+        <w:rPr>
+          <w:rFonts w:hint="eastAsia"/>
+        </w:rPr>
+      </w:pPr>
+      <w:r>
+        <w:rPr>
+          <w:rFonts w:hint="eastAsia"/>
+        </w:rPr>
+        <w:t>基于滚动距离淘汰，</w:t>
       </w:r>
     </w:p>
     <w:p>
@@ -1199,6 +1431,95 @@
 <file path=word/numbering.xml><?xml version="1.0" encoding="utf-8"?>
 <w:numbering xmlns:wpc="http://schemas.microsoft.com/office/word/2010/wordprocessingCanvas" xmlns:cx="http://schemas.microsoft.com/office/drawing/2014/chartex" xmlns:cx1="http://schemas.microsoft.com/office/drawing/2015/9/8/chartex" xmlns:cx2="http://schemas.microsoft.com/office/drawing/2015/10/21/chartex" xmlns:cx3="http://schemas.microsoft.com/office/drawing/2016/5/9/chartex" xmlns:cx4="http://schemas.microsoft.com/office/drawing/2016/5/10/chartex" xmlns:cx5="http://schemas.microsoft.com/office/drawing/2016/5/11/chartex" xmlns:cx6="http://schemas.microsoft.com/office/drawing/2016/5/12/chartex" xmlns:cx7="http://schemas.microsoft.com/office/drawing/2016/5/13/chartex" xmlns:cx8="http://schemas.microsoft.com/office/drawing/2016/5/14/chartex" xmlns:mc="http://schemas.openxmlformats.org/markup-compatibility/2006" xmlns:aink="http://schemas.microsoft.com/office/drawing/2016/ink" xmlns:am3d="http://schemas.microsoft.com/office/drawing/2017/model3d" xmlns:o="urn:schemas-microsoft-com:office:office" xmlns:oel="http://schemas.microsoft.com/office/2019/extlst" xmlns:r="http://schemas.openxmlformats.org/officeDocument/2006/relationships" xmlns:m="http://schemas.openxmlformats.org/officeDocument/2006/math" xmlns:v="urn:schemas-microsoft-com:vml" xmlns:wp14="http://schemas.microsoft.com/office/word/2010/wordprocessingDrawing" xmlns:wp="http://schemas.openxmlformats.org/drawingml/2006/wordprocessingDrawing" xmlns:w10="urn:schemas-microsoft-com:office:word" xmlns:w="http://schemas.openxmlformats.org/wordprocessingml/2006/main" xmlns:w14="http://schemas.microsoft.com/office/word/2010/wordml" xmlns:w15="http://schemas.microsoft.com/office/word/2012/wordml" xmlns:w16cex="http://schemas.microsoft.com/office/word/2018/wordml/cex" xmlns:w16cid="http://schemas.microsoft.com/office/word/2016/wordml/cid" xmlns:w16="http://schemas.microsoft.com/office/word/2018/wordml" xmlns:w16du="http://schemas.microsoft.com/office/word/2023/wordml/word16du" xmlns:w16sdtdh="http://schemas.microsoft.com/office/word/2020/wordml/sdtdatahash" xmlns:w16sdtfl="http://schemas.microsoft.com/office/word/2024/wordml/sdtformatlock" xmlns:w16se="http://schemas.microsoft.com/office/word/2015/wordml/symex" xmlns:wpg="http://schemas.microsoft.com/office/word/2010/wordprocessingGroup" xmlns:wpi="http://schemas.microsoft.com/office/word/2010/wordprocessingInk" xmlns:wne="http://schemas.microsoft.com/office/word/2006/wordml" xmlns:wps="http://schemas.microsoft.com/office/word/2010/wordprocessingShape" mc:Ignorable="w14 w15 w16se w16cid w16 w16cex w16sdtdh w16sdtfl w16du wp14">
   <w:abstractNum w:abstractNumId="0" w15:restartNumberingAfterBreak="0">
+    <w:nsid w:val="1DBE4AA1"/>
+    <w:multiLevelType w:val="hybridMultilevel"/>
+    <w:tmpl w:val="574EAF66"/>
+    <w:lvl w:ilvl="0" w:tplc="E4A42600">
+      <w:start w:val="1"/>
+      <w:numFmt w:val="decimal"/>
+      <w:lvlText w:val="%1."/>
+      <w:lvlJc w:val="left"/>
+      <w:pPr>
+        <w:ind w:left="720" w:hanging="360"/>
+      </w:pPr>
+      <w:rPr>
+        <w:rFonts w:hint="default"/>
+      </w:rPr>
+    </w:lvl>
+    <w:lvl w:ilvl="1" w:tplc="04090019">
+      <w:start w:val="1"/>
+      <w:numFmt w:val="lowerLetter"/>
+      <w:lvlText w:val="%2)"/>
+      <w:lvlJc w:val="left"/>
+      <w:pPr>
+        <w:ind w:left="1240" w:hanging="440"/>
+      </w:pPr>
+    </w:lvl>
+    <w:lvl w:ilvl="2" w:tplc="0409001B">
+      <w:start w:val="1"/>
+      <w:numFmt w:val="lowerRoman"/>
+      <w:lvlText w:val="%3."/>
+      <w:lvlJc w:val="right"/>
+      <w:pPr>
+        <w:ind w:left="1680" w:hanging="440"/>
+      </w:pPr>
+    </w:lvl>
+    <w:lvl w:ilvl="3" w:tplc="0409000F" w:tentative="1">
+      <w:start w:val="1"/>
+      <w:numFmt w:val="decimal"/>
+      <w:lvlText w:val="%4."/>
+      <w:lvlJc w:val="left"/>
+      <w:pPr>
+        <w:ind w:left="2120" w:hanging="440"/>
+      </w:pPr>
+    </w:lvl>
+    <w:lvl w:ilvl="4" w:tplc="04090019" w:tentative="1">
+      <w:start w:val="1"/>
+      <w:numFmt w:val="lowerLetter"/>
+      <w:lvlText w:val="%5)"/>
+      <w:lvlJc w:val="left"/>
+      <w:pPr>
+        <w:ind w:left="2560" w:hanging="440"/>
+      </w:pPr>
+    </w:lvl>
+    <w:lvl w:ilvl="5" w:tplc="0409001B" w:tentative="1">
+      <w:start w:val="1"/>
+      <w:numFmt w:val="lowerRoman"/>
+      <w:lvlText w:val="%6."/>
+      <w:lvlJc w:val="right"/>
+      <w:pPr>
+        <w:ind w:left="3000" w:hanging="440"/>
+      </w:pPr>
+    </w:lvl>
+    <w:lvl w:ilvl="6" w:tplc="0409000F" w:tentative="1">
+      <w:start w:val="1"/>
+      <w:numFmt w:val="decimal"/>
+      <w:lvlText w:val="%7."/>
+      <w:lvlJc w:val="left"/>
+      <w:pPr>
+        <w:ind w:left="3440" w:hanging="440"/>
+      </w:pPr>
+    </w:lvl>
+    <w:lvl w:ilvl="7" w:tplc="04090019" w:tentative="1">
+      <w:start w:val="1"/>
+      <w:numFmt w:val="lowerLetter"/>
+      <w:lvlText w:val="%8)"/>
+      <w:lvlJc w:val="left"/>
+      <w:pPr>
+        <w:ind w:left="3880" w:hanging="440"/>
+      </w:pPr>
+    </w:lvl>
+    <w:lvl w:ilvl="8" w:tplc="0409001B" w:tentative="1">
+      <w:start w:val="1"/>
+      <w:numFmt w:val="lowerRoman"/>
+      <w:lvlText w:val="%9."/>
+      <w:lvlJc w:val="right"/>
+      <w:pPr>
+        <w:ind w:left="4320" w:hanging="440"/>
+      </w:pPr>
+    </w:lvl>
+  </w:abstractNum>
+  <w:abstractNum w:abstractNumId="1" w15:restartNumberingAfterBreak="0">
     <w:nsid w:val="6CE85BD5"/>
     <w:multiLevelType w:val="multilevel"/>
     <w:tmpl w:val="A6CED16C"/>
@@ -1347,7 +1668,7 @@
       </w:rPr>
     </w:lvl>
   </w:abstractNum>
-  <w:abstractNum w:abstractNumId="1" w15:restartNumberingAfterBreak="0">
+  <w:abstractNum w:abstractNumId="2" w15:restartNumberingAfterBreak="0">
     <w:nsid w:val="6D936673"/>
     <w:multiLevelType w:val="multilevel"/>
     <w:tmpl w:val="0728CEE8"/>
@@ -1497,10 +1818,13 @@
     </w:lvl>
   </w:abstractNum>
   <w:num w:numId="1" w16cid:durableId="1309555736">
-    <w:abstractNumId w:val="0"/>
+    <w:abstractNumId w:val="1"/>
   </w:num>
   <w:num w:numId="2" w16cid:durableId="716508437">
-    <w:abstractNumId w:val="1"/>
+    <w:abstractNumId w:val="2"/>
+  </w:num>
+  <w:num w:numId="3" w16cid:durableId="1656254804">
+    <w:abstractNumId w:val="0"/>
   </w:num>
 </w:numbering>
 </file>
@@ -2106,6 +2430,7 @@
   <w:style w:type="character" w:default="1" w:styleId="a0">
     <w:name w:val="Default Paragraph Font"/>
     <w:uiPriority w:val="1"/>
+    <w:semiHidden/>
     <w:unhideWhenUsed/>
   </w:style>
   <w:style w:type="table" w:default="1" w:styleId="a1">

--- a/lesson/自我介绍.docx
+++ b/lesson/自我介绍.docx
@@ -296,13 +296,6 @@
           <w:rFonts w:hint="eastAsia"/>
         </w:rPr>
       </w:pPr>
-    </w:p>
-    <w:p>
-      <w:pPr>
-        <w:rPr>
-          <w:rFonts w:hint="eastAsia"/>
-        </w:rPr>
-      </w:pPr>
       <w:r>
         <w:t>各位面试官，下午好。</w:t>
       </w:r>
@@ -504,11 +497,7 @@
         </w:rPr>
       </w:pPr>
       <w:r>
-        <w:t>这些经历让我具备了独立交付企业级应用的能力、跨平台开发经验以及技术融合创新的视角。我相信这些能力能够为贵公司的前端开发工作带来价值，期待能在新的岗位上继续成长</w:t>
-      </w:r>
-      <w:r>
-        <w:lastRenderedPageBreak/>
-        <w:t>和贡献。谢谢大家。</w:t>
+        <w:t>这些经历让我具备了独立交付企业级应用的能力、跨平台开发经验以及技术融合创新的视角。我相信这些能力能够为贵公司的前端开发工作带来价值，期待能在新的岗位上继续成长和贡献。谢谢大家。</w:t>
       </w:r>
     </w:p>
     <w:p>
@@ -724,13 +713,6 @@
       <w:r>
         <w:t>这些经历让我具备了独立交付企业级应用的能力、跨平台开发经验以及技术融合创新的视角。我相信这些能力能够为贵公司的前端开发工作带来价值，期待能在新的岗位上继续成长和贡献。谢谢大家。</w:t>
       </w:r>
-    </w:p>
-    <w:p>
-      <w:pPr>
-        <w:rPr>
-          <w:rFonts w:hint="eastAsia"/>
-        </w:rPr>
-      </w:pPr>
     </w:p>
     <w:p>
       <w:pPr>
@@ -1037,6 +1019,7 @@
           <w:bCs/>
           <w:strike/>
         </w:rPr>
+        <w:lastRenderedPageBreak/>
         <w:t>锚点计算</w:t>
       </w:r>
       <w:proofErr w:type="gramEnd"/>
@@ -1068,9 +1051,6 @@
           <w:ilvl w:val="2"/>
           <w:numId w:val="2"/>
         </w:numPr>
-        <w:rPr>
-          <w:rFonts w:hint="eastAsia"/>
-        </w:rPr>
       </w:pPr>
       <w:r>
         <w:rPr>
@@ -1109,6 +1089,508 @@
         </w:numPr>
         <w:rPr>
           <w:rFonts w:hint="eastAsia"/>
+        </w:rPr>
+      </w:pPr>
+      <w:proofErr w:type="spellStart"/>
+      <w:r>
+        <w:rPr>
+          <w:rFonts w:hint="eastAsia"/>
+          <w:b/>
+          <w:bCs/>
+        </w:rPr>
+        <w:t>tiptap</w:t>
+      </w:r>
+      <w:proofErr w:type="spellEnd"/>
+      <w:r>
+        <w:rPr>
+          <w:rFonts w:hint="eastAsia"/>
+          <w:b/>
+          <w:bCs/>
+        </w:rPr>
+        <w:t>二次开发</w:t>
+      </w:r>
+      <w:r>
+        <w:t>：</w:t>
+      </w:r>
+      <w:r>
+        <w:rPr>
+          <w:rFonts w:hint="eastAsia"/>
+        </w:rPr>
+        <w:t xml:space="preserve"> </w:t>
+      </w:r>
+    </w:p>
+    <w:p>
+      <w:pPr>
+        <w:pStyle w:val="a9"/>
+        <w:numPr>
+          <w:ilvl w:val="1"/>
+          <w:numId w:val="2"/>
+        </w:numPr>
+        <w:rPr>
+          <w:rFonts w:hint="eastAsia"/>
+        </w:rPr>
+      </w:pPr>
+      <w:r>
+        <w:rPr>
+          <w:rFonts w:hint="eastAsia"/>
+          <w:b/>
+          <w:bCs/>
+        </w:rPr>
+        <w:t>S：</w:t>
+      </w:r>
+      <w:r>
+        <w:rPr>
+          <w:rFonts w:hint="eastAsia"/>
+        </w:rPr>
+        <w:t>编写是个高频使用场景，</w:t>
+      </w:r>
+      <w:bookmarkStart w:id="0" w:name="OLE_LINK11"/>
+      <w:r>
+        <w:rPr>
+          <w:rFonts w:hint="eastAsia"/>
+        </w:rPr>
+        <w:t>用户会（</w:t>
+      </w:r>
+      <w:r>
+        <w:t>…</w:t>
+      </w:r>
+      <w:r>
+        <w:rPr>
+          <w:rFonts w:hint="eastAsia"/>
+        </w:rPr>
+        <w:t>），</w:t>
+      </w:r>
+      <w:proofErr w:type="gramStart"/>
+      <w:r>
+        <w:rPr>
+          <w:rFonts w:hint="eastAsia"/>
+        </w:rPr>
+        <w:t>写一半</w:t>
+      </w:r>
+      <w:proofErr w:type="gramEnd"/>
+      <w:r>
+        <w:rPr>
+          <w:rFonts w:hint="eastAsia"/>
+        </w:rPr>
+        <w:t>会丢稿等</w:t>
+      </w:r>
+      <w:bookmarkEnd w:id="0"/>
+    </w:p>
+    <w:p>
+      <w:pPr>
+        <w:pStyle w:val="a9"/>
+        <w:numPr>
+          <w:ilvl w:val="1"/>
+          <w:numId w:val="2"/>
+        </w:numPr>
+        <w:rPr>
+          <w:rFonts w:hint="eastAsia"/>
+        </w:rPr>
+      </w:pPr>
+      <w:r>
+        <w:rPr>
+          <w:rFonts w:hint="eastAsia"/>
+          <w:b/>
+          <w:bCs/>
+        </w:rPr>
+        <w:t>T：</w:t>
+      </w:r>
+      <w:r>
+        <w:rPr>
+          <w:rFonts w:hint="eastAsia"/>
+        </w:rPr>
+        <w:t>希望编辑器能更好用，适配飞书内嵌、多端的场景</w:t>
+      </w:r>
+    </w:p>
+    <w:p>
+      <w:pPr>
+        <w:pStyle w:val="a9"/>
+        <w:numPr>
+          <w:ilvl w:val="1"/>
+          <w:numId w:val="2"/>
+        </w:numPr>
+        <w:rPr>
+          <w:rFonts w:hint="eastAsia"/>
+        </w:rPr>
+      </w:pPr>
+      <w:r>
+        <w:rPr>
+          <w:rFonts w:hint="eastAsia"/>
+          <w:b/>
+          <w:bCs/>
+        </w:rPr>
+        <w:t>A：</w:t>
+      </w:r>
+    </w:p>
+    <w:p>
+      <w:pPr>
+        <w:pStyle w:val="a9"/>
+        <w:numPr>
+          <w:ilvl w:val="2"/>
+          <w:numId w:val="2"/>
+        </w:numPr>
+        <w:rPr>
+          <w:rFonts w:hint="eastAsia"/>
+        </w:rPr>
+      </w:pPr>
+      <w:proofErr w:type="spellStart"/>
+      <w:r>
+        <w:rPr>
+          <w:rFonts w:hint="eastAsia"/>
+          <w:b/>
+          <w:bCs/>
+        </w:rPr>
+        <w:t>tiptap</w:t>
+      </w:r>
+      <w:proofErr w:type="spellEnd"/>
+      <w:r>
+        <w:rPr>
+          <w:rFonts w:hint="eastAsia"/>
+          <w:b/>
+          <w:bCs/>
+        </w:rPr>
+        <w:t>二次开发</w:t>
+      </w:r>
+      <w:r>
+        <w:rPr>
+          <w:rFonts w:hint="eastAsia"/>
+        </w:rPr>
+        <w:t>：对</w:t>
+      </w:r>
+      <w:proofErr w:type="spellStart"/>
+      <w:r>
+        <w:rPr>
+          <w:rFonts w:hint="eastAsia"/>
+        </w:rPr>
+        <w:t>tiptap</w:t>
+      </w:r>
+      <w:proofErr w:type="spellEnd"/>
+      <w:r>
+        <w:rPr>
+          <w:rFonts w:hint="eastAsia"/>
+        </w:rPr>
+        <w:t>暴露的API接口进行配置，做了#、@等功能</w:t>
+      </w:r>
+      <w:r>
+        <w:rPr>
+          <w:rFonts w:hint="eastAsia"/>
+        </w:rPr>
+        <w:t>，</w:t>
+      </w:r>
+      <w:r>
+        <w:rPr>
+          <w:rFonts w:hint="eastAsia"/>
+        </w:rPr>
+        <w:t>智能链接识别：降低手工成本，</w:t>
+      </w:r>
+    </w:p>
+    <w:p>
+      <w:pPr>
+        <w:pStyle w:val="a9"/>
+        <w:numPr>
+          <w:ilvl w:val="2"/>
+          <w:numId w:val="2"/>
+        </w:numPr>
+      </w:pPr>
+      <w:r>
+        <w:rPr>
+          <w:rFonts w:hint="eastAsia"/>
+          <w:b/>
+          <w:bCs/>
+        </w:rPr>
+        <w:t>草稿存储</w:t>
+      </w:r>
+      <w:r>
+        <w:t>：</w:t>
+      </w:r>
+    </w:p>
+    <w:p>
+      <w:pPr>
+        <w:pStyle w:val="a9"/>
+        <w:numPr>
+          <w:ilvl w:val="3"/>
+          <w:numId w:val="2"/>
+        </w:numPr>
+      </w:pPr>
+      <w:r>
+        <w:rPr>
+          <w:rFonts w:hint="eastAsia"/>
+        </w:rPr>
+        <w:t>设计数据的结构，redux草稿持久化，按周数做隔离，给每个草稿一个key，将不同周的草稿进行隔离，</w:t>
+      </w:r>
+    </w:p>
+    <w:p>
+      <w:pPr>
+        <w:pStyle w:val="a9"/>
+        <w:numPr>
+          <w:ilvl w:val="3"/>
+          <w:numId w:val="2"/>
+        </w:numPr>
+      </w:pPr>
+      <w:r>
+        <w:rPr>
+          <w:rFonts w:hint="eastAsia"/>
+        </w:rPr>
+        <w:t>自动更新草稿：</w:t>
+      </w:r>
+      <w:r>
+        <w:rPr>
+          <w:rFonts w:hint="eastAsia"/>
+        </w:rPr>
+        <w:t>触发</w:t>
+      </w:r>
+      <w:r>
+        <w:rPr>
+          <w:rFonts w:hint="eastAsia"/>
+        </w:rPr>
+        <w:t>action：关闭前、内容变化的回调、切换周时保存，出现action更新草稿，简单的输入内容更新暂时储存临时的草稿媒介</w:t>
+      </w:r>
+    </w:p>
+    <w:p>
+      <w:pPr>
+        <w:pStyle w:val="a9"/>
+        <w:numPr>
+          <w:ilvl w:val="0"/>
+          <w:numId w:val="2"/>
+        </w:numPr>
+      </w:pPr>
+      <w:r>
+        <w:rPr>
+          <w:rFonts w:hint="eastAsia"/>
+          <w:b/>
+          <w:bCs/>
+        </w:rPr>
+        <w:t>多端</w:t>
+      </w:r>
+      <w:r>
+        <w:t>：</w:t>
+      </w:r>
+      <w:r>
+        <w:t xml:space="preserve"> </w:t>
+      </w:r>
+    </w:p>
+    <w:p>
+      <w:pPr>
+        <w:pStyle w:val="a9"/>
+        <w:numPr>
+          <w:ilvl w:val="1"/>
+          <w:numId w:val="2"/>
+        </w:numPr>
+        <w:rPr>
+          <w:rFonts w:hint="eastAsia"/>
+        </w:rPr>
+      </w:pPr>
+      <w:r>
+        <w:rPr>
+          <w:rFonts w:hint="eastAsia"/>
+          <w:b/>
+          <w:bCs/>
+        </w:rPr>
+        <w:t>S：</w:t>
+      </w:r>
+      <w:r>
+        <w:t>不同系统输入框自动聚焦及键盘弹出对视口影响不同，</w:t>
+      </w:r>
+      <w:proofErr w:type="gramStart"/>
+      <w:r>
+        <w:t>如安卓可用</w:t>
+      </w:r>
+      <w:proofErr w:type="gramEnd"/>
+      <w:r>
+        <w:t>系统自带</w:t>
+      </w:r>
+      <w:r>
+        <w:rPr>
+          <w:rFonts w:hint="eastAsia"/>
+        </w:rPr>
+        <w:t>focus</w:t>
+      </w:r>
+      <w:r>
+        <w:t>聚焦，iOS需用户点击回调聚焦，且</w:t>
+      </w:r>
+      <w:proofErr w:type="gramStart"/>
+      <w:r>
+        <w:t>弹窗输入框处理</w:t>
+      </w:r>
+      <w:proofErr w:type="gramEnd"/>
+      <w:r>
+        <w:t>方式有别。</w:t>
+      </w:r>
+    </w:p>
+    <w:p>
+      <w:pPr>
+        <w:pStyle w:val="a9"/>
+        <w:numPr>
+          <w:ilvl w:val="1"/>
+          <w:numId w:val="2"/>
+        </w:numPr>
+        <w:rPr>
+          <w:rFonts w:hint="eastAsia"/>
+        </w:rPr>
+      </w:pPr>
+      <w:r>
+        <w:rPr>
+          <w:rFonts w:hint="eastAsia"/>
+          <w:b/>
+          <w:bCs/>
+        </w:rPr>
+        <w:t>T：</w:t>
+      </w:r>
+      <w:r>
+        <w:rPr>
+          <w:rFonts w:hint="eastAsia"/>
+        </w:rPr>
+        <w:t>希望</w:t>
+      </w:r>
+      <w:r>
+        <w:t>实现多端效果一致</w:t>
+      </w:r>
+    </w:p>
+    <w:p>
+      <w:pPr>
+        <w:pStyle w:val="a9"/>
+        <w:numPr>
+          <w:ilvl w:val="1"/>
+          <w:numId w:val="2"/>
+        </w:numPr>
+        <w:rPr>
+          <w:rFonts w:hint="eastAsia"/>
+        </w:rPr>
+      </w:pPr>
+      <w:r>
+        <w:rPr>
+          <w:rFonts w:hint="eastAsia"/>
+          <w:b/>
+          <w:bCs/>
+        </w:rPr>
+        <w:t>A：</w:t>
+      </w:r>
+    </w:p>
+    <w:p>
+      <w:pPr>
+        <w:numPr>
+          <w:ilvl w:val="2"/>
+          <w:numId w:val="2"/>
+        </w:numPr>
+      </w:pPr>
+      <w:r>
+        <w:rPr>
+          <w:b/>
+          <w:bCs/>
+        </w:rPr>
+        <w:t>键盘弹出处理</w:t>
+      </w:r>
+      <w:r>
+        <w:t>：</w:t>
+      </w:r>
+      <w:proofErr w:type="gramStart"/>
+      <w:r>
+        <w:t>安卓弹窗高度随</w:t>
+      </w:r>
+      <w:proofErr w:type="gramEnd"/>
+      <w:r>
+        <w:t>视口高度缩小，iOS</w:t>
+      </w:r>
+      <w:proofErr w:type="gramStart"/>
+      <w:r>
+        <w:t>弹窗</w:t>
+      </w:r>
+      <w:proofErr w:type="gramEnd"/>
+      <w:r>
+        <w:t>bottom值随键盘高度变化，以实现多端效果一致。</w:t>
+      </w:r>
+    </w:p>
+    <w:p>
+      <w:pPr>
+        <w:numPr>
+          <w:ilvl w:val="2"/>
+          <w:numId w:val="2"/>
+        </w:numPr>
+      </w:pPr>
+      <w:r>
+        <w:rPr>
+          <w:b/>
+          <w:bCs/>
+        </w:rPr>
+        <w:t>iOS键盘弹起问题</w:t>
+      </w:r>
+      <w:r>
+        <w:t>：iOS键盘弹起会使视觉视口变化，导致富文本编辑器光标输入区域被挡，可通过动态检测、监听事件，按可见区域实际高度布局解决。</w:t>
+      </w:r>
+    </w:p>
+    <w:p>
+      <w:pPr>
+        <w:numPr>
+          <w:ilvl w:val="2"/>
+          <w:numId w:val="2"/>
+        </w:numPr>
+        <w:rPr>
+          <w:rFonts w:hint="eastAsia"/>
+        </w:rPr>
+      </w:pPr>
+      <w:r>
+        <w:rPr>
+          <w:b/>
+          <w:bCs/>
+        </w:rPr>
+        <w:t>100vh bug</w:t>
+      </w:r>
+      <w:r>
+        <w:t>：iOS中100vh存在缺陷</w:t>
+      </w:r>
+      <w:r>
+        <w:rPr>
+          <w:rFonts w:hint="eastAsia"/>
+        </w:rPr>
+        <w:t>(</w:t>
+      </w:r>
+      <w:r>
+        <w:t>在于其计算高度包含地址栏和工具栏</w:t>
+      </w:r>
+      <w:r>
+        <w:rPr>
+          <w:rFonts w:hint="eastAsia"/>
+        </w:rPr>
+        <w:t>)</w:t>
+      </w:r>
+      <w:r>
+        <w:t>，应使用100</w:t>
+      </w:r>
+      <w:r>
+        <w:rPr>
+          <w:rFonts w:hint="eastAsia"/>
+        </w:rPr>
+        <w:t>dvh</w:t>
+      </w:r>
+      <w:r>
+        <w:t>（D代表dynamic动态）解决移动端浏览器UI动态变化问题。</w:t>
+      </w:r>
+    </w:p>
+    <w:p>
+      <w:pPr>
+        <w:pStyle w:val="a9"/>
+        <w:ind w:left="2520"/>
+        <w:rPr>
+          <w:rFonts w:hint="eastAsia"/>
+        </w:rPr>
+      </w:pPr>
+    </w:p>
+    <w:p>
+      <w:pPr>
+        <w:rPr>
+          <w:rFonts w:hint="eastAsia"/>
+        </w:rPr>
+      </w:pPr>
+    </w:p>
+    <w:p>
+      <w:pPr>
+        <w:pStyle w:val="a9"/>
+        <w:numPr>
+          <w:ilvl w:val="0"/>
+          <w:numId w:val="2"/>
+        </w:numPr>
+        <w:rPr>
+          <w:rFonts w:hint="eastAsia"/>
           <w:b/>
           <w:bCs/>
         </w:rPr>
@@ -1168,6 +1650,9 @@
           <w:ilvl w:val="0"/>
           <w:numId w:val="3"/>
         </w:numPr>
+        <w:rPr>
+          <w:rFonts w:hint="eastAsia"/>
+        </w:rPr>
       </w:pPr>
       <w:r>
         <w:rPr>
@@ -1183,6 +1668,9 @@
           <w:ilvl w:val="0"/>
           <w:numId w:val="3"/>
         </w:numPr>
+        <w:rPr>
+          <w:rFonts w:hint="eastAsia"/>
+        </w:rPr>
       </w:pPr>
       <w:r>
         <w:rPr>
@@ -1198,6 +1686,9 @@
           <w:ilvl w:val="1"/>
           <w:numId w:val="3"/>
         </w:numPr>
+        <w:rPr>
+          <w:rFonts w:hint="eastAsia"/>
+        </w:rPr>
       </w:pPr>
       <w:r>
         <w:rPr>
@@ -1213,18 +1704,15 @@
           <w:ilvl w:val="1"/>
           <w:numId w:val="3"/>
         </w:numPr>
-      </w:pPr>
-      <w:r>
-        <w:rPr>
-          <w:rFonts w:hint="eastAsia"/>
-        </w:rPr>
-        <w:t>数据长时清理数据：</w:t>
-      </w:r>
-      <w:r>
-        <w:rPr>
-          <w:rFonts w:hint="eastAsia"/>
-        </w:rPr>
-        <w:t>数据分段、缓存淘汰：</w:t>
+        <w:rPr>
+          <w:rFonts w:hint="eastAsia"/>
+        </w:rPr>
+      </w:pPr>
+      <w:r>
+        <w:rPr>
+          <w:rFonts w:hint="eastAsia"/>
+        </w:rPr>
+        <w:t>数据长时清理数据：数据分段、缓存淘汰：</w:t>
       </w:r>
     </w:p>
     <w:p>
@@ -1234,6 +1722,9 @@
           <w:ilvl w:val="2"/>
           <w:numId w:val="3"/>
         </w:numPr>
+        <w:rPr>
+          <w:rFonts w:hint="eastAsia"/>
+        </w:rPr>
       </w:pPr>
       <w:r>
         <w:rPr>
@@ -1253,19 +1744,7 @@
         <w:rPr>
           <w:rFonts w:hint="eastAsia"/>
         </w:rPr>
-        <w:t>chunks），超过就触发淘汰</w:t>
-      </w:r>
-      <w:r>
-        <w:rPr>
-          <w:rFonts w:hint="eastAsia"/>
-        </w:rPr>
-        <w:t>，</w:t>
-      </w:r>
-      <w:r>
-        <w:rPr>
-          <w:rFonts w:hint="eastAsia"/>
-        </w:rPr>
-        <w:t>历史数据、当前数据、即将更新数据，基于索引、时间戳，先进先出，简单淘汰旧的chunk，让数据</w:t>
+        <w:t>chunks），超过就触发淘汰，历史数据、当前数据、即将更新数据，基于索引、时间戳，先进先出，简单淘汰旧的chunk，让数据</w:t>
       </w:r>
       <w:proofErr w:type="gramStart"/>
       <w:r>
@@ -1289,36 +1768,22 @@
           <w:ilvl w:val="2"/>
           <w:numId w:val="3"/>
         </w:numPr>
-      </w:pPr>
-      <w:r>
-        <w:rPr>
-          <w:rFonts w:hint="eastAsia"/>
-        </w:rPr>
-        <w:t>LRU的缓存淘汰机制：最近最少使用过的淘汰机制</w:t>
-      </w:r>
-      <w:r>
-        <w:rPr>
-          <w:rFonts w:hint="eastAsia"/>
-        </w:rPr>
-        <w:t>，</w:t>
-      </w:r>
-      <w:r>
-        <w:rPr>
-          <w:rFonts w:hint="eastAsia"/>
-        </w:rPr>
-        <w:t>一个数据在最近一段时间未被访问，将来被访问概率很小</w:t>
-      </w:r>
-      <w:r>
-        <w:rPr>
-          <w:rFonts w:hint="eastAsia"/>
-        </w:rPr>
-        <w:t>，</w:t>
-      </w:r>
-      <w:r>
-        <w:rPr>
-          <w:rFonts w:hint="eastAsia"/>
-        </w:rPr>
-        <w:t>用哈希表和双向链表的结合，进行判定，头部</w:t>
+        <w:rPr>
+          <w:rFonts w:hint="eastAsia"/>
+        </w:rPr>
+      </w:pPr>
+      <w:r>
+        <w:rPr>
+          <w:rFonts w:hint="eastAsia"/>
+        </w:rPr>
+        <w:t>LRU的缓存淘汰机制：最近最少使用过的淘汰机制，一个数据在最近一段时间未被访问，将来被访问概率很小，用哈希表和双向链表的结合，进行</w:t>
+      </w:r>
+      <w:r>
+        <w:rPr>
+          <w:rFonts w:hint="eastAsia"/>
+        </w:rPr>
+        <w:lastRenderedPageBreak/>
+        <w:t>判定，头部</w:t>
       </w:r>
       <w:proofErr w:type="gramStart"/>
       <w:r>
@@ -1351,6 +1816,1354 @@
           <w:rFonts w:hint="eastAsia"/>
         </w:rPr>
         <w:t>基于滚动距离淘汰，</w:t>
+      </w:r>
+    </w:p>
+    <w:p/>
+    <w:p>
+      <w:pPr>
+        <w:pStyle w:val="2"/>
+        <w:rPr>
+          <w:rFonts w:hint="eastAsia"/>
+        </w:rPr>
+      </w:pPr>
+      <w:r>
+        <w:rPr>
+          <w:rFonts w:hint="eastAsia"/>
+        </w:rPr>
+        <w:t>烧录工具</w:t>
+      </w:r>
+    </w:p>
+    <w:p>
+      <w:r>
+        <w:drawing>
+          <wp:inline distT="0" distB="0" distL="0" distR="0" wp14:anchorId="75B33AC6" wp14:editId="4A7A6832">
+            <wp:extent cx="3299791" cy="1573618"/>
+            <wp:effectExtent l="0" t="0" r="0" b="7620"/>
+            <wp:docPr id="1534907241" name="图片 1"/>
+            <wp:cNvGraphicFramePr>
+              <a:graphicFrameLocks xmlns:a="http://schemas.openxmlformats.org/drawingml/2006/main" noChangeAspect="1"/>
+            </wp:cNvGraphicFramePr>
+            <a:graphic xmlns:a="http://schemas.openxmlformats.org/drawingml/2006/main">
+              <a:graphicData uri="http://schemas.openxmlformats.org/drawingml/2006/picture">
+                <pic:pic xmlns:pic="http://schemas.openxmlformats.org/drawingml/2006/picture">
+                  <pic:nvPicPr>
+                    <pic:cNvPr id="1534907241" name=""/>
+                    <pic:cNvPicPr/>
+                  </pic:nvPicPr>
+                  <pic:blipFill>
+                    <a:blip r:embed="rId7"/>
+                    <a:stretch>
+                      <a:fillRect/>
+                    </a:stretch>
+                  </pic:blipFill>
+                  <pic:spPr>
+                    <a:xfrm>
+                      <a:off x="0" y="0"/>
+                      <a:ext cx="3318785" cy="1582676"/>
+                    </a:xfrm>
+                    <a:prstGeom prst="rect">
+                      <a:avLst/>
+                    </a:prstGeom>
+                  </pic:spPr>
+                </pic:pic>
+              </a:graphicData>
+            </a:graphic>
+          </wp:inline>
+        </w:drawing>
+      </w:r>
+    </w:p>
+    <w:p>
+      <w:r>
+        <w:drawing>
+          <wp:inline distT="0" distB="0" distL="0" distR="0" wp14:anchorId="6700F2C3" wp14:editId="08F7F628">
+            <wp:extent cx="3376095" cy="2998083"/>
+            <wp:effectExtent l="0" t="0" r="0" b="0"/>
+            <wp:docPr id="549531755" name="图片 1"/>
+            <wp:cNvGraphicFramePr>
+              <a:graphicFrameLocks xmlns:a="http://schemas.openxmlformats.org/drawingml/2006/main" noChangeAspect="1"/>
+            </wp:cNvGraphicFramePr>
+            <a:graphic xmlns:a="http://schemas.openxmlformats.org/drawingml/2006/main">
+              <a:graphicData uri="http://schemas.openxmlformats.org/drawingml/2006/picture">
+                <pic:pic xmlns:pic="http://schemas.openxmlformats.org/drawingml/2006/picture">
+                  <pic:nvPicPr>
+                    <pic:cNvPr id="549531755" name=""/>
+                    <pic:cNvPicPr/>
+                  </pic:nvPicPr>
+                  <pic:blipFill>
+                    <a:blip r:embed="rId8"/>
+                    <a:stretch>
+                      <a:fillRect/>
+                    </a:stretch>
+                  </pic:blipFill>
+                  <pic:spPr>
+                    <a:xfrm>
+                      <a:off x="0" y="0"/>
+                      <a:ext cx="3383979" cy="3005084"/>
+                    </a:xfrm>
+                    <a:prstGeom prst="rect">
+                      <a:avLst/>
+                    </a:prstGeom>
+                  </pic:spPr>
+                </pic:pic>
+              </a:graphicData>
+            </a:graphic>
+          </wp:inline>
+        </w:drawing>
+      </w:r>
+    </w:p>
+    <w:p>
+      <w:r>
+        <w:drawing>
+          <wp:inline distT="0" distB="0" distL="0" distR="0" wp14:anchorId="538AE93D" wp14:editId="7F86D309">
+            <wp:extent cx="3325149" cy="1153353"/>
+            <wp:effectExtent l="0" t="0" r="8890" b="8890"/>
+            <wp:docPr id="1076548041" name="图片 1"/>
+            <wp:cNvGraphicFramePr>
+              <a:graphicFrameLocks xmlns:a="http://schemas.openxmlformats.org/drawingml/2006/main" noChangeAspect="1"/>
+            </wp:cNvGraphicFramePr>
+            <a:graphic xmlns:a="http://schemas.openxmlformats.org/drawingml/2006/main">
+              <a:graphicData uri="http://schemas.openxmlformats.org/drawingml/2006/picture">
+                <pic:pic xmlns:pic="http://schemas.openxmlformats.org/drawingml/2006/picture">
+                  <pic:nvPicPr>
+                    <pic:cNvPr id="1076548041" name=""/>
+                    <pic:cNvPicPr/>
+                  </pic:nvPicPr>
+                  <pic:blipFill>
+                    <a:blip r:embed="rId9"/>
+                    <a:stretch>
+                      <a:fillRect/>
+                    </a:stretch>
+                  </pic:blipFill>
+                  <pic:spPr>
+                    <a:xfrm>
+                      <a:off x="0" y="0"/>
+                      <a:ext cx="3366144" cy="1167572"/>
+                    </a:xfrm>
+                    <a:prstGeom prst="rect">
+                      <a:avLst/>
+                    </a:prstGeom>
+                  </pic:spPr>
+                </pic:pic>
+              </a:graphicData>
+            </a:graphic>
+          </wp:inline>
+        </w:drawing>
+      </w:r>
+    </w:p>
+    <w:p>
+      <w:pPr>
+        <w:rPr>
+          <w:rFonts w:hint="eastAsia"/>
+        </w:rPr>
+      </w:pPr>
+      <w:r>
+        <w:rPr>
+          <w:rFonts w:hint="eastAsia"/>
+        </w:rPr>
+        <w:t>跨平台桌面烧录工具：</w:t>
+      </w:r>
+    </w:p>
+    <w:p>
+      <w:pPr>
+        <w:pStyle w:val="a9"/>
+        <w:numPr>
+          <w:ilvl w:val="0"/>
+          <w:numId w:val="5"/>
+        </w:numPr>
+        <w:rPr>
+          <w:rFonts w:hint="eastAsia"/>
+        </w:rPr>
+      </w:pPr>
+      <w:r>
+        <w:rPr>
+          <w:rFonts w:hint="eastAsia"/>
+        </w:rPr>
+        <w:t>双引擎烧录策略 ,windows使用，</w:t>
+      </w:r>
+      <w:proofErr w:type="gramStart"/>
+      <w:r>
+        <w:rPr>
+          <w:rFonts w:hint="eastAsia"/>
+        </w:rPr>
+        <w:t>主进程</w:t>
+      </w:r>
+      <w:proofErr w:type="gramEnd"/>
+      <w:r>
+        <w:rPr>
+          <w:rFonts w:hint="eastAsia"/>
+        </w:rPr>
+        <w:t>抽象，按照不同平台发送，渲染进程复制试图UI与可视化，</w:t>
+      </w:r>
+    </w:p>
+    <w:p>
+      <w:pPr>
+        <w:pStyle w:val="a9"/>
+        <w:numPr>
+          <w:ilvl w:val="0"/>
+          <w:numId w:val="5"/>
+        </w:numPr>
+        <w:rPr>
+          <w:rFonts w:hint="eastAsia"/>
+        </w:rPr>
+      </w:pPr>
+      <w:r>
+        <w:rPr>
+          <w:rFonts w:hint="eastAsia"/>
+        </w:rPr>
+        <w:t>权限提升：</w:t>
+      </w:r>
+      <w:proofErr w:type="spellStart"/>
+      <w:r>
+        <w:rPr>
+          <w:rFonts w:hint="eastAsia"/>
+        </w:rPr>
+        <w:t>osascript</w:t>
+      </w:r>
+      <w:proofErr w:type="spellEnd"/>
+      <w:r>
+        <w:rPr>
+          <w:rFonts w:hint="eastAsia"/>
+        </w:rPr>
+        <w:t>（line1306）弹出原生密码输入框，来获取管理员权限，增加用户信任感，Windows配置electron-builder打包规则只能以管理员权限打开，</w:t>
+      </w:r>
+    </w:p>
+    <w:p>
+      <w:pPr>
+        <w:pStyle w:val="a9"/>
+        <w:numPr>
+          <w:ilvl w:val="0"/>
+          <w:numId w:val="5"/>
+        </w:numPr>
+        <w:rPr>
+          <w:rFonts w:hint="eastAsia"/>
+        </w:rPr>
+      </w:pPr>
+      <w:r>
+        <w:rPr>
+          <w:rFonts w:hint="eastAsia"/>
+        </w:rPr>
+        <w:t>可靠性可观测性：</w:t>
+      </w:r>
+    </w:p>
+    <w:p>
+      <w:pPr>
+        <w:pStyle w:val="a9"/>
+        <w:ind w:left="360"/>
+      </w:pPr>
+      <w:r>
+        <w:rPr>
+          <w:rFonts w:hint="eastAsia"/>
+        </w:rPr>
+        <w:t>可靠性：</w:t>
+      </w:r>
+      <w:proofErr w:type="spellStart"/>
+      <w:r>
+        <w:rPr>
+          <w:rFonts w:hint="eastAsia"/>
+        </w:rPr>
+        <w:t>ipc</w:t>
+      </w:r>
+      <w:proofErr w:type="spellEnd"/>
+      <w:r>
+        <w:rPr>
+          <w:rFonts w:hint="eastAsia"/>
+        </w:rPr>
+        <w:t>双向通信</w:t>
+      </w:r>
+    </w:p>
+    <w:p>
+      <w:pPr>
+        <w:rPr>
+          <w:rFonts w:hint="eastAsia"/>
+        </w:rPr>
+      </w:pPr>
+      <w:r>
+        <w:rPr>
+          <w:rFonts w:hint="eastAsia"/>
+        </w:rPr>
+        <w:t>D、</w:t>
+      </w:r>
+      <w:r>
+        <w:rPr>
+          <w:rFonts w:hint="eastAsia"/>
+        </w:rPr>
+        <w:t>校验：计算</w:t>
+      </w:r>
+      <w:r>
+        <w:rPr>
+          <w:rFonts w:hint="eastAsia"/>
+        </w:rPr>
+        <w:t>source</w:t>
+      </w:r>
+      <w:r>
+        <w:rPr>
+          <w:rFonts w:hint="eastAsia"/>
+        </w:rPr>
+        <w:t>文件，写入完成后，读回同等字节数文件，比对</w:t>
+      </w:r>
+      <w:r>
+        <w:rPr>
+          <w:rFonts w:hint="eastAsia"/>
+        </w:rPr>
+        <w:t>source</w:t>
+      </w:r>
+      <w:r>
+        <w:rPr>
+          <w:rFonts w:hint="eastAsia"/>
+        </w:rPr>
+        <w:t>和device是否一致，</w:t>
+      </w:r>
+    </w:p>
+    <w:p>
+      <w:pPr>
+        <w:rPr>
+          <w:rFonts w:hint="eastAsia"/>
+        </w:rPr>
+      </w:pPr>
+    </w:p>
+    <w:p>
+      <w:pPr>
+        <w:rPr>
+          <w:rFonts w:hint="eastAsia"/>
+        </w:rPr>
+      </w:pPr>
+      <w:r>
+        <w:rPr>
+          <w:rFonts w:hint="eastAsia"/>
+        </w:rPr>
+        <w:t>写入：4MB，读：</w:t>
+      </w:r>
+    </w:p>
+    <w:p>
+      <w:pPr>
+        <w:rPr>
+          <w:rFonts w:hint="eastAsia"/>
+        </w:rPr>
+      </w:pPr>
+    </w:p>
+    <w:p>
+      <w:pPr>
+        <w:rPr>
+          <w:rFonts w:hint="eastAsia"/>
+        </w:rPr>
+      </w:pPr>
+      <w:r>
+        <w:rPr>
+          <w:rFonts w:hint="eastAsia"/>
+        </w:rPr>
+        <w:t>E、</w:t>
+      </w:r>
+      <w:r>
+        <w:rPr>
+          <w:rFonts w:hint="eastAsia"/>
+        </w:rPr>
+        <w:t>磁盘选择：筛选可移动的存储盘，降低用户误选磁盘风险，（强校验，磁盘大小、清空磁盘、拔掉磁盘）</w:t>
+      </w:r>
+    </w:p>
+    <w:p>
+      <w:pPr>
+        <w:pStyle w:val="a9"/>
+        <w:ind w:left="360"/>
+        <w:rPr>
+          <w:rFonts w:hint="eastAsia"/>
+        </w:rPr>
+      </w:pPr>
+    </w:p>
+    <w:p/>
+    <w:p/>
+    <w:p/>
+    <w:p/>
+    <w:p/>
+    <w:p/>
+    <w:p>
+      <w:pPr>
+        <w:numPr>
+          <w:ilvl w:val="0"/>
+          <w:numId w:val="6"/>
+        </w:numPr>
+      </w:pPr>
+      <w:r>
+        <w:rPr>
+          <w:b/>
+          <w:bCs/>
+        </w:rPr>
+        <w:t>介绍：</w:t>
+      </w:r>
+      <w:r>
+        <w:t>这是一个可在浏览器与飞书客户端内运行的，基于 React + TypeScript + Vite 构建的企业级周报管理系统，集成在飞书平台中，提供周报编写、浏览、评论、OKR关联等核心功能，实现了飞书生态内免登、多端适配、数据可视化、公司各方面数据的统计与可视化。</w:t>
+      </w:r>
+    </w:p>
+    <w:p>
+      <w:pPr>
+        <w:numPr>
+          <w:ilvl w:val="0"/>
+          <w:numId w:val="6"/>
+        </w:numPr>
+      </w:pPr>
+      <w:r>
+        <w:rPr>
+          <w:b/>
+          <w:bCs/>
+        </w:rPr>
+        <w:t>职责：</w:t>
+      </w:r>
+      <w:r>
+        <w:t>从0到1独立完成</w:t>
+      </w:r>
+    </w:p>
+    <w:p>
+      <w:pPr>
+        <w:numPr>
+          <w:ilvl w:val="0"/>
+          <w:numId w:val="6"/>
+        </w:numPr>
+      </w:pPr>
+      <w:r>
+        <w:rPr>
+          <w:b/>
+          <w:bCs/>
+        </w:rPr>
+        <w:t>技术</w:t>
+      </w:r>
+      <w:proofErr w:type="gramStart"/>
+      <w:r>
+        <w:rPr>
+          <w:b/>
+          <w:bCs/>
+        </w:rPr>
+        <w:t>栈</w:t>
+      </w:r>
+      <w:proofErr w:type="gramEnd"/>
+      <w:r>
+        <w:rPr>
+          <w:b/>
+          <w:bCs/>
+        </w:rPr>
+        <w:t>：React、TypeScript、Vite、Arco Design</w:t>
+      </w:r>
+    </w:p>
+    <w:p>
+      <w:pPr>
+        <w:numPr>
+          <w:ilvl w:val="0"/>
+          <w:numId w:val="6"/>
+        </w:numPr>
+      </w:pPr>
+      <w:r>
+        <w:rPr>
+          <w:b/>
+          <w:bCs/>
+        </w:rPr>
+        <w:t>功能：</w:t>
+      </w:r>
+    </w:p>
+    <w:p>
+      <w:pPr>
+        <w:numPr>
+          <w:ilvl w:val="0"/>
+          <w:numId w:val="6"/>
+        </w:numPr>
+      </w:pPr>
+      <w:r>
+        <w:t>与飞</w:t>
+      </w:r>
+      <w:proofErr w:type="gramStart"/>
+      <w:r>
+        <w:t>书系统</w:t>
+      </w:r>
+      <w:proofErr w:type="gramEnd"/>
+      <w:r>
+        <w:t>深度集成，实现在飞书客户端内免登在浏览器中跳转授权。</w:t>
+      </w:r>
+    </w:p>
+    <w:p>
+      <w:pPr>
+        <w:numPr>
+          <w:ilvl w:val="0"/>
+          <w:numId w:val="6"/>
+        </w:numPr>
+      </w:pPr>
+      <w:r>
+        <w:t>自</w:t>
+      </w:r>
+      <w:proofErr w:type="gramStart"/>
+      <w:r>
+        <w:t>研</w:t>
+      </w:r>
+      <w:proofErr w:type="gramEnd"/>
+      <w:r>
+        <w:t>可筛选、切换视角的高性能虚拟滚动列表，能够实现双方向加载、支持跳转与折叠的滚动加载组件。</w:t>
+      </w:r>
+    </w:p>
+    <w:p>
+      <w:pPr>
+        <w:numPr>
+          <w:ilvl w:val="0"/>
+          <w:numId w:val="6"/>
+        </w:numPr>
+      </w:pPr>
+      <w:r>
+        <w:t xml:space="preserve">基于 </w:t>
+      </w:r>
+      <w:proofErr w:type="spellStart"/>
+      <w:r>
+        <w:t>TipTap</w:t>
+      </w:r>
+      <w:proofErr w:type="spellEnd"/>
+      <w:r>
+        <w:t xml:space="preserve"> 3 s深度定制的富文本编辑器，支持自定义标签与提及拓展，智能链接识别截短与粘贴内容识别。</w:t>
+      </w:r>
+    </w:p>
+    <w:p>
+      <w:pPr>
+        <w:numPr>
+          <w:ilvl w:val="0"/>
+          <w:numId w:val="6"/>
+        </w:numPr>
+      </w:pPr>
+      <w:r>
+        <w:t>实现可多层级嵌套、分页加载的评论展示，以及分享</w:t>
+      </w:r>
+      <w:proofErr w:type="gramStart"/>
+      <w:r>
+        <w:t>至聊条窗口</w:t>
+      </w:r>
+      <w:proofErr w:type="gramEnd"/>
+      <w:r>
+        <w:t>预览的互动功能。</w:t>
+      </w:r>
+    </w:p>
+    <w:p>
+      <w:pPr>
+        <w:numPr>
+          <w:ilvl w:val="0"/>
+          <w:numId w:val="6"/>
+        </w:numPr>
+      </w:pPr>
+      <w:r>
+        <w:t>使用Redux 持久化存储草稿，按周数隔离草稿数据，内容、OKR关联、项目标签自动保存，避免页面刷新后丢失数据。</w:t>
+      </w:r>
+    </w:p>
+    <w:p>
+      <w:pPr>
+        <w:numPr>
+          <w:ilvl w:val="0"/>
+          <w:numId w:val="6"/>
+        </w:numPr>
+      </w:pPr>
+      <w:r>
+        <w:t>多端多系统键盘适配与体验优化，动态检测iOS系统键盘高度，自动调整布局避免键盘遮挡，对iOS系统聚焦功能特殊处理，实现视觉效果统一。</w:t>
+      </w:r>
+    </w:p>
+    <w:p>
+      <w:pPr>
+        <w:pStyle w:val="a9"/>
+        <w:numPr>
+          <w:ilvl w:val="0"/>
+          <w:numId w:val="6"/>
+        </w:numPr>
+      </w:pPr>
+      <w:r>
+        <w:rPr>
+          <w:b/>
+          <w:bCs/>
+        </w:rPr>
+        <w:t>成果：</w:t>
+      </w:r>
+      <w:r>
+        <w:t>系统按期上线，稳定运行，成为公司内标准的工作协作工具，实现了项目、工时、OKR、人员分配等数据的集中化、结构化管理与统计分析，有效提升了团队信息同步和互助效率。</w:t>
+      </w:r>
+    </w:p>
+    <w:p/>
+    <w:p/>
+    <w:p/>
+    <w:p/>
+    <w:p>
+      <w:pPr>
+        <w:numPr>
+          <w:ilvl w:val="0"/>
+          <w:numId w:val="7"/>
+        </w:numPr>
+      </w:pPr>
+      <w:r>
+        <w:rPr>
+          <w:b/>
+          <w:bCs/>
+        </w:rPr>
+        <w:t>介绍：</w:t>
+      </w:r>
+      <w:r>
+        <w:t xml:space="preserve">是一款专为 </w:t>
+      </w:r>
+      <w:proofErr w:type="spellStart"/>
+      <w:r>
+        <w:t>Goldshell</w:t>
+      </w:r>
+      <w:proofErr w:type="spellEnd"/>
+      <w:r>
+        <w:t xml:space="preserve"> 硬件钱包设计的固件烧录工具。用户可通过简洁的图形界面，将官方固件安全、可靠地烧录到 MicroSD 卡中，用于设备固件更新。</w:t>
+      </w:r>
+    </w:p>
+    <w:p>
+      <w:pPr>
+        <w:numPr>
+          <w:ilvl w:val="0"/>
+          <w:numId w:val="7"/>
+        </w:numPr>
+      </w:pPr>
+      <w:r>
+        <w:rPr>
+          <w:b/>
+          <w:bCs/>
+        </w:rPr>
+        <w:t>职责：从0到1独立完成</w:t>
+      </w:r>
+    </w:p>
+    <w:p>
+      <w:pPr>
+        <w:numPr>
+          <w:ilvl w:val="0"/>
+          <w:numId w:val="7"/>
+        </w:numPr>
+      </w:pPr>
+      <w:r>
+        <w:rPr>
+          <w:b/>
+          <w:bCs/>
+        </w:rPr>
+        <w:t>技术</w:t>
+      </w:r>
+      <w:proofErr w:type="gramStart"/>
+      <w:r>
+        <w:rPr>
+          <w:b/>
+          <w:bCs/>
+        </w:rPr>
+        <w:t>栈</w:t>
+      </w:r>
+      <w:proofErr w:type="gramEnd"/>
+      <w:r>
+        <w:rPr>
+          <w:b/>
+          <w:bCs/>
+        </w:rPr>
+        <w:t>：Vue3、TypeScript、Electron</w:t>
+      </w:r>
+    </w:p>
+    <w:p>
+      <w:pPr>
+        <w:numPr>
+          <w:ilvl w:val="0"/>
+          <w:numId w:val="7"/>
+        </w:numPr>
+      </w:pPr>
+      <w:r>
+        <w:rPr>
+          <w:b/>
+          <w:bCs/>
+        </w:rPr>
+        <w:t>功能：</w:t>
+      </w:r>
+    </w:p>
+    <w:p>
+      <w:pPr>
+        <w:numPr>
+          <w:ilvl w:val="0"/>
+          <w:numId w:val="7"/>
+        </w:numPr>
+      </w:pPr>
+      <w:r>
+        <w:t>专业的烧</w:t>
+      </w:r>
+      <w:proofErr w:type="gramStart"/>
+      <w:r>
+        <w:t>录能力</w:t>
+      </w:r>
+      <w:proofErr w:type="gramEnd"/>
+      <w:r>
+        <w:t>,双引擎烧录策略,在Windows系统集成etcher-image-write实现专业级镜像烧</w:t>
+      </w:r>
+      <w:proofErr w:type="gramStart"/>
+      <w:r>
+        <w:t>录功能</w:t>
+      </w:r>
+      <w:proofErr w:type="gramEnd"/>
+      <w:r>
+        <w:t>稳定和可控, 在macOS/Linux系统使用原生 dd 命令 + 权限提升。</w:t>
+      </w:r>
+    </w:p>
+    <w:p>
+      <w:pPr>
+        <w:numPr>
+          <w:ilvl w:val="0"/>
+          <w:numId w:val="7"/>
+        </w:numPr>
+      </w:pPr>
+      <w:r>
+        <w:lastRenderedPageBreak/>
+        <w:t xml:space="preserve">针对三大操作系统实现了完整的权限提升机制：在macOS系统使用 </w:t>
+      </w:r>
+      <w:proofErr w:type="spellStart"/>
+      <w:r>
+        <w:t>osascript</w:t>
+      </w:r>
+      <w:proofErr w:type="spellEnd"/>
+      <w:r>
+        <w:t xml:space="preserve"> 实现原生密码对话框获取管理员权限,Windows通过electron-builder打包工具配置 应用运行权限要求。</w:t>
+      </w:r>
+    </w:p>
+    <w:p>
+      <w:pPr>
+        <w:numPr>
+          <w:ilvl w:val="0"/>
+          <w:numId w:val="7"/>
+        </w:numPr>
+      </w:pPr>
+      <w:r>
+        <w:t>采用</w:t>
+      </w:r>
+      <w:proofErr w:type="spellStart"/>
+      <w:r>
+        <w:t>ipc</w:t>
+      </w:r>
+      <w:proofErr w:type="spellEnd"/>
+      <w:r>
+        <w:t>双向通信机制实现实时进度反馈。</w:t>
+      </w:r>
+    </w:p>
+    <w:p>
+      <w:pPr>
+        <w:numPr>
+          <w:ilvl w:val="0"/>
+          <w:numId w:val="7"/>
+        </w:numPr>
+      </w:pPr>
+      <w:r>
+        <w:t>烧</w:t>
+      </w:r>
+      <w:proofErr w:type="gramStart"/>
+      <w:r>
+        <w:t>录完成</w:t>
+      </w:r>
+      <w:proofErr w:type="gramEnd"/>
+      <w:r>
+        <w:t>后执行 CRC32 校验，确保数据完整。</w:t>
+      </w:r>
+    </w:p>
+    <w:p>
+      <w:pPr>
+        <w:numPr>
+          <w:ilvl w:val="0"/>
+          <w:numId w:val="7"/>
+        </w:numPr>
+      </w:pPr>
+      <w:r>
+        <w:t>使用</w:t>
+      </w:r>
+      <w:proofErr w:type="spellStart"/>
+      <w:r>
+        <w:t>drivelist</w:t>
+      </w:r>
+      <w:proofErr w:type="spellEnd"/>
+      <w:proofErr w:type="gramStart"/>
+      <w:r>
+        <w:t>库实现</w:t>
+      </w:r>
+      <w:proofErr w:type="gramEnd"/>
+      <w:r>
+        <w:t>跨平台驱动器枚举和管理，智能过滤可用的可移动存储设备。</w:t>
+      </w:r>
+    </w:p>
+    <w:p>
+      <w:pPr>
+        <w:numPr>
+          <w:ilvl w:val="0"/>
+          <w:numId w:val="7"/>
+        </w:numPr>
+      </w:pPr>
+      <w:r>
+        <w:rPr>
+          <w:b/>
+          <w:bCs/>
+        </w:rPr>
+        <w:t>成果：</w:t>
+      </w:r>
+      <w:r>
+        <w:t>最终交付了一个多系统可用的桌面烧录应用，涵盖了核心硬件升级的场景,并且保证在整个的关键链路可以观察进度，保障了烧录的完整性。</w:t>
+      </w:r>
+    </w:p>
+    <w:p/>
+    <w:p/>
+    <w:p/>
+    <w:p/>
+    <w:p/>
+    <w:p/>
+    <w:p>
+      <w:pPr>
+        <w:numPr>
+          <w:ilvl w:val="0"/>
+          <w:numId w:val="8"/>
+        </w:numPr>
+      </w:pPr>
+      <w:r>
+        <w:rPr>
+          <w:b/>
+          <w:bCs/>
+        </w:rPr>
+        <w:t>介绍：</w:t>
+      </w:r>
+      <w:r>
+        <w:t>针对公司内部行政、销售、交易等核心业务场景的自动化与智能化需求，主导开发了智能问答、流程自动化与实时监控的系统，显著提升了各部门工作效率与系统稳定性。</w:t>
+      </w:r>
+    </w:p>
+    <w:p>
+      <w:pPr>
+        <w:numPr>
+          <w:ilvl w:val="0"/>
+          <w:numId w:val="8"/>
+        </w:numPr>
+      </w:pPr>
+      <w:r>
+        <w:rPr>
+          <w:b/>
+          <w:bCs/>
+        </w:rPr>
+        <w:t>技术</w:t>
+      </w:r>
+      <w:proofErr w:type="gramStart"/>
+      <w:r>
+        <w:rPr>
+          <w:b/>
+          <w:bCs/>
+        </w:rPr>
+        <w:t>栈</w:t>
+      </w:r>
+      <w:proofErr w:type="gramEnd"/>
+      <w:r>
+        <w:rPr>
+          <w:b/>
+          <w:bCs/>
+        </w:rPr>
+        <w:t xml:space="preserve">：Python, </w:t>
+      </w:r>
+      <w:proofErr w:type="spellStart"/>
+      <w:r>
+        <w:rPr>
+          <w:b/>
+          <w:bCs/>
+        </w:rPr>
+        <w:t>LangChain</w:t>
+      </w:r>
+      <w:proofErr w:type="spellEnd"/>
+      <w:r>
+        <w:rPr>
+          <w:b/>
+          <w:bCs/>
+        </w:rPr>
+        <w:t>, OpenAI API, FAISS, pandas, 各交易所 REST API, SMTP, 钉钉/飞</w:t>
+      </w:r>
+      <w:proofErr w:type="gramStart"/>
+      <w:r>
+        <w:rPr>
+          <w:b/>
+          <w:bCs/>
+        </w:rPr>
+        <w:t>书开放</w:t>
+      </w:r>
+      <w:proofErr w:type="gramEnd"/>
+      <w:r>
+        <w:rPr>
+          <w:b/>
+          <w:bCs/>
+        </w:rPr>
+        <w:t>平台，Google Apps Script</w:t>
+      </w:r>
+    </w:p>
+    <w:p>
+      <w:pPr>
+        <w:numPr>
+          <w:ilvl w:val="0"/>
+          <w:numId w:val="8"/>
+        </w:numPr>
+      </w:pPr>
+      <w:r>
+        <w:rPr>
+          <w:b/>
+          <w:bCs/>
+        </w:rPr>
+        <w:t>职责：从0到1独立完成</w:t>
+      </w:r>
+    </w:p>
+    <w:p>
+      <w:pPr>
+        <w:numPr>
+          <w:ilvl w:val="0"/>
+          <w:numId w:val="8"/>
+        </w:numPr>
+      </w:pPr>
+      <w:r>
+        <w:rPr>
+          <w:b/>
+          <w:bCs/>
+        </w:rPr>
+        <w:t>功能：</w:t>
+      </w:r>
+    </w:p>
+    <w:p>
+      <w:pPr>
+        <w:numPr>
+          <w:ilvl w:val="0"/>
+          <w:numId w:val="8"/>
+        </w:numPr>
+      </w:pPr>
+      <w:r>
+        <w:t xml:space="preserve">智能行政知识库开发：基于 </w:t>
+      </w:r>
+      <w:proofErr w:type="spellStart"/>
+      <w:r>
+        <w:t>LangChain</w:t>
+      </w:r>
+      <w:proofErr w:type="spellEnd"/>
+      <w:r>
+        <w:t xml:space="preserve"> 框架构建 RAG 系统，将企业制度、合同、人员简历等文档向量化并存入知识库。为行政人员开发了自然语言检索接口，使其能快速查询政策、分析文档内容，信息获取效率提升数倍。</w:t>
+      </w:r>
+    </w:p>
+    <w:p>
+      <w:pPr>
+        <w:widowControl/>
+        <w:numPr>
+          <w:ilvl w:val="0"/>
+          <w:numId w:val="8"/>
+        </w:numPr>
+        <w:spacing w:before="100" w:beforeAutospacing="1" w:after="100" w:afterAutospacing="1"/>
+        <w:jc w:val="left"/>
+        <w:rPr>
+          <w:rFonts w:ascii="宋体" w:eastAsia="宋体" w:hAnsi="宋体" w:cs="宋体"/>
+          <w:kern w:val="0"/>
+          <w:sz w:val="24"/>
+          <w:szCs w:val="24"/>
+        </w:rPr>
+      </w:pPr>
+      <w:r>
+        <w:rPr>
+          <w:rFonts w:ascii="宋体" w:eastAsia="宋体" w:hAnsi="宋体" w:cs="宋体"/>
+          <w:kern w:val="0"/>
+          <w:sz w:val="24"/>
+          <w:szCs w:val="24"/>
+        </w:rPr>
+        <w:t>销售全流程自动化：开发自动化脚本集群，打通从销售订单生成、合同审核、发货、库存同步到物流跟踪的全链路。系统取代了90%的人工操作环节，并为每个环节自动生成操作日志，实现完整留痕与存档。</w:t>
+      </w:r>
+    </w:p>
+    <w:p>
+      <w:pPr>
+        <w:widowControl/>
+        <w:numPr>
+          <w:ilvl w:val="0"/>
+          <w:numId w:val="8"/>
+        </w:numPr>
+        <w:spacing w:before="100" w:beforeAutospacing="1" w:after="100" w:afterAutospacing="1"/>
+        <w:jc w:val="left"/>
+        <w:rPr>
+          <w:rFonts w:ascii="宋体" w:eastAsia="宋体" w:hAnsi="宋体" w:cs="宋体"/>
+          <w:kern w:val="0"/>
+          <w:sz w:val="24"/>
+          <w:szCs w:val="24"/>
+        </w:rPr>
+      </w:pPr>
+      <w:r>
+        <w:rPr>
+          <w:rFonts w:ascii="宋体" w:eastAsia="宋体" w:hAnsi="宋体" w:cs="宋体"/>
+          <w:kern w:val="0"/>
+          <w:sz w:val="24"/>
+          <w:szCs w:val="24"/>
+        </w:rPr>
+        <w:t>交易自动化与预警系统：利用 Python 连接并封装了多个主流交易所的 API，为交易</w:t>
+      </w:r>
+      <w:proofErr w:type="gramStart"/>
+      <w:r>
+        <w:rPr>
+          <w:rFonts w:ascii="宋体" w:eastAsia="宋体" w:hAnsi="宋体" w:cs="宋体"/>
+          <w:kern w:val="0"/>
+          <w:sz w:val="24"/>
+          <w:szCs w:val="24"/>
+        </w:rPr>
+        <w:t>员开发</w:t>
+      </w:r>
+      <w:proofErr w:type="gramEnd"/>
+      <w:r>
+        <w:rPr>
+          <w:rFonts w:ascii="宋体" w:eastAsia="宋体" w:hAnsi="宋体" w:cs="宋体"/>
+          <w:kern w:val="0"/>
+          <w:sz w:val="24"/>
+          <w:szCs w:val="24"/>
+        </w:rPr>
+        <w:t>了可灵活配置参数（如价格阈值、波动率）的自动交易脚本与行情预警模块。交易员可通过修改配置文件，轻松定制交易策略与风险提醒条件。</w:t>
+      </w:r>
+    </w:p>
+    <w:p>
+      <w:pPr>
+        <w:widowControl/>
+        <w:numPr>
+          <w:ilvl w:val="0"/>
+          <w:numId w:val="8"/>
+        </w:numPr>
+        <w:spacing w:before="100" w:beforeAutospacing="1" w:after="100" w:afterAutospacing="1"/>
+        <w:jc w:val="left"/>
+        <w:rPr>
+          <w:rFonts w:ascii="宋体" w:eastAsia="宋体" w:hAnsi="宋体" w:cs="宋体"/>
+          <w:kern w:val="0"/>
+          <w:sz w:val="24"/>
+          <w:szCs w:val="24"/>
+        </w:rPr>
+      </w:pPr>
+      <w:r>
+        <w:rPr>
+          <w:rFonts w:ascii="宋体" w:eastAsia="宋体" w:hAnsi="宋体" w:cs="宋体"/>
+          <w:kern w:val="0"/>
+          <w:sz w:val="24"/>
+          <w:szCs w:val="24"/>
+        </w:rPr>
+        <w:t>全局异常监控与告警：为上述所有系统设计了统一的异常处理与熔断机制。当发生异常订单、交易失败、行情剧烈波动或自动化流程中断时，系统能实时捕获异常，并通过邮件、钉钉及飞书机器人多通道同步推送告警消息，确保问题被第一时间发现与处理，保障了业务的稳定运行。</w:t>
+      </w:r>
+    </w:p>
+    <w:p>
+      <w:pPr>
+        <w:widowControl/>
+        <w:numPr>
+          <w:ilvl w:val="0"/>
+          <w:numId w:val="8"/>
+        </w:numPr>
+        <w:spacing w:before="100" w:beforeAutospacing="1" w:after="100" w:afterAutospacing="1"/>
+        <w:jc w:val="left"/>
+        <w:rPr>
+          <w:rFonts w:ascii="宋体" w:eastAsia="宋体" w:hAnsi="宋体" w:cs="宋体"/>
+          <w:kern w:val="0"/>
+          <w:sz w:val="24"/>
+          <w:szCs w:val="24"/>
+        </w:rPr>
+      </w:pPr>
+      <w:r>
+        <w:rPr>
+          <w:rFonts w:ascii="宋体" w:eastAsia="宋体" w:hAnsi="宋体" w:cs="宋体"/>
+          <w:b/>
+          <w:bCs/>
+          <w:kern w:val="0"/>
+          <w:sz w:val="24"/>
+          <w:szCs w:val="24"/>
+        </w:rPr>
+        <w:t>成果：</w:t>
+      </w:r>
+      <w:r>
+        <w:rPr>
+          <w:rFonts w:ascii="宋体" w:eastAsia="宋体" w:hAnsi="宋体" w:cs="宋体"/>
+          <w:kern w:val="0"/>
+          <w:sz w:val="24"/>
+          <w:szCs w:val="24"/>
+        </w:rPr>
+        <w:t>独立交付了多个</w:t>
+      </w:r>
+      <w:proofErr w:type="gramStart"/>
+      <w:r>
+        <w:rPr>
+          <w:rFonts w:ascii="宋体" w:eastAsia="宋体" w:hAnsi="宋体" w:cs="宋体"/>
+          <w:kern w:val="0"/>
+          <w:sz w:val="24"/>
+          <w:szCs w:val="24"/>
+        </w:rPr>
+        <w:t>跨技术</w:t>
+      </w:r>
+      <w:proofErr w:type="gramEnd"/>
+      <w:r>
+        <w:rPr>
+          <w:rFonts w:ascii="宋体" w:eastAsia="宋体" w:hAnsi="宋体" w:cs="宋体"/>
+          <w:kern w:val="0"/>
+          <w:sz w:val="24"/>
+          <w:szCs w:val="24"/>
+        </w:rPr>
+        <w:t>的核心模块（AI应用、自动化脚本、金融接口），更系统性构建了保障业务连续性的监控体系。</w:t>
+      </w:r>
+    </w:p>
+    <w:p/>
+    <w:p/>
+    <w:p/>
+    <w:p/>
+    <w:p/>
+    <w:p>
+      <w:pPr>
+        <w:numPr>
+          <w:ilvl w:val="0"/>
+          <w:numId w:val="10"/>
+        </w:numPr>
+      </w:pPr>
+      <w:r>
+        <w:rPr>
+          <w:b/>
+          <w:bCs/>
+        </w:rPr>
+        <w:t>介绍：</w:t>
+      </w:r>
+      <w:r>
+        <w:t>是一款专注于多角色、剧情化 AI 聊天的本地应用。用户可通过简洁的图形</w:t>
+      </w:r>
+      <w:r>
+        <w:lastRenderedPageBreak/>
+        <w:t>界面，进行多角色扮演与剧情生成。</w:t>
+      </w:r>
+    </w:p>
+    <w:p>
+      <w:pPr>
+        <w:numPr>
+          <w:ilvl w:val="0"/>
+          <w:numId w:val="10"/>
+        </w:numPr>
+      </w:pPr>
+      <w:r>
+        <w:rPr>
+          <w:b/>
+          <w:bCs/>
+        </w:rPr>
+        <w:t>职责：从0到1独立完成</w:t>
+      </w:r>
+    </w:p>
+    <w:p>
+      <w:pPr>
+        <w:numPr>
+          <w:ilvl w:val="0"/>
+          <w:numId w:val="10"/>
+        </w:numPr>
+      </w:pPr>
+      <w:r>
+        <w:rPr>
+          <w:b/>
+          <w:bCs/>
+        </w:rPr>
+        <w:t>技术</w:t>
+      </w:r>
+      <w:proofErr w:type="gramStart"/>
+      <w:r>
+        <w:rPr>
+          <w:b/>
+          <w:bCs/>
+        </w:rPr>
+        <w:t>栈</w:t>
+      </w:r>
+      <w:proofErr w:type="gramEnd"/>
+      <w:r>
+        <w:rPr>
+          <w:b/>
+          <w:bCs/>
+        </w:rPr>
+        <w:t>：React、TypeScript、Electron</w:t>
+      </w:r>
+    </w:p>
+    <w:p>
+      <w:pPr>
+        <w:numPr>
+          <w:ilvl w:val="0"/>
+          <w:numId w:val="10"/>
+        </w:numPr>
+      </w:pPr>
+      <w:r>
+        <w:rPr>
+          <w:b/>
+          <w:bCs/>
+        </w:rPr>
+        <w:t>功能：</w:t>
+      </w:r>
+    </w:p>
+    <w:p>
+      <w:pPr>
+        <w:numPr>
+          <w:ilvl w:val="0"/>
+          <w:numId w:val="10"/>
+        </w:numPr>
+      </w:pPr>
+      <w:r>
+        <w:t>流式输出体验：通过调用 AI 服务的 Stream API 并结合 IPC 通信，实现了后端分块生成、前端实时渲染的流式响应，显著减少了用户等待焦虑，并设计了带有光标动画的加载状态。</w:t>
+      </w:r>
+    </w:p>
+    <w:p>
+      <w:pPr>
+        <w:numPr>
+          <w:ilvl w:val="0"/>
+          <w:numId w:val="10"/>
+        </w:numPr>
+      </w:pPr>
+      <w:r>
+        <w:t>沉浸式对话 UI：设计了可区分用户、AI角色及旁白的多类型消息渲染组件，并为旁白、对话气泡实现了差异化的视觉样式。同时，开发了“刚刚/分钟前/昨天”等智能时间显示逻辑，提升了交互的自然感。</w:t>
+      </w:r>
+    </w:p>
+    <w:p>
+      <w:pPr>
+        <w:numPr>
+          <w:ilvl w:val="0"/>
+          <w:numId w:val="10"/>
+        </w:numPr>
+      </w:pPr>
+      <w:r>
+        <w:t xml:space="preserve">多会话管理：设计了房间（room）、角色（character）、消息（message）多表关联的数据库 schema，支持创建多个剧情独立的聊天室。利用 </w:t>
+      </w:r>
+      <w:proofErr w:type="spellStart"/>
+      <w:r>
+        <w:t>Zustand</w:t>
+      </w:r>
+      <w:proofErr w:type="spellEnd"/>
+      <w:r>
+        <w:t xml:space="preserve"> 统一管理应用状态，实现了房间、角色、对话历史的无缝切换与状态同步。</w:t>
+      </w:r>
+    </w:p>
+    <w:p>
+      <w:pPr>
+        <w:numPr>
+          <w:ilvl w:val="0"/>
+          <w:numId w:val="10"/>
+        </w:numPr>
+      </w:pPr>
+      <w:r>
+        <w:t xml:space="preserve">核心功能开发：实现了支持 OpenAI、DeepSeek 等 10+ 家服务商的多 AI 后端架构；提供了“演绎者”（用户扮演角色）和“旁观者”（用户引导剧情）两种交互模式；内置了 6 </w:t>
+      </w:r>
+      <w:proofErr w:type="gramStart"/>
+      <w:r>
+        <w:t>个</w:t>
+      </w:r>
+      <w:proofErr w:type="gramEnd"/>
+      <w:r>
+        <w:t>主题的 Demo 模板以便用户快速开始。</w:t>
+      </w:r>
+    </w:p>
+    <w:p>
+      <w:pPr>
+        <w:numPr>
+          <w:ilvl w:val="0"/>
+          <w:numId w:val="10"/>
+        </w:numPr>
+      </w:pPr>
+      <w:r>
+        <w:rPr>
+          <w:b/>
+          <w:bCs/>
+        </w:rPr>
+        <w:t>成果：</w:t>
+      </w:r>
+      <w:r>
+        <w:t xml:space="preserve">成功交付了一个功能完整的桌面应用，包含 6 </w:t>
+      </w:r>
+      <w:proofErr w:type="gramStart"/>
+      <w:r>
+        <w:t>个</w:t>
+      </w:r>
+      <w:proofErr w:type="gramEnd"/>
+      <w:r>
+        <w:t>预设剧情模板、4档生成长度控制及“继续剧情”等特色功能。技术层面实现了流式输出、多 AI 集成、本地化存储三大核心亮点，最终产品让 AI 对话体验更具实时性、沉浸感和</w:t>
+      </w:r>
+      <w:proofErr w:type="gramStart"/>
+      <w:r>
+        <w:t>可</w:t>
+      </w:r>
+      <w:proofErr w:type="gramEnd"/>
+      <w:r>
+        <w:t>扩展性。</w:t>
+      </w:r>
+    </w:p>
+    <w:p/>
+    <w:p/>
+    <w:p/>
+    <w:p/>
+    <w:p/>
+    <w:p/>
+    <w:p/>
+    <w:p/>
+    <w:p/>
+    <w:p>
+      <w:pPr>
+        <w:numPr>
+          <w:ilvl w:val="0"/>
+          <w:numId w:val="11"/>
+        </w:numPr>
+      </w:pPr>
+      <w:r>
+        <w:t>AI应用全</w:t>
+      </w:r>
+      <w:proofErr w:type="gramStart"/>
+      <w:r>
+        <w:t>栈</w:t>
+      </w:r>
+      <w:proofErr w:type="gramEnd"/>
+      <w:r>
+        <w:t>开发（Electron）：具备将大语言模型（LLM）深度集成到桌面端应用的实践经验，熟练掌握，熟练掌握</w:t>
+      </w:r>
+      <w:proofErr w:type="spellStart"/>
+      <w:r>
+        <w:t>openai</w:t>
+      </w:r>
+      <w:proofErr w:type="spellEnd"/>
+      <w:r>
+        <w:t>、千文、</w:t>
+      </w:r>
+      <w:proofErr w:type="spellStart"/>
+      <w:r>
+        <w:t>deepseek</w:t>
+      </w:r>
+      <w:proofErr w:type="spellEnd"/>
+      <w:r>
+        <w:t>的接口调用，实现流式输出与前端组件的实时渲染，具备prompt的优化能力，为具体的业务设计高质量提示词</w:t>
+      </w:r>
+    </w:p>
+    <w:p>
+      <w:pPr>
+        <w:numPr>
+          <w:ilvl w:val="0"/>
+          <w:numId w:val="11"/>
+        </w:numPr>
+      </w:pPr>
+      <w:r>
+        <w:t>企业</w:t>
+      </w:r>
+      <w:proofErr w:type="gramStart"/>
+      <w:r>
+        <w:t>级内部</w:t>
+      </w:r>
+      <w:proofErr w:type="gramEnd"/>
+      <w:r>
+        <w:t>工具从0到1落地能力：独立完成飞书内</w:t>
+      </w:r>
+      <w:proofErr w:type="gramStart"/>
+      <w:r>
+        <w:t>嵌</w:t>
+      </w:r>
+      <w:proofErr w:type="gramEnd"/>
+      <w:r>
+        <w:t>周报系统，从需求的梳理到技术选型到上线，真正把系统作为团队的协作工具。</w:t>
+      </w:r>
+    </w:p>
+    <w:p>
+      <w:pPr>
+        <w:numPr>
+          <w:ilvl w:val="0"/>
+          <w:numId w:val="11"/>
+        </w:numPr>
+      </w:pPr>
+      <w:r>
+        <w:t>跨平台桌面的系统能力：独立设计硬件钱包固件烧录工具，覆盖Windows、Linux、macOS三端，对底层系统和可靠性有较深的实践。</w:t>
+      </w:r>
+    </w:p>
+    <w:p>
+      <w:pPr>
+        <w:numPr>
+          <w:ilvl w:val="0"/>
+          <w:numId w:val="11"/>
+        </w:numPr>
+      </w:pPr>
+      <w:r>
+        <w:t>自动化与AI工具链的实践：有基于</w:t>
+      </w:r>
+      <w:proofErr w:type="spellStart"/>
+      <w:r>
+        <w:t>Langchain</w:t>
+      </w:r>
+      <w:proofErr w:type="spellEnd"/>
+      <w:r>
+        <w:t>的企业知识库RAG的应用经验，围绕核心功能编写自动化脚本，降低人工错误率；数据科学大数据专业+数字化管理专员（偏AI工程经历），使我能写前端以及自动化脚本，有对接多家交易所API，实现监控预警和自动交易经验。</w:t>
       </w:r>
     </w:p>
     <w:p>
@@ -1431,6 +3244,453 @@
 <file path=word/numbering.xml><?xml version="1.0" encoding="utf-8"?>
 <w:numbering xmlns:wpc="http://schemas.microsoft.com/office/word/2010/wordprocessingCanvas" xmlns:cx="http://schemas.microsoft.com/office/drawing/2014/chartex" xmlns:cx1="http://schemas.microsoft.com/office/drawing/2015/9/8/chartex" xmlns:cx2="http://schemas.microsoft.com/office/drawing/2015/10/21/chartex" xmlns:cx3="http://schemas.microsoft.com/office/drawing/2016/5/9/chartex" xmlns:cx4="http://schemas.microsoft.com/office/drawing/2016/5/10/chartex" xmlns:cx5="http://schemas.microsoft.com/office/drawing/2016/5/11/chartex" xmlns:cx6="http://schemas.microsoft.com/office/drawing/2016/5/12/chartex" xmlns:cx7="http://schemas.microsoft.com/office/drawing/2016/5/13/chartex" xmlns:cx8="http://schemas.microsoft.com/office/drawing/2016/5/14/chartex" xmlns:mc="http://schemas.openxmlformats.org/markup-compatibility/2006" xmlns:aink="http://schemas.microsoft.com/office/drawing/2016/ink" xmlns:am3d="http://schemas.microsoft.com/office/drawing/2017/model3d" xmlns:o="urn:schemas-microsoft-com:office:office" xmlns:oel="http://schemas.microsoft.com/office/2019/extlst" xmlns:r="http://schemas.openxmlformats.org/officeDocument/2006/relationships" xmlns:m="http://schemas.openxmlformats.org/officeDocument/2006/math" xmlns:v="urn:schemas-microsoft-com:vml" xmlns:wp14="http://schemas.microsoft.com/office/word/2010/wordprocessingDrawing" xmlns:wp="http://schemas.openxmlformats.org/drawingml/2006/wordprocessingDrawing" xmlns:w10="urn:schemas-microsoft-com:office:word" xmlns:w="http://schemas.openxmlformats.org/wordprocessingml/2006/main" xmlns:w14="http://schemas.microsoft.com/office/word/2010/wordml" xmlns:w15="http://schemas.microsoft.com/office/word/2012/wordml" xmlns:w16cex="http://schemas.microsoft.com/office/word/2018/wordml/cex" xmlns:w16cid="http://schemas.microsoft.com/office/word/2016/wordml/cid" xmlns:w16="http://schemas.microsoft.com/office/word/2018/wordml" xmlns:w16du="http://schemas.microsoft.com/office/word/2023/wordml/word16du" xmlns:w16sdtdh="http://schemas.microsoft.com/office/word/2020/wordml/sdtdatahash" xmlns:w16sdtfl="http://schemas.microsoft.com/office/word/2024/wordml/sdtformatlock" xmlns:w16se="http://schemas.microsoft.com/office/word/2015/wordml/symex" xmlns:wpg="http://schemas.microsoft.com/office/word/2010/wordprocessingGroup" xmlns:wpi="http://schemas.microsoft.com/office/word/2010/wordprocessingInk" xmlns:wne="http://schemas.microsoft.com/office/word/2006/wordml" xmlns:wps="http://schemas.microsoft.com/office/word/2010/wordprocessingShape" mc:Ignorable="w14 w15 w16se w16cid w16 w16cex w16sdtdh w16sdtfl w16du wp14">
   <w:abstractNum w:abstractNumId="0" w15:restartNumberingAfterBreak="0">
+    <w:nsid w:val="00BE1F35"/>
+    <w:multiLevelType w:val="multilevel"/>
+    <w:tmpl w:val="68FE2E8A"/>
+    <w:lvl w:ilvl="0">
+      <w:start w:val="1"/>
+      <w:numFmt w:val="bullet"/>
+      <w:lvlText w:val=""/>
+      <w:lvlJc w:val="left"/>
+      <w:pPr>
+        <w:tabs>
+          <w:tab w:val="num" w:pos="720"/>
+        </w:tabs>
+        <w:ind w:left="720" w:hanging="360"/>
+      </w:pPr>
+      <w:rPr>
+        <w:rFonts w:ascii="Symbol" w:hAnsi="Symbol" w:hint="default"/>
+        <w:sz w:val="20"/>
+      </w:rPr>
+    </w:lvl>
+    <w:lvl w:ilvl="1" w:tentative="1">
+      <w:start w:val="1"/>
+      <w:numFmt w:val="bullet"/>
+      <w:lvlText w:val="o"/>
+      <w:lvlJc w:val="left"/>
+      <w:pPr>
+        <w:tabs>
+          <w:tab w:val="num" w:pos="1440"/>
+        </w:tabs>
+        <w:ind w:left="1440" w:hanging="360"/>
+      </w:pPr>
+      <w:rPr>
+        <w:rFonts w:ascii="Courier New" w:hAnsi="Courier New" w:hint="default"/>
+        <w:sz w:val="20"/>
+      </w:rPr>
+    </w:lvl>
+    <w:lvl w:ilvl="2" w:tentative="1">
+      <w:start w:val="1"/>
+      <w:numFmt w:val="bullet"/>
+      <w:lvlText w:val=""/>
+      <w:lvlJc w:val="left"/>
+      <w:pPr>
+        <w:tabs>
+          <w:tab w:val="num" w:pos="2160"/>
+        </w:tabs>
+        <w:ind w:left="2160" w:hanging="360"/>
+      </w:pPr>
+      <w:rPr>
+        <w:rFonts w:ascii="Wingdings" w:hAnsi="Wingdings" w:hint="default"/>
+        <w:sz w:val="20"/>
+      </w:rPr>
+    </w:lvl>
+    <w:lvl w:ilvl="3" w:tentative="1">
+      <w:start w:val="1"/>
+      <w:numFmt w:val="bullet"/>
+      <w:lvlText w:val=""/>
+      <w:lvlJc w:val="left"/>
+      <w:pPr>
+        <w:tabs>
+          <w:tab w:val="num" w:pos="2880"/>
+        </w:tabs>
+        <w:ind w:left="2880" w:hanging="360"/>
+      </w:pPr>
+      <w:rPr>
+        <w:rFonts w:ascii="Wingdings" w:hAnsi="Wingdings" w:hint="default"/>
+        <w:sz w:val="20"/>
+      </w:rPr>
+    </w:lvl>
+    <w:lvl w:ilvl="4" w:tentative="1">
+      <w:start w:val="1"/>
+      <w:numFmt w:val="bullet"/>
+      <w:lvlText w:val=""/>
+      <w:lvlJc w:val="left"/>
+      <w:pPr>
+        <w:tabs>
+          <w:tab w:val="num" w:pos="3600"/>
+        </w:tabs>
+        <w:ind w:left="3600" w:hanging="360"/>
+      </w:pPr>
+      <w:rPr>
+        <w:rFonts w:ascii="Wingdings" w:hAnsi="Wingdings" w:hint="default"/>
+        <w:sz w:val="20"/>
+      </w:rPr>
+    </w:lvl>
+    <w:lvl w:ilvl="5" w:tentative="1">
+      <w:start w:val="1"/>
+      <w:numFmt w:val="bullet"/>
+      <w:lvlText w:val=""/>
+      <w:lvlJc w:val="left"/>
+      <w:pPr>
+        <w:tabs>
+          <w:tab w:val="num" w:pos="4320"/>
+        </w:tabs>
+        <w:ind w:left="4320" w:hanging="360"/>
+      </w:pPr>
+      <w:rPr>
+        <w:rFonts w:ascii="Wingdings" w:hAnsi="Wingdings" w:hint="default"/>
+        <w:sz w:val="20"/>
+      </w:rPr>
+    </w:lvl>
+    <w:lvl w:ilvl="6" w:tentative="1">
+      <w:start w:val="1"/>
+      <w:numFmt w:val="bullet"/>
+      <w:lvlText w:val=""/>
+      <w:lvlJc w:val="left"/>
+      <w:pPr>
+        <w:tabs>
+          <w:tab w:val="num" w:pos="5040"/>
+        </w:tabs>
+        <w:ind w:left="5040" w:hanging="360"/>
+      </w:pPr>
+      <w:rPr>
+        <w:rFonts w:ascii="Wingdings" w:hAnsi="Wingdings" w:hint="default"/>
+        <w:sz w:val="20"/>
+      </w:rPr>
+    </w:lvl>
+    <w:lvl w:ilvl="7" w:tentative="1">
+      <w:start w:val="1"/>
+      <w:numFmt w:val="bullet"/>
+      <w:lvlText w:val=""/>
+      <w:lvlJc w:val="left"/>
+      <w:pPr>
+        <w:tabs>
+          <w:tab w:val="num" w:pos="5760"/>
+        </w:tabs>
+        <w:ind w:left="5760" w:hanging="360"/>
+      </w:pPr>
+      <w:rPr>
+        <w:rFonts w:ascii="Wingdings" w:hAnsi="Wingdings" w:hint="default"/>
+        <w:sz w:val="20"/>
+      </w:rPr>
+    </w:lvl>
+    <w:lvl w:ilvl="8" w:tentative="1">
+      <w:start w:val="1"/>
+      <w:numFmt w:val="bullet"/>
+      <w:lvlText w:val=""/>
+      <w:lvlJc w:val="left"/>
+      <w:pPr>
+        <w:tabs>
+          <w:tab w:val="num" w:pos="6480"/>
+        </w:tabs>
+        <w:ind w:left="6480" w:hanging="360"/>
+      </w:pPr>
+      <w:rPr>
+        <w:rFonts w:ascii="Wingdings" w:hAnsi="Wingdings" w:hint="default"/>
+        <w:sz w:val="20"/>
+      </w:rPr>
+    </w:lvl>
+  </w:abstractNum>
+  <w:abstractNum w:abstractNumId="1" w15:restartNumberingAfterBreak="0">
+    <w:nsid w:val="0EE049A0"/>
+    <w:multiLevelType w:val="multilevel"/>
+    <w:tmpl w:val="68FE2E8A"/>
+    <w:lvl w:ilvl="0">
+      <w:start w:val="1"/>
+      <w:numFmt w:val="bullet"/>
+      <w:lvlText w:val=""/>
+      <w:lvlJc w:val="left"/>
+      <w:pPr>
+        <w:tabs>
+          <w:tab w:val="num" w:pos="720"/>
+        </w:tabs>
+        <w:ind w:left="720" w:hanging="360"/>
+      </w:pPr>
+      <w:rPr>
+        <w:rFonts w:ascii="Symbol" w:hAnsi="Symbol" w:hint="default"/>
+        <w:sz w:val="20"/>
+      </w:rPr>
+    </w:lvl>
+    <w:lvl w:ilvl="1" w:tentative="1">
+      <w:start w:val="1"/>
+      <w:numFmt w:val="bullet"/>
+      <w:lvlText w:val="o"/>
+      <w:lvlJc w:val="left"/>
+      <w:pPr>
+        <w:tabs>
+          <w:tab w:val="num" w:pos="1440"/>
+        </w:tabs>
+        <w:ind w:left="1440" w:hanging="360"/>
+      </w:pPr>
+      <w:rPr>
+        <w:rFonts w:ascii="Courier New" w:hAnsi="Courier New" w:hint="default"/>
+        <w:sz w:val="20"/>
+      </w:rPr>
+    </w:lvl>
+    <w:lvl w:ilvl="2" w:tentative="1">
+      <w:start w:val="1"/>
+      <w:numFmt w:val="bullet"/>
+      <w:lvlText w:val=""/>
+      <w:lvlJc w:val="left"/>
+      <w:pPr>
+        <w:tabs>
+          <w:tab w:val="num" w:pos="2160"/>
+        </w:tabs>
+        <w:ind w:left="2160" w:hanging="360"/>
+      </w:pPr>
+      <w:rPr>
+        <w:rFonts w:ascii="Wingdings" w:hAnsi="Wingdings" w:hint="default"/>
+        <w:sz w:val="20"/>
+      </w:rPr>
+    </w:lvl>
+    <w:lvl w:ilvl="3" w:tentative="1">
+      <w:start w:val="1"/>
+      <w:numFmt w:val="bullet"/>
+      <w:lvlText w:val=""/>
+      <w:lvlJc w:val="left"/>
+      <w:pPr>
+        <w:tabs>
+          <w:tab w:val="num" w:pos="2880"/>
+        </w:tabs>
+        <w:ind w:left="2880" w:hanging="360"/>
+      </w:pPr>
+      <w:rPr>
+        <w:rFonts w:ascii="Wingdings" w:hAnsi="Wingdings" w:hint="default"/>
+        <w:sz w:val="20"/>
+      </w:rPr>
+    </w:lvl>
+    <w:lvl w:ilvl="4" w:tentative="1">
+      <w:start w:val="1"/>
+      <w:numFmt w:val="bullet"/>
+      <w:lvlText w:val=""/>
+      <w:lvlJc w:val="left"/>
+      <w:pPr>
+        <w:tabs>
+          <w:tab w:val="num" w:pos="3600"/>
+        </w:tabs>
+        <w:ind w:left="3600" w:hanging="360"/>
+      </w:pPr>
+      <w:rPr>
+        <w:rFonts w:ascii="Wingdings" w:hAnsi="Wingdings" w:hint="default"/>
+        <w:sz w:val="20"/>
+      </w:rPr>
+    </w:lvl>
+    <w:lvl w:ilvl="5" w:tentative="1">
+      <w:start w:val="1"/>
+      <w:numFmt w:val="bullet"/>
+      <w:lvlText w:val=""/>
+      <w:lvlJc w:val="left"/>
+      <w:pPr>
+        <w:tabs>
+          <w:tab w:val="num" w:pos="4320"/>
+        </w:tabs>
+        <w:ind w:left="4320" w:hanging="360"/>
+      </w:pPr>
+      <w:rPr>
+        <w:rFonts w:ascii="Wingdings" w:hAnsi="Wingdings" w:hint="default"/>
+        <w:sz w:val="20"/>
+      </w:rPr>
+    </w:lvl>
+    <w:lvl w:ilvl="6" w:tentative="1">
+      <w:start w:val="1"/>
+      <w:numFmt w:val="bullet"/>
+      <w:lvlText w:val=""/>
+      <w:lvlJc w:val="left"/>
+      <w:pPr>
+        <w:tabs>
+          <w:tab w:val="num" w:pos="5040"/>
+        </w:tabs>
+        <w:ind w:left="5040" w:hanging="360"/>
+      </w:pPr>
+      <w:rPr>
+        <w:rFonts w:ascii="Wingdings" w:hAnsi="Wingdings" w:hint="default"/>
+        <w:sz w:val="20"/>
+      </w:rPr>
+    </w:lvl>
+    <w:lvl w:ilvl="7" w:tentative="1">
+      <w:start w:val="1"/>
+      <w:numFmt w:val="bullet"/>
+      <w:lvlText w:val=""/>
+      <w:lvlJc w:val="left"/>
+      <w:pPr>
+        <w:tabs>
+          <w:tab w:val="num" w:pos="5760"/>
+        </w:tabs>
+        <w:ind w:left="5760" w:hanging="360"/>
+      </w:pPr>
+      <w:rPr>
+        <w:rFonts w:ascii="Wingdings" w:hAnsi="Wingdings" w:hint="default"/>
+        <w:sz w:val="20"/>
+      </w:rPr>
+    </w:lvl>
+    <w:lvl w:ilvl="8" w:tentative="1">
+      <w:start w:val="1"/>
+      <w:numFmt w:val="bullet"/>
+      <w:lvlText w:val=""/>
+      <w:lvlJc w:val="left"/>
+      <w:pPr>
+        <w:tabs>
+          <w:tab w:val="num" w:pos="6480"/>
+        </w:tabs>
+        <w:ind w:left="6480" w:hanging="360"/>
+      </w:pPr>
+      <w:rPr>
+        <w:rFonts w:ascii="Wingdings" w:hAnsi="Wingdings" w:hint="default"/>
+        <w:sz w:val="20"/>
+      </w:rPr>
+    </w:lvl>
+  </w:abstractNum>
+  <w:abstractNum w:abstractNumId="2" w15:restartNumberingAfterBreak="0">
+    <w:nsid w:val="1C4A6E24"/>
+    <w:multiLevelType w:val="multilevel"/>
+    <w:tmpl w:val="69380DDC"/>
+    <w:lvl w:ilvl="0">
+      <w:start w:val="1"/>
+      <w:numFmt w:val="bullet"/>
+      <w:lvlText w:val=""/>
+      <w:lvlJc w:val="left"/>
+      <w:pPr>
+        <w:tabs>
+          <w:tab w:val="num" w:pos="720"/>
+        </w:tabs>
+        <w:ind w:left="720" w:hanging="360"/>
+      </w:pPr>
+      <w:rPr>
+        <w:rFonts w:ascii="Symbol" w:hAnsi="Symbol" w:hint="default"/>
+        <w:sz w:val="20"/>
+      </w:rPr>
+    </w:lvl>
+    <w:lvl w:ilvl="1" w:tentative="1">
+      <w:start w:val="1"/>
+      <w:numFmt w:val="bullet"/>
+      <w:lvlText w:val="o"/>
+      <w:lvlJc w:val="left"/>
+      <w:pPr>
+        <w:tabs>
+          <w:tab w:val="num" w:pos="1440"/>
+        </w:tabs>
+        <w:ind w:left="1440" w:hanging="360"/>
+      </w:pPr>
+      <w:rPr>
+        <w:rFonts w:ascii="Courier New" w:hAnsi="Courier New" w:hint="default"/>
+        <w:sz w:val="20"/>
+      </w:rPr>
+    </w:lvl>
+    <w:lvl w:ilvl="2" w:tentative="1">
+      <w:start w:val="1"/>
+      <w:numFmt w:val="bullet"/>
+      <w:lvlText w:val=""/>
+      <w:lvlJc w:val="left"/>
+      <w:pPr>
+        <w:tabs>
+          <w:tab w:val="num" w:pos="2160"/>
+        </w:tabs>
+        <w:ind w:left="2160" w:hanging="360"/>
+      </w:pPr>
+      <w:rPr>
+        <w:rFonts w:ascii="Wingdings" w:hAnsi="Wingdings" w:hint="default"/>
+        <w:sz w:val="20"/>
+      </w:rPr>
+    </w:lvl>
+    <w:lvl w:ilvl="3" w:tentative="1">
+      <w:start w:val="1"/>
+      <w:numFmt w:val="bullet"/>
+      <w:lvlText w:val=""/>
+      <w:lvlJc w:val="left"/>
+      <w:pPr>
+        <w:tabs>
+          <w:tab w:val="num" w:pos="2880"/>
+        </w:tabs>
+        <w:ind w:left="2880" w:hanging="360"/>
+      </w:pPr>
+      <w:rPr>
+        <w:rFonts w:ascii="Wingdings" w:hAnsi="Wingdings" w:hint="default"/>
+        <w:sz w:val="20"/>
+      </w:rPr>
+    </w:lvl>
+    <w:lvl w:ilvl="4" w:tentative="1">
+      <w:start w:val="1"/>
+      <w:numFmt w:val="bullet"/>
+      <w:lvlText w:val=""/>
+      <w:lvlJc w:val="left"/>
+      <w:pPr>
+        <w:tabs>
+          <w:tab w:val="num" w:pos="3600"/>
+        </w:tabs>
+        <w:ind w:left="3600" w:hanging="360"/>
+      </w:pPr>
+      <w:rPr>
+        <w:rFonts w:ascii="Wingdings" w:hAnsi="Wingdings" w:hint="default"/>
+        <w:sz w:val="20"/>
+      </w:rPr>
+    </w:lvl>
+    <w:lvl w:ilvl="5" w:tentative="1">
+      <w:start w:val="1"/>
+      <w:numFmt w:val="bullet"/>
+      <w:lvlText w:val=""/>
+      <w:lvlJc w:val="left"/>
+      <w:pPr>
+        <w:tabs>
+          <w:tab w:val="num" w:pos="4320"/>
+        </w:tabs>
+        <w:ind w:left="4320" w:hanging="360"/>
+      </w:pPr>
+      <w:rPr>
+        <w:rFonts w:ascii="Wingdings" w:hAnsi="Wingdings" w:hint="default"/>
+        <w:sz w:val="20"/>
+      </w:rPr>
+    </w:lvl>
+    <w:lvl w:ilvl="6" w:tentative="1">
+      <w:start w:val="1"/>
+      <w:numFmt w:val="bullet"/>
+      <w:lvlText w:val=""/>
+      <w:lvlJc w:val="left"/>
+      <w:pPr>
+        <w:tabs>
+          <w:tab w:val="num" w:pos="5040"/>
+        </w:tabs>
+        <w:ind w:left="5040" w:hanging="360"/>
+      </w:pPr>
+      <w:rPr>
+        <w:rFonts w:ascii="Wingdings" w:hAnsi="Wingdings" w:hint="default"/>
+        <w:sz w:val="20"/>
+      </w:rPr>
+    </w:lvl>
+    <w:lvl w:ilvl="7" w:tentative="1">
+      <w:start w:val="1"/>
+      <w:numFmt w:val="bullet"/>
+      <w:lvlText w:val=""/>
+      <w:lvlJc w:val="left"/>
+      <w:pPr>
+        <w:tabs>
+          <w:tab w:val="num" w:pos="5760"/>
+        </w:tabs>
+        <w:ind w:left="5760" w:hanging="360"/>
+      </w:pPr>
+      <w:rPr>
+        <w:rFonts w:ascii="Wingdings" w:hAnsi="Wingdings" w:hint="default"/>
+        <w:sz w:val="20"/>
+      </w:rPr>
+    </w:lvl>
+    <w:lvl w:ilvl="8" w:tentative="1">
+      <w:start w:val="1"/>
+      <w:numFmt w:val="bullet"/>
+      <w:lvlText w:val=""/>
+      <w:lvlJc w:val="left"/>
+      <w:pPr>
+        <w:tabs>
+          <w:tab w:val="num" w:pos="6480"/>
+        </w:tabs>
+        <w:ind w:left="6480" w:hanging="360"/>
+      </w:pPr>
+      <w:rPr>
+        <w:rFonts w:ascii="Wingdings" w:hAnsi="Wingdings" w:hint="default"/>
+        <w:sz w:val="20"/>
+      </w:rPr>
+    </w:lvl>
+  </w:abstractNum>
+  <w:abstractNum w:abstractNumId="3" w15:restartNumberingAfterBreak="0">
     <w:nsid w:val="1DBE4AA1"/>
     <w:multiLevelType w:val="hybridMultilevel"/>
     <w:tmpl w:val="574EAF66"/>
@@ -1519,7 +3779,543 @@
       </w:pPr>
     </w:lvl>
   </w:abstractNum>
-  <w:abstractNum w:abstractNumId="1" w15:restartNumberingAfterBreak="0">
+  <w:abstractNum w:abstractNumId="4" w15:restartNumberingAfterBreak="0">
+    <w:nsid w:val="263B5069"/>
+    <w:multiLevelType w:val="hybridMultilevel"/>
+    <w:tmpl w:val="E670EE58"/>
+    <w:lvl w:ilvl="0" w:tplc="12861004">
+      <w:start w:val="1"/>
+      <w:numFmt w:val="upperLetter"/>
+      <w:lvlText w:val="%1、"/>
+      <w:lvlJc w:val="left"/>
+      <w:pPr>
+        <w:ind w:left="360" w:hanging="360"/>
+      </w:pPr>
+      <w:rPr>
+        <w:rFonts w:hint="default"/>
+      </w:rPr>
+    </w:lvl>
+    <w:lvl w:ilvl="1" w:tplc="04090019" w:tentative="1">
+      <w:start w:val="1"/>
+      <w:numFmt w:val="lowerLetter"/>
+      <w:lvlText w:val="%2)"/>
+      <w:lvlJc w:val="left"/>
+      <w:pPr>
+        <w:ind w:left="880" w:hanging="440"/>
+      </w:pPr>
+    </w:lvl>
+    <w:lvl w:ilvl="2" w:tplc="0409001B" w:tentative="1">
+      <w:start w:val="1"/>
+      <w:numFmt w:val="lowerRoman"/>
+      <w:lvlText w:val="%3."/>
+      <w:lvlJc w:val="right"/>
+      <w:pPr>
+        <w:ind w:left="1320" w:hanging="440"/>
+      </w:pPr>
+    </w:lvl>
+    <w:lvl w:ilvl="3" w:tplc="0409000F" w:tentative="1">
+      <w:start w:val="1"/>
+      <w:numFmt w:val="decimal"/>
+      <w:lvlText w:val="%4."/>
+      <w:lvlJc w:val="left"/>
+      <w:pPr>
+        <w:ind w:left="1760" w:hanging="440"/>
+      </w:pPr>
+    </w:lvl>
+    <w:lvl w:ilvl="4" w:tplc="04090019" w:tentative="1">
+      <w:start w:val="1"/>
+      <w:numFmt w:val="lowerLetter"/>
+      <w:lvlText w:val="%5)"/>
+      <w:lvlJc w:val="left"/>
+      <w:pPr>
+        <w:ind w:left="2200" w:hanging="440"/>
+      </w:pPr>
+    </w:lvl>
+    <w:lvl w:ilvl="5" w:tplc="0409001B" w:tentative="1">
+      <w:start w:val="1"/>
+      <w:numFmt w:val="lowerRoman"/>
+      <w:lvlText w:val="%6."/>
+      <w:lvlJc w:val="right"/>
+      <w:pPr>
+        <w:ind w:left="2640" w:hanging="440"/>
+      </w:pPr>
+    </w:lvl>
+    <w:lvl w:ilvl="6" w:tplc="0409000F" w:tentative="1">
+      <w:start w:val="1"/>
+      <w:numFmt w:val="decimal"/>
+      <w:lvlText w:val="%7."/>
+      <w:lvlJc w:val="left"/>
+      <w:pPr>
+        <w:ind w:left="3080" w:hanging="440"/>
+      </w:pPr>
+    </w:lvl>
+    <w:lvl w:ilvl="7" w:tplc="04090019" w:tentative="1">
+      <w:start w:val="1"/>
+      <w:numFmt w:val="lowerLetter"/>
+      <w:lvlText w:val="%8)"/>
+      <w:lvlJc w:val="left"/>
+      <w:pPr>
+        <w:ind w:left="3520" w:hanging="440"/>
+      </w:pPr>
+    </w:lvl>
+    <w:lvl w:ilvl="8" w:tplc="0409001B" w:tentative="1">
+      <w:start w:val="1"/>
+      <w:numFmt w:val="lowerRoman"/>
+      <w:lvlText w:val="%9."/>
+      <w:lvlJc w:val="right"/>
+      <w:pPr>
+        <w:ind w:left="3960" w:hanging="440"/>
+      </w:pPr>
+    </w:lvl>
+  </w:abstractNum>
+  <w:abstractNum w:abstractNumId="5" w15:restartNumberingAfterBreak="0">
+    <w:nsid w:val="35FE057E"/>
+    <w:multiLevelType w:val="multilevel"/>
+    <w:tmpl w:val="68FE2E8A"/>
+    <w:lvl w:ilvl="0">
+      <w:start w:val="1"/>
+      <w:numFmt w:val="bullet"/>
+      <w:lvlText w:val=""/>
+      <w:lvlJc w:val="left"/>
+      <w:pPr>
+        <w:tabs>
+          <w:tab w:val="num" w:pos="720"/>
+        </w:tabs>
+        <w:ind w:left="720" w:hanging="360"/>
+      </w:pPr>
+      <w:rPr>
+        <w:rFonts w:ascii="Symbol" w:hAnsi="Symbol" w:hint="default"/>
+        <w:sz w:val="20"/>
+      </w:rPr>
+    </w:lvl>
+    <w:lvl w:ilvl="1" w:tentative="1">
+      <w:start w:val="1"/>
+      <w:numFmt w:val="bullet"/>
+      <w:lvlText w:val="o"/>
+      <w:lvlJc w:val="left"/>
+      <w:pPr>
+        <w:tabs>
+          <w:tab w:val="num" w:pos="1440"/>
+        </w:tabs>
+        <w:ind w:left="1440" w:hanging="360"/>
+      </w:pPr>
+      <w:rPr>
+        <w:rFonts w:ascii="Courier New" w:hAnsi="Courier New" w:hint="default"/>
+        <w:sz w:val="20"/>
+      </w:rPr>
+    </w:lvl>
+    <w:lvl w:ilvl="2" w:tentative="1">
+      <w:start w:val="1"/>
+      <w:numFmt w:val="bullet"/>
+      <w:lvlText w:val=""/>
+      <w:lvlJc w:val="left"/>
+      <w:pPr>
+        <w:tabs>
+          <w:tab w:val="num" w:pos="2160"/>
+        </w:tabs>
+        <w:ind w:left="2160" w:hanging="360"/>
+      </w:pPr>
+      <w:rPr>
+        <w:rFonts w:ascii="Wingdings" w:hAnsi="Wingdings" w:hint="default"/>
+        <w:sz w:val="20"/>
+      </w:rPr>
+    </w:lvl>
+    <w:lvl w:ilvl="3" w:tentative="1">
+      <w:start w:val="1"/>
+      <w:numFmt w:val="bullet"/>
+      <w:lvlText w:val=""/>
+      <w:lvlJc w:val="left"/>
+      <w:pPr>
+        <w:tabs>
+          <w:tab w:val="num" w:pos="2880"/>
+        </w:tabs>
+        <w:ind w:left="2880" w:hanging="360"/>
+      </w:pPr>
+      <w:rPr>
+        <w:rFonts w:ascii="Wingdings" w:hAnsi="Wingdings" w:hint="default"/>
+        <w:sz w:val="20"/>
+      </w:rPr>
+    </w:lvl>
+    <w:lvl w:ilvl="4" w:tentative="1">
+      <w:start w:val="1"/>
+      <w:numFmt w:val="bullet"/>
+      <w:lvlText w:val=""/>
+      <w:lvlJc w:val="left"/>
+      <w:pPr>
+        <w:tabs>
+          <w:tab w:val="num" w:pos="3600"/>
+        </w:tabs>
+        <w:ind w:left="3600" w:hanging="360"/>
+      </w:pPr>
+      <w:rPr>
+        <w:rFonts w:ascii="Wingdings" w:hAnsi="Wingdings" w:hint="default"/>
+        <w:sz w:val="20"/>
+      </w:rPr>
+    </w:lvl>
+    <w:lvl w:ilvl="5" w:tentative="1">
+      <w:start w:val="1"/>
+      <w:numFmt w:val="bullet"/>
+      <w:lvlText w:val=""/>
+      <w:lvlJc w:val="left"/>
+      <w:pPr>
+        <w:tabs>
+          <w:tab w:val="num" w:pos="4320"/>
+        </w:tabs>
+        <w:ind w:left="4320" w:hanging="360"/>
+      </w:pPr>
+      <w:rPr>
+        <w:rFonts w:ascii="Wingdings" w:hAnsi="Wingdings" w:hint="default"/>
+        <w:sz w:val="20"/>
+      </w:rPr>
+    </w:lvl>
+    <w:lvl w:ilvl="6" w:tentative="1">
+      <w:start w:val="1"/>
+      <w:numFmt w:val="bullet"/>
+      <w:lvlText w:val=""/>
+      <w:lvlJc w:val="left"/>
+      <w:pPr>
+        <w:tabs>
+          <w:tab w:val="num" w:pos="5040"/>
+        </w:tabs>
+        <w:ind w:left="5040" w:hanging="360"/>
+      </w:pPr>
+      <w:rPr>
+        <w:rFonts w:ascii="Wingdings" w:hAnsi="Wingdings" w:hint="default"/>
+        <w:sz w:val="20"/>
+      </w:rPr>
+    </w:lvl>
+    <w:lvl w:ilvl="7" w:tentative="1">
+      <w:start w:val="1"/>
+      <w:numFmt w:val="bullet"/>
+      <w:lvlText w:val=""/>
+      <w:lvlJc w:val="left"/>
+      <w:pPr>
+        <w:tabs>
+          <w:tab w:val="num" w:pos="5760"/>
+        </w:tabs>
+        <w:ind w:left="5760" w:hanging="360"/>
+      </w:pPr>
+      <w:rPr>
+        <w:rFonts w:ascii="Wingdings" w:hAnsi="Wingdings" w:hint="default"/>
+        <w:sz w:val="20"/>
+      </w:rPr>
+    </w:lvl>
+    <w:lvl w:ilvl="8" w:tentative="1">
+      <w:start w:val="1"/>
+      <w:numFmt w:val="bullet"/>
+      <w:lvlText w:val=""/>
+      <w:lvlJc w:val="left"/>
+      <w:pPr>
+        <w:tabs>
+          <w:tab w:val="num" w:pos="6480"/>
+        </w:tabs>
+        <w:ind w:left="6480" w:hanging="360"/>
+      </w:pPr>
+      <w:rPr>
+        <w:rFonts w:ascii="Wingdings" w:hAnsi="Wingdings" w:hint="default"/>
+        <w:sz w:val="20"/>
+      </w:rPr>
+    </w:lvl>
+  </w:abstractNum>
+  <w:abstractNum w:abstractNumId="6" w15:restartNumberingAfterBreak="0">
+    <w:nsid w:val="607B2342"/>
+    <w:multiLevelType w:val="multilevel"/>
+    <w:tmpl w:val="68FE2E8A"/>
+    <w:lvl w:ilvl="0">
+      <w:start w:val="1"/>
+      <w:numFmt w:val="bullet"/>
+      <w:lvlText w:val=""/>
+      <w:lvlJc w:val="left"/>
+      <w:pPr>
+        <w:tabs>
+          <w:tab w:val="num" w:pos="720"/>
+        </w:tabs>
+        <w:ind w:left="720" w:hanging="360"/>
+      </w:pPr>
+      <w:rPr>
+        <w:rFonts w:ascii="Symbol" w:hAnsi="Symbol" w:hint="default"/>
+        <w:sz w:val="20"/>
+      </w:rPr>
+    </w:lvl>
+    <w:lvl w:ilvl="1" w:tentative="1">
+      <w:start w:val="1"/>
+      <w:numFmt w:val="bullet"/>
+      <w:lvlText w:val="o"/>
+      <w:lvlJc w:val="left"/>
+      <w:pPr>
+        <w:tabs>
+          <w:tab w:val="num" w:pos="1440"/>
+        </w:tabs>
+        <w:ind w:left="1440" w:hanging="360"/>
+      </w:pPr>
+      <w:rPr>
+        <w:rFonts w:ascii="Courier New" w:hAnsi="Courier New" w:hint="default"/>
+        <w:sz w:val="20"/>
+      </w:rPr>
+    </w:lvl>
+    <w:lvl w:ilvl="2" w:tentative="1">
+      <w:start w:val="1"/>
+      <w:numFmt w:val="bullet"/>
+      <w:lvlText w:val=""/>
+      <w:lvlJc w:val="left"/>
+      <w:pPr>
+        <w:tabs>
+          <w:tab w:val="num" w:pos="2160"/>
+        </w:tabs>
+        <w:ind w:left="2160" w:hanging="360"/>
+      </w:pPr>
+      <w:rPr>
+        <w:rFonts w:ascii="Wingdings" w:hAnsi="Wingdings" w:hint="default"/>
+        <w:sz w:val="20"/>
+      </w:rPr>
+    </w:lvl>
+    <w:lvl w:ilvl="3" w:tentative="1">
+      <w:start w:val="1"/>
+      <w:numFmt w:val="bullet"/>
+      <w:lvlText w:val=""/>
+      <w:lvlJc w:val="left"/>
+      <w:pPr>
+        <w:tabs>
+          <w:tab w:val="num" w:pos="2880"/>
+        </w:tabs>
+        <w:ind w:left="2880" w:hanging="360"/>
+      </w:pPr>
+      <w:rPr>
+        <w:rFonts w:ascii="Wingdings" w:hAnsi="Wingdings" w:hint="default"/>
+        <w:sz w:val="20"/>
+      </w:rPr>
+    </w:lvl>
+    <w:lvl w:ilvl="4" w:tentative="1">
+      <w:start w:val="1"/>
+      <w:numFmt w:val="bullet"/>
+      <w:lvlText w:val=""/>
+      <w:lvlJc w:val="left"/>
+      <w:pPr>
+        <w:tabs>
+          <w:tab w:val="num" w:pos="3600"/>
+        </w:tabs>
+        <w:ind w:left="3600" w:hanging="360"/>
+      </w:pPr>
+      <w:rPr>
+        <w:rFonts w:ascii="Wingdings" w:hAnsi="Wingdings" w:hint="default"/>
+        <w:sz w:val="20"/>
+      </w:rPr>
+    </w:lvl>
+    <w:lvl w:ilvl="5" w:tentative="1">
+      <w:start w:val="1"/>
+      <w:numFmt w:val="bullet"/>
+      <w:lvlText w:val=""/>
+      <w:lvlJc w:val="left"/>
+      <w:pPr>
+        <w:tabs>
+          <w:tab w:val="num" w:pos="4320"/>
+        </w:tabs>
+        <w:ind w:left="4320" w:hanging="360"/>
+      </w:pPr>
+      <w:rPr>
+        <w:rFonts w:ascii="Wingdings" w:hAnsi="Wingdings" w:hint="default"/>
+        <w:sz w:val="20"/>
+      </w:rPr>
+    </w:lvl>
+    <w:lvl w:ilvl="6" w:tentative="1">
+      <w:start w:val="1"/>
+      <w:numFmt w:val="bullet"/>
+      <w:lvlText w:val=""/>
+      <w:lvlJc w:val="left"/>
+      <w:pPr>
+        <w:tabs>
+          <w:tab w:val="num" w:pos="5040"/>
+        </w:tabs>
+        <w:ind w:left="5040" w:hanging="360"/>
+      </w:pPr>
+      <w:rPr>
+        <w:rFonts w:ascii="Wingdings" w:hAnsi="Wingdings" w:hint="default"/>
+        <w:sz w:val="20"/>
+      </w:rPr>
+    </w:lvl>
+    <w:lvl w:ilvl="7" w:tentative="1">
+      <w:start w:val="1"/>
+      <w:numFmt w:val="bullet"/>
+      <w:lvlText w:val=""/>
+      <w:lvlJc w:val="left"/>
+      <w:pPr>
+        <w:tabs>
+          <w:tab w:val="num" w:pos="5760"/>
+        </w:tabs>
+        <w:ind w:left="5760" w:hanging="360"/>
+      </w:pPr>
+      <w:rPr>
+        <w:rFonts w:ascii="Wingdings" w:hAnsi="Wingdings" w:hint="default"/>
+        <w:sz w:val="20"/>
+      </w:rPr>
+    </w:lvl>
+    <w:lvl w:ilvl="8" w:tentative="1">
+      <w:start w:val="1"/>
+      <w:numFmt w:val="bullet"/>
+      <w:lvlText w:val=""/>
+      <w:lvlJc w:val="left"/>
+      <w:pPr>
+        <w:tabs>
+          <w:tab w:val="num" w:pos="6480"/>
+        </w:tabs>
+        <w:ind w:left="6480" w:hanging="360"/>
+      </w:pPr>
+      <w:rPr>
+        <w:rFonts w:ascii="Wingdings" w:hAnsi="Wingdings" w:hint="default"/>
+        <w:sz w:val="20"/>
+      </w:rPr>
+    </w:lvl>
+  </w:abstractNum>
+  <w:abstractNum w:abstractNumId="7" w15:restartNumberingAfterBreak="0">
+    <w:nsid w:val="6800262A"/>
+    <w:multiLevelType w:val="multilevel"/>
+    <w:tmpl w:val="68FE2E8A"/>
+    <w:lvl w:ilvl="0">
+      <w:start w:val="1"/>
+      <w:numFmt w:val="bullet"/>
+      <w:lvlText w:val=""/>
+      <w:lvlJc w:val="left"/>
+      <w:pPr>
+        <w:tabs>
+          <w:tab w:val="num" w:pos="720"/>
+        </w:tabs>
+        <w:ind w:left="720" w:hanging="360"/>
+      </w:pPr>
+      <w:rPr>
+        <w:rFonts w:ascii="Symbol" w:hAnsi="Symbol" w:hint="default"/>
+        <w:sz w:val="20"/>
+      </w:rPr>
+    </w:lvl>
+    <w:lvl w:ilvl="1" w:tentative="1">
+      <w:start w:val="1"/>
+      <w:numFmt w:val="bullet"/>
+      <w:lvlText w:val="o"/>
+      <w:lvlJc w:val="left"/>
+      <w:pPr>
+        <w:tabs>
+          <w:tab w:val="num" w:pos="1440"/>
+        </w:tabs>
+        <w:ind w:left="1440" w:hanging="360"/>
+      </w:pPr>
+      <w:rPr>
+        <w:rFonts w:ascii="Courier New" w:hAnsi="Courier New" w:hint="default"/>
+        <w:sz w:val="20"/>
+      </w:rPr>
+    </w:lvl>
+    <w:lvl w:ilvl="2" w:tentative="1">
+      <w:start w:val="1"/>
+      <w:numFmt w:val="bullet"/>
+      <w:lvlText w:val=""/>
+      <w:lvlJc w:val="left"/>
+      <w:pPr>
+        <w:tabs>
+          <w:tab w:val="num" w:pos="2160"/>
+        </w:tabs>
+        <w:ind w:left="2160" w:hanging="360"/>
+      </w:pPr>
+      <w:rPr>
+        <w:rFonts w:ascii="Wingdings" w:hAnsi="Wingdings" w:hint="default"/>
+        <w:sz w:val="20"/>
+      </w:rPr>
+    </w:lvl>
+    <w:lvl w:ilvl="3" w:tentative="1">
+      <w:start w:val="1"/>
+      <w:numFmt w:val="bullet"/>
+      <w:lvlText w:val=""/>
+      <w:lvlJc w:val="left"/>
+      <w:pPr>
+        <w:tabs>
+          <w:tab w:val="num" w:pos="2880"/>
+        </w:tabs>
+        <w:ind w:left="2880" w:hanging="360"/>
+      </w:pPr>
+      <w:rPr>
+        <w:rFonts w:ascii="Wingdings" w:hAnsi="Wingdings" w:hint="default"/>
+        <w:sz w:val="20"/>
+      </w:rPr>
+    </w:lvl>
+    <w:lvl w:ilvl="4" w:tentative="1">
+      <w:start w:val="1"/>
+      <w:numFmt w:val="bullet"/>
+      <w:lvlText w:val=""/>
+      <w:lvlJc w:val="left"/>
+      <w:pPr>
+        <w:tabs>
+          <w:tab w:val="num" w:pos="3600"/>
+        </w:tabs>
+        <w:ind w:left="3600" w:hanging="360"/>
+      </w:pPr>
+      <w:rPr>
+        <w:rFonts w:ascii="Wingdings" w:hAnsi="Wingdings" w:hint="default"/>
+        <w:sz w:val="20"/>
+      </w:rPr>
+    </w:lvl>
+    <w:lvl w:ilvl="5" w:tentative="1">
+      <w:start w:val="1"/>
+      <w:numFmt w:val="bullet"/>
+      <w:lvlText w:val=""/>
+      <w:lvlJc w:val="left"/>
+      <w:pPr>
+        <w:tabs>
+          <w:tab w:val="num" w:pos="4320"/>
+        </w:tabs>
+        <w:ind w:left="4320" w:hanging="360"/>
+      </w:pPr>
+      <w:rPr>
+        <w:rFonts w:ascii="Wingdings" w:hAnsi="Wingdings" w:hint="default"/>
+        <w:sz w:val="20"/>
+      </w:rPr>
+    </w:lvl>
+    <w:lvl w:ilvl="6" w:tentative="1">
+      <w:start w:val="1"/>
+      <w:numFmt w:val="bullet"/>
+      <w:lvlText w:val=""/>
+      <w:lvlJc w:val="left"/>
+      <w:pPr>
+        <w:tabs>
+          <w:tab w:val="num" w:pos="5040"/>
+        </w:tabs>
+        <w:ind w:left="5040" w:hanging="360"/>
+      </w:pPr>
+      <w:rPr>
+        <w:rFonts w:ascii="Wingdings" w:hAnsi="Wingdings" w:hint="default"/>
+        <w:sz w:val="20"/>
+      </w:rPr>
+    </w:lvl>
+    <w:lvl w:ilvl="7" w:tentative="1">
+      <w:start w:val="1"/>
+      <w:numFmt w:val="bullet"/>
+      <w:lvlText w:val=""/>
+      <w:lvlJc w:val="left"/>
+      <w:pPr>
+        <w:tabs>
+          <w:tab w:val="num" w:pos="5760"/>
+        </w:tabs>
+        <w:ind w:left="5760" w:hanging="360"/>
+      </w:pPr>
+      <w:rPr>
+        <w:rFonts w:ascii="Wingdings" w:hAnsi="Wingdings" w:hint="default"/>
+        <w:sz w:val="20"/>
+      </w:rPr>
+    </w:lvl>
+    <w:lvl w:ilvl="8" w:tentative="1">
+      <w:start w:val="1"/>
+      <w:numFmt w:val="bullet"/>
+      <w:lvlText w:val=""/>
+      <w:lvlJc w:val="left"/>
+      <w:pPr>
+        <w:tabs>
+          <w:tab w:val="num" w:pos="6480"/>
+        </w:tabs>
+        <w:ind w:left="6480" w:hanging="360"/>
+      </w:pPr>
+      <w:rPr>
+        <w:rFonts w:ascii="Wingdings" w:hAnsi="Wingdings" w:hint="default"/>
+        <w:sz w:val="20"/>
+      </w:rPr>
+    </w:lvl>
+  </w:abstractNum>
+  <w:abstractNum w:abstractNumId="8" w15:restartNumberingAfterBreak="0">
     <w:nsid w:val="6CE85BD5"/>
     <w:multiLevelType w:val="multilevel"/>
     <w:tmpl w:val="A6CED16C"/>
@@ -1668,7 +4464,7 @@
       </w:rPr>
     </w:lvl>
   </w:abstractNum>
-  <w:abstractNum w:abstractNumId="2" w15:restartNumberingAfterBreak="0">
+  <w:abstractNum w:abstractNumId="9" w15:restartNumberingAfterBreak="0">
     <w:nsid w:val="6D936673"/>
     <w:multiLevelType w:val="multilevel"/>
     <w:tmpl w:val="0728CEE8"/>
@@ -1720,6 +4516,155 @@
         <w:sz w:val="20"/>
       </w:rPr>
     </w:lvl>
+    <w:lvl w:ilvl="3">
+      <w:start w:val="1"/>
+      <w:numFmt w:val="bullet"/>
+      <w:lvlText w:val=""/>
+      <w:lvlJc w:val="left"/>
+      <w:pPr>
+        <w:tabs>
+          <w:tab w:val="num" w:pos="2520"/>
+        </w:tabs>
+        <w:ind w:left="2520" w:hanging="360"/>
+      </w:pPr>
+      <w:rPr>
+        <w:rFonts w:ascii="Wingdings" w:hAnsi="Wingdings" w:hint="default"/>
+        <w:sz w:val="20"/>
+      </w:rPr>
+    </w:lvl>
+    <w:lvl w:ilvl="4" w:tentative="1">
+      <w:start w:val="1"/>
+      <w:numFmt w:val="bullet"/>
+      <w:lvlText w:val=""/>
+      <w:lvlJc w:val="left"/>
+      <w:pPr>
+        <w:tabs>
+          <w:tab w:val="num" w:pos="3240"/>
+        </w:tabs>
+        <w:ind w:left="3240" w:hanging="360"/>
+      </w:pPr>
+      <w:rPr>
+        <w:rFonts w:ascii="Wingdings" w:hAnsi="Wingdings" w:hint="default"/>
+        <w:sz w:val="20"/>
+      </w:rPr>
+    </w:lvl>
+    <w:lvl w:ilvl="5" w:tentative="1">
+      <w:start w:val="1"/>
+      <w:numFmt w:val="bullet"/>
+      <w:lvlText w:val=""/>
+      <w:lvlJc w:val="left"/>
+      <w:pPr>
+        <w:tabs>
+          <w:tab w:val="num" w:pos="3960"/>
+        </w:tabs>
+        <w:ind w:left="3960" w:hanging="360"/>
+      </w:pPr>
+      <w:rPr>
+        <w:rFonts w:ascii="Wingdings" w:hAnsi="Wingdings" w:hint="default"/>
+        <w:sz w:val="20"/>
+      </w:rPr>
+    </w:lvl>
+    <w:lvl w:ilvl="6" w:tentative="1">
+      <w:start w:val="1"/>
+      <w:numFmt w:val="bullet"/>
+      <w:lvlText w:val=""/>
+      <w:lvlJc w:val="left"/>
+      <w:pPr>
+        <w:tabs>
+          <w:tab w:val="num" w:pos="4680"/>
+        </w:tabs>
+        <w:ind w:left="4680" w:hanging="360"/>
+      </w:pPr>
+      <w:rPr>
+        <w:rFonts w:ascii="Wingdings" w:hAnsi="Wingdings" w:hint="default"/>
+        <w:sz w:val="20"/>
+      </w:rPr>
+    </w:lvl>
+    <w:lvl w:ilvl="7" w:tentative="1">
+      <w:start w:val="1"/>
+      <w:numFmt w:val="bullet"/>
+      <w:lvlText w:val=""/>
+      <w:lvlJc w:val="left"/>
+      <w:pPr>
+        <w:tabs>
+          <w:tab w:val="num" w:pos="5400"/>
+        </w:tabs>
+        <w:ind w:left="5400" w:hanging="360"/>
+      </w:pPr>
+      <w:rPr>
+        <w:rFonts w:ascii="Wingdings" w:hAnsi="Wingdings" w:hint="default"/>
+        <w:sz w:val="20"/>
+      </w:rPr>
+    </w:lvl>
+    <w:lvl w:ilvl="8" w:tentative="1">
+      <w:start w:val="1"/>
+      <w:numFmt w:val="bullet"/>
+      <w:lvlText w:val=""/>
+      <w:lvlJc w:val="left"/>
+      <w:pPr>
+        <w:tabs>
+          <w:tab w:val="num" w:pos="6120"/>
+        </w:tabs>
+        <w:ind w:left="6120" w:hanging="360"/>
+      </w:pPr>
+      <w:rPr>
+        <w:rFonts w:ascii="Wingdings" w:hAnsi="Wingdings" w:hint="default"/>
+        <w:sz w:val="20"/>
+      </w:rPr>
+    </w:lvl>
+  </w:abstractNum>
+  <w:abstractNum w:abstractNumId="10" w15:restartNumberingAfterBreak="0">
+    <w:nsid w:val="7382250B"/>
+    <w:multiLevelType w:val="multilevel"/>
+    <w:tmpl w:val="68FE2E8A"/>
+    <w:lvl w:ilvl="0">
+      <w:start w:val="1"/>
+      <w:numFmt w:val="bullet"/>
+      <w:lvlText w:val=""/>
+      <w:lvlJc w:val="left"/>
+      <w:pPr>
+        <w:tabs>
+          <w:tab w:val="num" w:pos="720"/>
+        </w:tabs>
+        <w:ind w:left="720" w:hanging="360"/>
+      </w:pPr>
+      <w:rPr>
+        <w:rFonts w:ascii="Symbol" w:hAnsi="Symbol" w:hint="default"/>
+        <w:sz w:val="20"/>
+      </w:rPr>
+    </w:lvl>
+    <w:lvl w:ilvl="1" w:tentative="1">
+      <w:start w:val="1"/>
+      <w:numFmt w:val="bullet"/>
+      <w:lvlText w:val="o"/>
+      <w:lvlJc w:val="left"/>
+      <w:pPr>
+        <w:tabs>
+          <w:tab w:val="num" w:pos="1440"/>
+        </w:tabs>
+        <w:ind w:left="1440" w:hanging="360"/>
+      </w:pPr>
+      <w:rPr>
+        <w:rFonts w:ascii="Courier New" w:hAnsi="Courier New" w:hint="default"/>
+        <w:sz w:val="20"/>
+      </w:rPr>
+    </w:lvl>
+    <w:lvl w:ilvl="2" w:tentative="1">
+      <w:start w:val="1"/>
+      <w:numFmt w:val="bullet"/>
+      <w:lvlText w:val=""/>
+      <w:lvlJc w:val="left"/>
+      <w:pPr>
+        <w:tabs>
+          <w:tab w:val="num" w:pos="2160"/>
+        </w:tabs>
+        <w:ind w:left="2160" w:hanging="360"/>
+      </w:pPr>
+      <w:rPr>
+        <w:rFonts w:ascii="Wingdings" w:hAnsi="Wingdings" w:hint="default"/>
+        <w:sz w:val="20"/>
+      </w:rPr>
+    </w:lvl>
     <w:lvl w:ilvl="3" w:tentative="1">
       <w:start w:val="1"/>
       <w:numFmt w:val="bullet"/>
@@ -1727,9 +4672,9 @@
       <w:lvlJc w:val="left"/>
       <w:pPr>
         <w:tabs>
-          <w:tab w:val="num" w:pos="2520"/>
-        </w:tabs>
-        <w:ind w:left="2520" w:hanging="360"/>
+          <w:tab w:val="num" w:pos="2880"/>
+        </w:tabs>
+        <w:ind w:left="2880" w:hanging="360"/>
       </w:pPr>
       <w:rPr>
         <w:rFonts w:ascii="Wingdings" w:hAnsi="Wingdings" w:hint="default"/>
@@ -1743,9 +4688,9 @@
       <w:lvlJc w:val="left"/>
       <w:pPr>
         <w:tabs>
-          <w:tab w:val="num" w:pos="3240"/>
-        </w:tabs>
-        <w:ind w:left="3240" w:hanging="360"/>
+          <w:tab w:val="num" w:pos="3600"/>
+        </w:tabs>
+        <w:ind w:left="3600" w:hanging="360"/>
       </w:pPr>
       <w:rPr>
         <w:rFonts w:ascii="Wingdings" w:hAnsi="Wingdings" w:hint="default"/>
@@ -1759,9 +4704,9 @@
       <w:lvlJc w:val="left"/>
       <w:pPr>
         <w:tabs>
-          <w:tab w:val="num" w:pos="3960"/>
-        </w:tabs>
-        <w:ind w:left="3960" w:hanging="360"/>
+          <w:tab w:val="num" w:pos="4320"/>
+        </w:tabs>
+        <w:ind w:left="4320" w:hanging="360"/>
       </w:pPr>
       <w:rPr>
         <w:rFonts w:ascii="Wingdings" w:hAnsi="Wingdings" w:hint="default"/>
@@ -1775,9 +4720,9 @@
       <w:lvlJc w:val="left"/>
       <w:pPr>
         <w:tabs>
-          <w:tab w:val="num" w:pos="4680"/>
-        </w:tabs>
-        <w:ind w:left="4680" w:hanging="360"/>
+          <w:tab w:val="num" w:pos="5040"/>
+        </w:tabs>
+        <w:ind w:left="5040" w:hanging="360"/>
       </w:pPr>
       <w:rPr>
         <w:rFonts w:ascii="Wingdings" w:hAnsi="Wingdings" w:hint="default"/>
@@ -1791,9 +4736,9 @@
       <w:lvlJc w:val="left"/>
       <w:pPr>
         <w:tabs>
-          <w:tab w:val="num" w:pos="5400"/>
-        </w:tabs>
-        <w:ind w:left="5400" w:hanging="360"/>
+          <w:tab w:val="num" w:pos="5760"/>
+        </w:tabs>
+        <w:ind w:left="5760" w:hanging="360"/>
       </w:pPr>
       <w:rPr>
         <w:rFonts w:ascii="Wingdings" w:hAnsi="Wingdings" w:hint="default"/>
@@ -1807,9 +4752,9 @@
       <w:lvlJc w:val="left"/>
       <w:pPr>
         <w:tabs>
-          <w:tab w:val="num" w:pos="6120"/>
-        </w:tabs>
-        <w:ind w:left="6120" w:hanging="360"/>
+          <w:tab w:val="num" w:pos="6480"/>
+        </w:tabs>
+        <w:ind w:left="6480" w:hanging="360"/>
       </w:pPr>
       <w:rPr>
         <w:rFonts w:ascii="Wingdings" w:hAnsi="Wingdings" w:hint="default"/>
@@ -1818,13 +4763,37 @@
     </w:lvl>
   </w:abstractNum>
   <w:num w:numId="1" w16cid:durableId="1309555736">
+    <w:abstractNumId w:val="8"/>
+  </w:num>
+  <w:num w:numId="2" w16cid:durableId="716508437">
+    <w:abstractNumId w:val="9"/>
+  </w:num>
+  <w:num w:numId="3" w16cid:durableId="1656254804">
+    <w:abstractNumId w:val="3"/>
+  </w:num>
+  <w:num w:numId="4" w16cid:durableId="468790566">
+    <w:abstractNumId w:val="2"/>
+  </w:num>
+  <w:num w:numId="5" w16cid:durableId="1737127590">
+    <w:abstractNumId w:val="4"/>
+  </w:num>
+  <w:num w:numId="6" w16cid:durableId="1781486479">
     <w:abstractNumId w:val="1"/>
   </w:num>
-  <w:num w:numId="2" w16cid:durableId="716508437">
-    <w:abstractNumId w:val="2"/>
+  <w:num w:numId="7" w16cid:durableId="1334920345">
+    <w:abstractNumId w:val="7"/>
   </w:num>
-  <w:num w:numId="3" w16cid:durableId="1656254804">
+  <w:num w:numId="8" w16cid:durableId="1334726024">
+    <w:abstractNumId w:val="6"/>
+  </w:num>
+  <w:num w:numId="9" w16cid:durableId="2003465676">
     <w:abstractNumId w:val="0"/>
+  </w:num>
+  <w:num w:numId="10" w16cid:durableId="1322395147">
+    <w:abstractNumId w:val="10"/>
+  </w:num>
+  <w:num w:numId="11" w16cid:durableId="1657610390">
+    <w:abstractNumId w:val="5"/>
   </w:num>
 </w:numbering>
 </file>
@@ -2430,7 +5399,6 @@
   <w:style w:type="character" w:default="1" w:styleId="a0">
     <w:name w:val="Default Paragraph Font"/>
     <w:uiPriority w:val="1"/>
-    <w:semiHidden/>
     <w:unhideWhenUsed/>
   </w:style>
   <w:style w:type="table" w:default="1" w:styleId="a1">
@@ -2810,6 +5778,11 @@
       <w:szCs w:val="18"/>
     </w:rPr>
   </w:style>
+  <w:style w:type="character" w:customStyle="1" w:styleId="agcmg">
+    <w:name w:val="a_gcmg"/>
+    <w:basedOn w:val="a0"/>
+    <w:rsid w:val="00BC5654"/>
+  </w:style>
 </w:styles>
 </file>
 

--- a/lesson/自我介绍.docx
+++ b/lesson/自我介绍.docx
@@ -1051,6 +1051,9 @@
           <w:ilvl w:val="2"/>
           <w:numId w:val="2"/>
         </w:numPr>
+        <w:rPr>
+          <w:rFonts w:hint="eastAsia"/>
+        </w:rPr>
       </w:pPr>
       <w:r>
         <w:rPr>
@@ -1269,19 +1272,7 @@
         <w:rPr>
           <w:rFonts w:hint="eastAsia"/>
         </w:rPr>
-        <w:t>暴露的API接口进行配置，做了#、@等功能</w:t>
-      </w:r>
-      <w:r>
-        <w:rPr>
-          <w:rFonts w:hint="eastAsia"/>
-        </w:rPr>
-        <w:t>，</w:t>
-      </w:r>
-      <w:r>
-        <w:rPr>
-          <w:rFonts w:hint="eastAsia"/>
-        </w:rPr>
-        <w:t>智能链接识别：降低手工成本，</w:t>
+        <w:t>暴露的API接口进行配置，做了#、@等功能，智能链接识别：降低手工成本，</w:t>
       </w:r>
     </w:p>
     <w:p>
@@ -1291,6 +1282,9 @@
           <w:ilvl w:val="2"/>
           <w:numId w:val="2"/>
         </w:numPr>
+        <w:rPr>
+          <w:rFonts w:hint="eastAsia"/>
+        </w:rPr>
       </w:pPr>
       <w:r>
         <w:rPr>
@@ -1311,6 +1305,9 @@
           <w:ilvl w:val="3"/>
           <w:numId w:val="2"/>
         </w:numPr>
+        <w:rPr>
+          <w:rFonts w:hint="eastAsia"/>
+        </w:rPr>
       </w:pPr>
       <w:r>
         <w:rPr>
@@ -1326,24 +1323,15 @@
           <w:ilvl w:val="3"/>
           <w:numId w:val="2"/>
         </w:numPr>
-      </w:pPr>
-      <w:r>
-        <w:rPr>
-          <w:rFonts w:hint="eastAsia"/>
-        </w:rPr>
-        <w:t>自动更新草稿：</w:t>
-      </w:r>
-      <w:r>
-        <w:rPr>
-          <w:rFonts w:hint="eastAsia"/>
-        </w:rPr>
-        <w:t>触发</w:t>
-      </w:r>
-      <w:r>
-        <w:rPr>
-          <w:rFonts w:hint="eastAsia"/>
-        </w:rPr>
-        <w:t>action：关闭前、内容变化的回调、切换周时保存，出现action更新草稿，简单的输入内容更新暂时储存临时的草稿媒介</w:t>
+        <w:rPr>
+          <w:rFonts w:hint="eastAsia"/>
+        </w:rPr>
+      </w:pPr>
+      <w:r>
+        <w:rPr>
+          <w:rFonts w:hint="eastAsia"/>
+        </w:rPr>
+        <w:t>自动更新草稿：触发action：关闭前、内容变化的回调、切换周时保存，出现action更新草稿，简单的输入内容更新暂时储存临时的草稿媒介</w:t>
       </w:r>
     </w:p>
     <w:p>
@@ -1353,6 +1341,9 @@
           <w:ilvl w:val="0"/>
           <w:numId w:val="2"/>
         </w:numPr>
+        <w:rPr>
+          <w:rFonts w:hint="eastAsia"/>
+        </w:rPr>
       </w:pPr>
       <w:r>
         <w:rPr>
@@ -1472,6 +1463,9 @@
           <w:ilvl w:val="2"/>
           <w:numId w:val="2"/>
         </w:numPr>
+        <w:rPr>
+          <w:rFonts w:hint="eastAsia"/>
+        </w:rPr>
       </w:pPr>
       <w:r>
         <w:rPr>
@@ -1506,6 +1500,9 @@
           <w:ilvl w:val="2"/>
           <w:numId w:val="2"/>
         </w:numPr>
+        <w:rPr>
+          <w:rFonts w:hint="eastAsia"/>
+        </w:rPr>
       </w:pPr>
       <w:r>
         <w:rPr>
@@ -1818,7 +1815,13 @@
         <w:t>基于滚动距离淘汰，</w:t>
       </w:r>
     </w:p>
-    <w:p/>
+    <w:p>
+      <w:pPr>
+        <w:rPr>
+          <w:rFonts w:hint="eastAsia"/>
+        </w:rPr>
+      </w:pPr>
+    </w:p>
     <w:p>
       <w:pPr>
         <w:pStyle w:val="2"/>
@@ -1834,7 +1837,15 @@
       </w:r>
     </w:p>
     <w:p>
-      <w:r>
+      <w:pPr>
+        <w:rPr>
+          <w:rFonts w:hint="eastAsia"/>
+        </w:rPr>
+      </w:pPr>
+      <w:r>
+        <w:rPr>
+          <w:noProof/>
+        </w:rPr>
         <w:drawing>
           <wp:inline distT="0" distB="0" distL="0" distR="0" wp14:anchorId="75B33AC6" wp14:editId="4A7A6832">
             <wp:extent cx="3299791" cy="1573618"/>
@@ -1873,7 +1884,15 @@
       </w:r>
     </w:p>
     <w:p>
-      <w:r>
+      <w:pPr>
+        <w:rPr>
+          <w:rFonts w:hint="eastAsia"/>
+        </w:rPr>
+      </w:pPr>
+      <w:r>
+        <w:rPr>
+          <w:noProof/>
+        </w:rPr>
         <w:drawing>
           <wp:inline distT="0" distB="0" distL="0" distR="0" wp14:anchorId="6700F2C3" wp14:editId="08F7F628">
             <wp:extent cx="3376095" cy="2998083"/>
@@ -1912,7 +1931,15 @@
       </w:r>
     </w:p>
     <w:p>
-      <w:r>
+      <w:pPr>
+        <w:rPr>
+          <w:rFonts w:hint="eastAsia"/>
+        </w:rPr>
+      </w:pPr>
+      <w:r>
+        <w:rPr>
+          <w:noProof/>
+        </w:rPr>
         <w:drawing>
           <wp:inline distT="0" distB="0" distL="0" distR="0" wp14:anchorId="538AE93D" wp14:editId="7F86D309">
             <wp:extent cx="3325149" cy="1153353"/>
@@ -2049,6 +2076,9 @@
       <w:pPr>
         <w:pStyle w:val="a9"/>
         <w:ind w:left="360"/>
+        <w:rPr>
+          <w:rFonts w:hint="eastAsia"/>
+        </w:rPr>
       </w:pPr>
       <w:r>
         <w:rPr>
@@ -2081,13 +2111,7 @@
         <w:rPr>
           <w:rFonts w:hint="eastAsia"/>
         </w:rPr>
-        <w:t>D、</w:t>
-      </w:r>
-      <w:r>
-        <w:rPr>
-          <w:rFonts w:hint="eastAsia"/>
-        </w:rPr>
-        <w:t>校验：计算</w:t>
+        <w:t>D、校验：计算</w:t>
       </w:r>
       <w:r>
         <w:rPr>
@@ -2151,13 +2175,7 @@
         <w:rPr>
           <w:rFonts w:hint="eastAsia"/>
         </w:rPr>
-        <w:t>E、</w:t>
-      </w:r>
-      <w:r>
-        <w:rPr>
-          <w:rFonts w:hint="eastAsia"/>
-        </w:rPr>
-        <w:t>磁盘选择：筛选可移动的存储盘，降低用户误选磁盘风险，（强校验，磁盘大小、清空磁盘、拔掉磁盘）</w:t>
+        <w:t>E、磁盘选择：筛选可移动的存储盘，降低用户误选磁盘风险，（强校验，磁盘大小、清空磁盘、拔掉磁盘）</w:t>
       </w:r>
     </w:p>
     <w:p>
@@ -2169,18 +2187,57 @@
         </w:rPr>
       </w:pPr>
     </w:p>
-    <w:p/>
-    <w:p/>
-    <w:p/>
-    <w:p/>
-    <w:p/>
-    <w:p/>
+    <w:p>
+      <w:pPr>
+        <w:rPr>
+          <w:rFonts w:hint="eastAsia"/>
+        </w:rPr>
+      </w:pPr>
+    </w:p>
+    <w:p>
+      <w:pPr>
+        <w:rPr>
+          <w:rFonts w:hint="eastAsia"/>
+        </w:rPr>
+      </w:pPr>
+    </w:p>
+    <w:p>
+      <w:pPr>
+        <w:rPr>
+          <w:rFonts w:hint="eastAsia"/>
+        </w:rPr>
+      </w:pPr>
+    </w:p>
+    <w:p>
+      <w:pPr>
+        <w:rPr>
+          <w:rFonts w:hint="eastAsia"/>
+        </w:rPr>
+      </w:pPr>
+    </w:p>
+    <w:p>
+      <w:pPr>
+        <w:rPr>
+          <w:rFonts w:hint="eastAsia"/>
+        </w:rPr>
+      </w:pPr>
+    </w:p>
+    <w:p>
+      <w:pPr>
+        <w:rPr>
+          <w:rFonts w:hint="eastAsia"/>
+        </w:rPr>
+      </w:pPr>
+    </w:p>
     <w:p>
       <w:pPr>
         <w:numPr>
           <w:ilvl w:val="0"/>
           <w:numId w:val="6"/>
         </w:numPr>
+        <w:rPr>
+          <w:rFonts w:hint="eastAsia"/>
+        </w:rPr>
       </w:pPr>
       <w:r>
         <w:rPr>
@@ -2199,6 +2256,9 @@
           <w:ilvl w:val="0"/>
           <w:numId w:val="6"/>
         </w:numPr>
+        <w:rPr>
+          <w:rFonts w:hint="eastAsia"/>
+        </w:rPr>
       </w:pPr>
       <w:r>
         <w:rPr>
@@ -2217,6 +2277,9 @@
           <w:ilvl w:val="0"/>
           <w:numId w:val="6"/>
         </w:numPr>
+        <w:rPr>
+          <w:rFonts w:hint="eastAsia"/>
+        </w:rPr>
       </w:pPr>
       <w:r>
         <w:rPr>
@@ -2248,6 +2311,9 @@
           <w:ilvl w:val="0"/>
           <w:numId w:val="6"/>
         </w:numPr>
+        <w:rPr>
+          <w:rFonts w:hint="eastAsia"/>
+        </w:rPr>
       </w:pPr>
       <w:r>
         <w:rPr>
@@ -2263,6 +2329,9 @@
           <w:ilvl w:val="0"/>
           <w:numId w:val="6"/>
         </w:numPr>
+        <w:rPr>
+          <w:rFonts w:hint="eastAsia"/>
+        </w:rPr>
       </w:pPr>
       <w:r>
         <w:t>与飞</w:t>
@@ -2282,6 +2351,9 @@
           <w:ilvl w:val="0"/>
           <w:numId w:val="6"/>
         </w:numPr>
+        <w:rPr>
+          <w:rFonts w:hint="eastAsia"/>
+        </w:rPr>
       </w:pPr>
       <w:r>
         <w:t>自</w:t>
@@ -2301,6 +2373,9 @@
           <w:ilvl w:val="0"/>
           <w:numId w:val="6"/>
         </w:numPr>
+        <w:rPr>
+          <w:rFonts w:hint="eastAsia"/>
+        </w:rPr>
       </w:pPr>
       <w:r>
         <w:t xml:space="preserve">基于 </w:t>
@@ -2311,7 +2386,7 @@
       </w:r>
       <w:proofErr w:type="spellEnd"/>
       <w:r>
-        <w:t xml:space="preserve"> 3 s深度定制的富文本编辑器，支持自定义标签与提及拓展，智能链接识别截短与粘贴内容识别。</w:t>
+        <w:t xml:space="preserve"> 3 深度定制的富文本编辑器，支持自定义标签与提及拓展，智能链接识别截短与粘贴内容识别。</w:t>
       </w:r>
     </w:p>
     <w:p>
@@ -2320,6 +2395,9 @@
           <w:ilvl w:val="0"/>
           <w:numId w:val="6"/>
         </w:numPr>
+        <w:rPr>
+          <w:rFonts w:hint="eastAsia"/>
+        </w:rPr>
       </w:pPr>
       <w:r>
         <w:t>实现可多层级嵌套、分页加载的评论展示，以及分享</w:t>
@@ -2339,6 +2417,9 @@
           <w:ilvl w:val="0"/>
           <w:numId w:val="6"/>
         </w:numPr>
+        <w:rPr>
+          <w:rFonts w:hint="eastAsia"/>
+        </w:rPr>
       </w:pPr>
       <w:r>
         <w:t>使用Redux 持久化存储草稿，按周数隔离草稿数据，内容、OKR关联、项目标签自动保存，避免页面刷新后丢失数据。</w:t>
@@ -2350,6 +2431,9 @@
           <w:ilvl w:val="0"/>
           <w:numId w:val="6"/>
         </w:numPr>
+        <w:rPr>
+          <w:rFonts w:hint="eastAsia"/>
+        </w:rPr>
       </w:pPr>
       <w:r>
         <w:t>多端多系统键盘适配与体验优化，动态检测iOS系统键盘高度，自动调整布局避免键盘遮挡，对iOS系统聚焦功能特殊处理，实现视觉效果统一。</w:t>
@@ -2362,6 +2446,9 @@
           <w:ilvl w:val="0"/>
           <w:numId w:val="6"/>
         </w:numPr>
+        <w:rPr>
+          <w:rFonts w:hint="eastAsia"/>
+        </w:rPr>
       </w:pPr>
       <w:r>
         <w:rPr>
@@ -2374,16 +2461,43 @@
         <w:t>系统按期上线，稳定运行，成为公司内标准的工作协作工具，实现了项目、工时、OKR、人员分配等数据的集中化、结构化管理与统计分析，有效提升了团队信息同步和互助效率。</w:t>
       </w:r>
     </w:p>
-    <w:p/>
-    <w:p/>
-    <w:p/>
-    <w:p/>
+    <w:p>
+      <w:pPr>
+        <w:rPr>
+          <w:rFonts w:hint="eastAsia"/>
+        </w:rPr>
+      </w:pPr>
+    </w:p>
+    <w:p>
+      <w:pPr>
+        <w:rPr>
+          <w:rFonts w:hint="eastAsia"/>
+        </w:rPr>
+      </w:pPr>
+    </w:p>
+    <w:p>
+      <w:pPr>
+        <w:rPr>
+          <w:rFonts w:hint="eastAsia"/>
+        </w:rPr>
+      </w:pPr>
+    </w:p>
+    <w:p>
+      <w:pPr>
+        <w:rPr>
+          <w:rFonts w:hint="eastAsia"/>
+        </w:rPr>
+      </w:pPr>
+    </w:p>
     <w:p>
       <w:pPr>
         <w:numPr>
           <w:ilvl w:val="0"/>
           <w:numId w:val="7"/>
         </w:numPr>
+        <w:rPr>
+          <w:rFonts w:hint="eastAsia"/>
+        </w:rPr>
       </w:pPr>
       <w:r>
         <w:rPr>
@@ -2410,6 +2524,9 @@
           <w:ilvl w:val="0"/>
           <w:numId w:val="7"/>
         </w:numPr>
+        <w:rPr>
+          <w:rFonts w:hint="eastAsia"/>
+        </w:rPr>
       </w:pPr>
       <w:r>
         <w:rPr>
@@ -2425,6 +2542,9 @@
           <w:ilvl w:val="0"/>
           <w:numId w:val="7"/>
         </w:numPr>
+        <w:rPr>
+          <w:rFonts w:hint="eastAsia"/>
+        </w:rPr>
       </w:pPr>
       <w:r>
         <w:rPr>
@@ -2456,6 +2576,9 @@
           <w:ilvl w:val="0"/>
           <w:numId w:val="7"/>
         </w:numPr>
+        <w:rPr>
+          <w:rFonts w:hint="eastAsia"/>
+        </w:rPr>
       </w:pPr>
       <w:r>
         <w:rPr>
@@ -2471,6 +2594,9 @@
           <w:ilvl w:val="0"/>
           <w:numId w:val="7"/>
         </w:numPr>
+        <w:rPr>
+          <w:rFonts w:hint="eastAsia"/>
+        </w:rPr>
       </w:pPr>
       <w:r>
         <w:t>专业的烧</w:t>
@@ -2498,6 +2624,9 @@
           <w:ilvl w:val="0"/>
           <w:numId w:val="7"/>
         </w:numPr>
+        <w:rPr>
+          <w:rFonts w:hint="eastAsia"/>
+        </w:rPr>
       </w:pPr>
       <w:r>
         <w:lastRenderedPageBreak/>
@@ -2518,6 +2647,9 @@
           <w:ilvl w:val="0"/>
           <w:numId w:val="7"/>
         </w:numPr>
+        <w:rPr>
+          <w:rFonts w:hint="eastAsia"/>
+        </w:rPr>
       </w:pPr>
       <w:r>
         <w:t>采用</w:t>
@@ -2537,6 +2669,9 @@
           <w:ilvl w:val="0"/>
           <w:numId w:val="7"/>
         </w:numPr>
+        <w:rPr>
+          <w:rFonts w:hint="eastAsia"/>
+        </w:rPr>
       </w:pPr>
       <w:r>
         <w:t>烧</w:t>
@@ -2556,6 +2691,9 @@
           <w:ilvl w:val="0"/>
           <w:numId w:val="7"/>
         </w:numPr>
+        <w:rPr>
+          <w:rFonts w:hint="eastAsia"/>
+        </w:rPr>
       </w:pPr>
       <w:r>
         <w:t>使用</w:t>
@@ -2580,6 +2718,9 @@
           <w:ilvl w:val="0"/>
           <w:numId w:val="7"/>
         </w:numPr>
+        <w:rPr>
+          <w:rFonts w:hint="eastAsia"/>
+        </w:rPr>
       </w:pPr>
       <w:r>
         <w:rPr>
@@ -2592,18 +2733,57 @@
         <w:t>最终交付了一个多系统可用的桌面烧录应用，涵盖了核心硬件升级的场景,并且保证在整个的关键链路可以观察进度，保障了烧录的完整性。</w:t>
       </w:r>
     </w:p>
-    <w:p/>
-    <w:p/>
-    <w:p/>
-    <w:p/>
-    <w:p/>
-    <w:p/>
+    <w:p>
+      <w:pPr>
+        <w:rPr>
+          <w:rFonts w:hint="eastAsia"/>
+        </w:rPr>
+      </w:pPr>
+    </w:p>
+    <w:p>
+      <w:pPr>
+        <w:rPr>
+          <w:rFonts w:hint="eastAsia"/>
+        </w:rPr>
+      </w:pPr>
+    </w:p>
+    <w:p>
+      <w:pPr>
+        <w:rPr>
+          <w:rFonts w:hint="eastAsia"/>
+        </w:rPr>
+      </w:pPr>
+    </w:p>
+    <w:p>
+      <w:pPr>
+        <w:rPr>
+          <w:rFonts w:hint="eastAsia"/>
+        </w:rPr>
+      </w:pPr>
+    </w:p>
+    <w:p>
+      <w:pPr>
+        <w:rPr>
+          <w:rFonts w:hint="eastAsia"/>
+        </w:rPr>
+      </w:pPr>
+    </w:p>
+    <w:p>
+      <w:pPr>
+        <w:rPr>
+          <w:rFonts w:hint="eastAsia"/>
+        </w:rPr>
+      </w:pPr>
+    </w:p>
     <w:p>
       <w:pPr>
         <w:numPr>
           <w:ilvl w:val="0"/>
           <w:numId w:val="8"/>
         </w:numPr>
+        <w:rPr>
+          <w:rFonts w:hint="eastAsia"/>
+        </w:rPr>
       </w:pPr>
       <w:r>
         <w:rPr>
@@ -2622,6 +2802,9 @@
           <w:ilvl w:val="0"/>
           <w:numId w:val="8"/>
         </w:numPr>
+        <w:rPr>
+          <w:rFonts w:hint="eastAsia"/>
+        </w:rPr>
       </w:pPr>
       <w:r>
         <w:rPr>
@@ -2685,6 +2868,9 @@
           <w:ilvl w:val="0"/>
           <w:numId w:val="8"/>
         </w:numPr>
+        <w:rPr>
+          <w:rFonts w:hint="eastAsia"/>
+        </w:rPr>
       </w:pPr>
       <w:r>
         <w:rPr>
@@ -2700,6 +2886,9 @@
           <w:ilvl w:val="0"/>
           <w:numId w:val="8"/>
         </w:numPr>
+        <w:rPr>
+          <w:rFonts w:hint="eastAsia"/>
+        </w:rPr>
       </w:pPr>
       <w:r>
         <w:rPr>
@@ -2715,6 +2904,9 @@
           <w:ilvl w:val="0"/>
           <w:numId w:val="8"/>
         </w:numPr>
+        <w:rPr>
+          <w:rFonts w:hint="eastAsia"/>
+        </w:rPr>
       </w:pPr>
       <w:r>
         <w:t xml:space="preserve">智能行政知识库开发：基于 </w:t>
@@ -2737,12 +2929,38 @@
         </w:numPr>
         <w:spacing w:before="100" w:beforeAutospacing="1" w:after="100" w:afterAutospacing="1"/>
         <w:jc w:val="left"/>
+        <w:rPr>
+          <w:rFonts w:ascii="宋体" w:eastAsia="宋体" w:hAnsi="宋体" w:cs="宋体" w:hint="eastAsia"/>
+          <w:kern w:val="0"/>
+          <w:sz w:val="24"/>
+          <w:szCs w:val="24"/>
+        </w:rPr>
+      </w:pPr>
+      <w:r>
         <w:rPr>
           <w:rFonts w:ascii="宋体" w:eastAsia="宋体" w:hAnsi="宋体" w:cs="宋体"/>
           <w:kern w:val="0"/>
           <w:sz w:val="24"/>
           <w:szCs w:val="24"/>
         </w:rPr>
+        <w:t>销售全流程自动化：开发自动化脚本集群，打通从销售订单生成、合同审核、发货、库存同步到物流跟踪的全链路。系统取代了90%的人工操作环节，并为每个环节自动生成操作日志，实现完整留痕与存档。</w:t>
+      </w:r>
+    </w:p>
+    <w:p>
+      <w:pPr>
+        <w:widowControl/>
+        <w:numPr>
+          <w:ilvl w:val="0"/>
+          <w:numId w:val="8"/>
+        </w:numPr>
+        <w:spacing w:before="100" w:beforeAutospacing="1" w:after="100" w:afterAutospacing="1"/>
+        <w:jc w:val="left"/>
+        <w:rPr>
+          <w:rFonts w:ascii="宋体" w:eastAsia="宋体" w:hAnsi="宋体" w:cs="宋体" w:hint="eastAsia"/>
+          <w:kern w:val="0"/>
+          <w:sz w:val="24"/>
+          <w:szCs w:val="24"/>
+        </w:rPr>
       </w:pPr>
       <w:r>
         <w:rPr>
@@ -2751,25 +2969,19 @@
           <w:sz w:val="24"/>
           <w:szCs w:val="24"/>
         </w:rPr>
-        <w:t>销售全流程自动化：开发自动化脚本集群，打通从销售订单生成、合同审核、发货、库存同步到物流跟踪的全链路。系统取代了90%的人工操作环节，并为每个环节自动生成操作日志，实现完整留痕与存档。</w:t>
-      </w:r>
-    </w:p>
-    <w:p>
-      <w:pPr>
-        <w:widowControl/>
-        <w:numPr>
-          <w:ilvl w:val="0"/>
-          <w:numId w:val="8"/>
-        </w:numPr>
-        <w:spacing w:before="100" w:beforeAutospacing="1" w:after="100" w:afterAutospacing="1"/>
-        <w:jc w:val="left"/>
+        <w:t>交易自动化与预警系统：利用 Python 连接并封装了多个主流交易所的 API，为交易</w:t>
+      </w:r>
+      <w:proofErr w:type="gramStart"/>
+      <w:r>
         <w:rPr>
           <w:rFonts w:ascii="宋体" w:eastAsia="宋体" w:hAnsi="宋体" w:cs="宋体"/>
           <w:kern w:val="0"/>
           <w:sz w:val="24"/>
           <w:szCs w:val="24"/>
         </w:rPr>
-      </w:pPr>
+        <w:t>员开发</w:t>
+      </w:r>
+      <w:proofErr w:type="gramEnd"/>
       <w:r>
         <w:rPr>
           <w:rFonts w:ascii="宋体" w:eastAsia="宋体" w:hAnsi="宋体" w:cs="宋体"/>
@@ -2777,9 +2989,25 @@
           <w:sz w:val="24"/>
           <w:szCs w:val="24"/>
         </w:rPr>
-        <w:t>交易自动化与预警系统：利用 Python 连接并封装了多个主流交易所的 API，为交易</w:t>
-      </w:r>
-      <w:proofErr w:type="gramStart"/>
+        <w:t>了可灵活配置参数（如价格阈值、波动率）的自动交易脚本与行情预警模块。交易员可通过修改配置文件，轻松定制交易策略与风险提醒条件。</w:t>
+      </w:r>
+    </w:p>
+    <w:p>
+      <w:pPr>
+        <w:widowControl/>
+        <w:numPr>
+          <w:ilvl w:val="0"/>
+          <w:numId w:val="8"/>
+        </w:numPr>
+        <w:spacing w:before="100" w:beforeAutospacing="1" w:after="100" w:afterAutospacing="1"/>
+        <w:jc w:val="left"/>
+        <w:rPr>
+          <w:rFonts w:ascii="宋体" w:eastAsia="宋体" w:hAnsi="宋体" w:cs="宋体" w:hint="eastAsia"/>
+          <w:kern w:val="0"/>
+          <w:sz w:val="24"/>
+          <w:szCs w:val="24"/>
+        </w:rPr>
+      </w:pPr>
       <w:r>
         <w:rPr>
           <w:rFonts w:ascii="宋体" w:eastAsia="宋体" w:hAnsi="宋体" w:cs="宋体"/>
@@ -2787,9 +3015,36 @@
           <w:sz w:val="24"/>
           <w:szCs w:val="24"/>
         </w:rPr>
-        <w:t>员开发</w:t>
-      </w:r>
-      <w:proofErr w:type="gramEnd"/>
+        <w:t>全局异常监控与告警：为上述所有系统设计了统一的异常处理与熔断机制。当发生异常订单、交易失败、行情剧烈波动或自动化流程中断时，系统能实时捕获异常，并通过邮件、钉钉及飞书机器人多通道同步推送告警消息，确保问题被第一时间发现与处理，保障了业务的稳定运行。</w:t>
+      </w:r>
+    </w:p>
+    <w:p>
+      <w:pPr>
+        <w:widowControl/>
+        <w:numPr>
+          <w:ilvl w:val="0"/>
+          <w:numId w:val="8"/>
+        </w:numPr>
+        <w:spacing w:before="100" w:beforeAutospacing="1" w:after="100" w:afterAutospacing="1"/>
+        <w:jc w:val="left"/>
+        <w:rPr>
+          <w:rFonts w:ascii="宋体" w:eastAsia="宋体" w:hAnsi="宋体" w:cs="宋体" w:hint="eastAsia"/>
+          <w:kern w:val="0"/>
+          <w:sz w:val="24"/>
+          <w:szCs w:val="24"/>
+        </w:rPr>
+      </w:pPr>
+      <w:r>
+        <w:rPr>
+          <w:rFonts w:ascii="宋体" w:eastAsia="宋体" w:hAnsi="宋体" w:cs="宋体"/>
+          <w:b/>
+          <w:bCs/>
+          <w:kern w:val="0"/>
+          <w:sz w:val="24"/>
+          <w:szCs w:val="24"/>
+        </w:rPr>
+        <w:t>成果：</w:t>
+      </w:r>
       <w:r>
         <w:rPr>
           <w:rFonts w:ascii="宋体" w:eastAsia="宋体" w:hAnsi="宋体" w:cs="宋体"/>
@@ -2797,25 +3052,19 @@
           <w:sz w:val="24"/>
           <w:szCs w:val="24"/>
         </w:rPr>
-        <w:t>了可灵活配置参数（如价格阈值、波动率）的自动交易脚本与行情预警模块。交易员可通过修改配置文件，轻松定制交易策略与风险提醒条件。</w:t>
-      </w:r>
-    </w:p>
-    <w:p>
-      <w:pPr>
-        <w:widowControl/>
-        <w:numPr>
-          <w:ilvl w:val="0"/>
-          <w:numId w:val="8"/>
-        </w:numPr>
-        <w:spacing w:before="100" w:beforeAutospacing="1" w:after="100" w:afterAutospacing="1"/>
-        <w:jc w:val="left"/>
+        <w:t>独立交付了多个</w:t>
+      </w:r>
+      <w:proofErr w:type="gramStart"/>
+      <w:r>
         <w:rPr>
           <w:rFonts w:ascii="宋体" w:eastAsia="宋体" w:hAnsi="宋体" w:cs="宋体"/>
           <w:kern w:val="0"/>
           <w:sz w:val="24"/>
           <w:szCs w:val="24"/>
         </w:rPr>
-      </w:pPr>
+        <w:t>跨技术</w:t>
+      </w:r>
+      <w:proofErr w:type="gramEnd"/>
       <w:r>
         <w:rPr>
           <w:rFonts w:ascii="宋体" w:eastAsia="宋体" w:hAnsi="宋体" w:cs="宋体"/>
@@ -2823,77 +3072,53 @@
           <w:sz w:val="24"/>
           <w:szCs w:val="24"/>
         </w:rPr>
-        <w:t>全局异常监控与告警：为上述所有系统设计了统一的异常处理与熔断机制。当发生异常订单、交易失败、行情剧烈波动或自动化流程中断时，系统能实时捕获异常，并通过邮件、钉钉及飞书机器人多通道同步推送告警消息，确保问题被第一时间发现与处理，保障了业务的稳定运行。</w:t>
-      </w:r>
-    </w:p>
-    <w:p>
-      <w:pPr>
-        <w:widowControl/>
-        <w:numPr>
-          <w:ilvl w:val="0"/>
-          <w:numId w:val="8"/>
-        </w:numPr>
-        <w:spacing w:before="100" w:beforeAutospacing="1" w:after="100" w:afterAutospacing="1"/>
-        <w:jc w:val="left"/>
-        <w:rPr>
-          <w:rFonts w:ascii="宋体" w:eastAsia="宋体" w:hAnsi="宋体" w:cs="宋体"/>
-          <w:kern w:val="0"/>
-          <w:sz w:val="24"/>
-          <w:szCs w:val="24"/>
-        </w:rPr>
-      </w:pPr>
-      <w:r>
-        <w:rPr>
-          <w:rFonts w:ascii="宋体" w:eastAsia="宋体" w:hAnsi="宋体" w:cs="宋体"/>
-          <w:b/>
-          <w:bCs/>
-          <w:kern w:val="0"/>
-          <w:sz w:val="24"/>
-          <w:szCs w:val="24"/>
-        </w:rPr>
-        <w:t>成果：</w:t>
-      </w:r>
-      <w:r>
-        <w:rPr>
-          <w:rFonts w:ascii="宋体" w:eastAsia="宋体" w:hAnsi="宋体" w:cs="宋体"/>
-          <w:kern w:val="0"/>
-          <w:sz w:val="24"/>
-          <w:szCs w:val="24"/>
-        </w:rPr>
-        <w:t>独立交付了多个</w:t>
-      </w:r>
-      <w:proofErr w:type="gramStart"/>
-      <w:r>
-        <w:rPr>
-          <w:rFonts w:ascii="宋体" w:eastAsia="宋体" w:hAnsi="宋体" w:cs="宋体"/>
-          <w:kern w:val="0"/>
-          <w:sz w:val="24"/>
-          <w:szCs w:val="24"/>
-        </w:rPr>
-        <w:t>跨技术</w:t>
-      </w:r>
-      <w:proofErr w:type="gramEnd"/>
-      <w:r>
-        <w:rPr>
-          <w:rFonts w:ascii="宋体" w:eastAsia="宋体" w:hAnsi="宋体" w:cs="宋体"/>
-          <w:kern w:val="0"/>
-          <w:sz w:val="24"/>
-          <w:szCs w:val="24"/>
-        </w:rPr>
         <w:t>的核心模块（AI应用、自动化脚本、金融接口），更系统性构建了保障业务连续性的监控体系。</w:t>
       </w:r>
     </w:p>
-    <w:p/>
-    <w:p/>
-    <w:p/>
-    <w:p/>
-    <w:p/>
+    <w:p>
+      <w:pPr>
+        <w:rPr>
+          <w:rFonts w:hint="eastAsia"/>
+        </w:rPr>
+      </w:pPr>
+    </w:p>
+    <w:p>
+      <w:pPr>
+        <w:rPr>
+          <w:rFonts w:hint="eastAsia"/>
+        </w:rPr>
+      </w:pPr>
+    </w:p>
+    <w:p>
+      <w:pPr>
+        <w:rPr>
+          <w:rFonts w:hint="eastAsia"/>
+        </w:rPr>
+      </w:pPr>
+    </w:p>
+    <w:p>
+      <w:pPr>
+        <w:rPr>
+          <w:rFonts w:hint="eastAsia"/>
+        </w:rPr>
+      </w:pPr>
+    </w:p>
+    <w:p>
+      <w:pPr>
+        <w:rPr>
+          <w:rFonts w:hint="eastAsia"/>
+        </w:rPr>
+      </w:pPr>
+    </w:p>
     <w:p>
       <w:pPr>
         <w:numPr>
           <w:ilvl w:val="0"/>
           <w:numId w:val="10"/>
         </w:numPr>
+        <w:rPr>
+          <w:rFonts w:hint="eastAsia"/>
+        </w:rPr>
       </w:pPr>
       <w:r>
         <w:rPr>
@@ -2916,6 +3141,9 @@
           <w:ilvl w:val="0"/>
           <w:numId w:val="10"/>
         </w:numPr>
+        <w:rPr>
+          <w:rFonts w:hint="eastAsia"/>
+        </w:rPr>
       </w:pPr>
       <w:r>
         <w:rPr>
@@ -2931,6 +3159,9 @@
           <w:ilvl w:val="0"/>
           <w:numId w:val="10"/>
         </w:numPr>
+        <w:rPr>
+          <w:rFonts w:hint="eastAsia"/>
+        </w:rPr>
       </w:pPr>
       <w:r>
         <w:rPr>
@@ -2962,6 +3193,9 @@
           <w:ilvl w:val="0"/>
           <w:numId w:val="10"/>
         </w:numPr>
+        <w:rPr>
+          <w:rFonts w:hint="eastAsia"/>
+        </w:rPr>
       </w:pPr>
       <w:r>
         <w:rPr>
@@ -2977,6 +3211,9 @@
           <w:ilvl w:val="0"/>
           <w:numId w:val="10"/>
         </w:numPr>
+        <w:rPr>
+          <w:rFonts w:hint="eastAsia"/>
+        </w:rPr>
       </w:pPr>
       <w:r>
         <w:t>流式输出体验：通过调用 AI 服务的 Stream API 并结合 IPC 通信，实现了后端分块生成、前端实时渲染的流式响应，显著减少了用户等待焦虑，并设计了带有光标动画的加载状态。</w:t>
@@ -2988,6 +3225,9 @@
           <w:ilvl w:val="0"/>
           <w:numId w:val="10"/>
         </w:numPr>
+        <w:rPr>
+          <w:rFonts w:hint="eastAsia"/>
+        </w:rPr>
       </w:pPr>
       <w:r>
         <w:t>沉浸式对话 UI：设计了可区分用户、AI角色及旁白的多类型消息渲染组件，并为旁白、对话气泡实现了差异化的视觉样式。同时，开发了“刚刚/分钟前/昨天”等智能时间显示逻辑，提升了交互的自然感。</w:t>
@@ -2999,6 +3239,9 @@
           <w:ilvl w:val="0"/>
           <w:numId w:val="10"/>
         </w:numPr>
+        <w:rPr>
+          <w:rFonts w:hint="eastAsia"/>
+        </w:rPr>
       </w:pPr>
       <w:r>
         <w:t xml:space="preserve">多会话管理：设计了房间（room）、角色（character）、消息（message）多表关联的数据库 schema，支持创建多个剧情独立的聊天室。利用 </w:t>
@@ -3018,6 +3261,9 @@
           <w:ilvl w:val="0"/>
           <w:numId w:val="10"/>
         </w:numPr>
+        <w:rPr>
+          <w:rFonts w:hint="eastAsia"/>
+        </w:rPr>
       </w:pPr>
       <w:r>
         <w:t xml:space="preserve">核心功能开发：实现了支持 OpenAI、DeepSeek 等 10+ 家服务商的多 AI 后端架构；提供了“演绎者”（用户扮演角色）和“旁观者”（用户引导剧情）两种交互模式；内置了 6 </w:t>
@@ -3037,6 +3283,9 @@
           <w:ilvl w:val="0"/>
           <w:numId w:val="10"/>
         </w:numPr>
+        <w:rPr>
+          <w:rFonts w:hint="eastAsia"/>
+        </w:rPr>
       </w:pPr>
       <w:r>
         <w:rPr>
@@ -3065,21 +3314,78 @@
         <w:t>扩展性。</w:t>
       </w:r>
     </w:p>
-    <w:p/>
-    <w:p/>
-    <w:p/>
-    <w:p/>
-    <w:p/>
-    <w:p/>
-    <w:p/>
-    <w:p/>
-    <w:p/>
+    <w:p>
+      <w:pPr>
+        <w:rPr>
+          <w:rFonts w:hint="eastAsia"/>
+        </w:rPr>
+      </w:pPr>
+    </w:p>
+    <w:p>
+      <w:pPr>
+        <w:rPr>
+          <w:rFonts w:hint="eastAsia"/>
+        </w:rPr>
+      </w:pPr>
+    </w:p>
+    <w:p>
+      <w:pPr>
+        <w:rPr>
+          <w:rFonts w:hint="eastAsia"/>
+        </w:rPr>
+      </w:pPr>
+    </w:p>
+    <w:p>
+      <w:pPr>
+        <w:rPr>
+          <w:rFonts w:hint="eastAsia"/>
+        </w:rPr>
+      </w:pPr>
+    </w:p>
+    <w:p>
+      <w:pPr>
+        <w:rPr>
+          <w:rFonts w:hint="eastAsia"/>
+        </w:rPr>
+      </w:pPr>
+    </w:p>
+    <w:p>
+      <w:pPr>
+        <w:rPr>
+          <w:rFonts w:hint="eastAsia"/>
+        </w:rPr>
+      </w:pPr>
+    </w:p>
+    <w:p>
+      <w:pPr>
+        <w:rPr>
+          <w:rFonts w:hint="eastAsia"/>
+        </w:rPr>
+      </w:pPr>
+    </w:p>
+    <w:p>
+      <w:pPr>
+        <w:rPr>
+          <w:rFonts w:hint="eastAsia"/>
+        </w:rPr>
+      </w:pPr>
+    </w:p>
+    <w:p>
+      <w:pPr>
+        <w:rPr>
+          <w:rFonts w:hint="eastAsia"/>
+        </w:rPr>
+      </w:pPr>
+    </w:p>
     <w:p>
       <w:pPr>
         <w:numPr>
           <w:ilvl w:val="0"/>
           <w:numId w:val="11"/>
         </w:numPr>
+        <w:rPr>
+          <w:rFonts w:hint="eastAsia"/>
+        </w:rPr>
       </w:pPr>
       <w:r>
         <w:t>AI应用全</w:t>
@@ -3115,6 +3421,9 @@
           <w:ilvl w:val="0"/>
           <w:numId w:val="11"/>
         </w:numPr>
+        <w:rPr>
+          <w:rFonts w:hint="eastAsia"/>
+        </w:rPr>
       </w:pPr>
       <w:r>
         <w:t>企业</w:t>
@@ -3142,6 +3451,9 @@
           <w:ilvl w:val="0"/>
           <w:numId w:val="11"/>
         </w:numPr>
+        <w:rPr>
+          <w:rFonts w:hint="eastAsia"/>
+        </w:rPr>
       </w:pPr>
       <w:r>
         <w:t>跨平台桌面的系统能力：独立设计硬件钱包固件烧录工具，覆盖Windows、Linux、macOS三端，对底层系统和可靠性有较深的实践。</w:t>
@@ -3153,6 +3465,9 @@
           <w:ilvl w:val="0"/>
           <w:numId w:val="11"/>
         </w:numPr>
+        <w:rPr>
+          <w:rFonts w:hint="eastAsia"/>
+        </w:rPr>
       </w:pPr>
       <w:r>
         <w:t>自动化与AI工具链的实践：有基于</w:t>
@@ -5399,6 +5714,7 @@
   <w:style w:type="character" w:default="1" w:styleId="a0">
     <w:name w:val="Default Paragraph Font"/>
     <w:uiPriority w:val="1"/>
+    <w:semiHidden/>
     <w:unhideWhenUsed/>
   </w:style>
   <w:style w:type="table" w:default="1" w:styleId="a1">

--- a/lesson/自我介绍.docx
+++ b/lesson/自我介绍.docx
@@ -491,11 +491,6 @@
       </w:pPr>
     </w:p>
     <w:p>
-      <w:pPr>
-        <w:rPr>
-          <w:rFonts w:hint="eastAsia"/>
-        </w:rPr>
-      </w:pPr>
       <w:r>
         <w:t>这些经历让我具备了独立交付企业级应用的能力、跨平台开发经验以及技术融合创新的视角。我相信这些能力能够为贵公司的前端开发工作带来价值，期待能在新的岗位上继续成长和贡献。谢谢大家。</w:t>
       </w:r>
@@ -513,7 +508,18 @@
           <w:rFonts w:hint="eastAsia"/>
         </w:rPr>
       </w:pPr>
-      <w:r>
+    </w:p>
+    <w:p>
+      <w:pPr>
+        <w:rPr>
+          <w:rFonts w:hint="eastAsia"/>
+          <w:strike/>
+        </w:rPr>
+      </w:pPr>
+      <w:r>
+        <w:rPr>
+          <w:strike/>
+        </w:rPr>
         <w:t>各位面试官，下午好。</w:t>
       </w:r>
     </w:p>
@@ -521,14 +527,19 @@
       <w:pPr>
         <w:rPr>
           <w:rFonts w:hint="eastAsia"/>
-        </w:rPr>
-      </w:pPr>
-      <w:r>
+          <w:strike/>
+        </w:rPr>
+      </w:pPr>
+      <w:r>
+        <w:rPr>
+          <w:strike/>
+        </w:rPr>
         <w:t>我是，毕业于大学专业</w:t>
       </w:r>
       <w:r>
         <w:rPr>
           <w:rFonts w:hint="eastAsia"/>
+          <w:strike/>
         </w:rPr>
         <w:t>，求职岗位是</w:t>
       </w:r>
@@ -536,6 +547,7 @@
       <w:r>
         <w:rPr>
           <w:rFonts w:hint="eastAsia"/>
+          <w:strike/>
         </w:rPr>
         <w:t>端开发</w:t>
       </w:r>
@@ -543,10 +555,14 @@
       <w:r>
         <w:rPr>
           <w:rFonts w:hint="eastAsia"/>
+          <w:strike/>
         </w:rPr>
         <w:t>工程师</w:t>
       </w:r>
       <w:r>
+        <w:rPr>
+          <w:strike/>
+        </w:rPr>
         <w:t>。</w:t>
       </w:r>
     </w:p>
@@ -554,22 +570,28 @@
       <w:pPr>
         <w:rPr>
           <w:rFonts w:hint="eastAsia"/>
-        </w:rPr>
-      </w:pPr>
-    </w:p>
-    <w:p>
-      <w:pPr>
-        <w:rPr>
-          <w:rFonts w:hint="eastAsia"/>
-        </w:rPr>
-      </w:pPr>
-      <w:r>
-        <w:rPr>
-          <w:rFonts w:hint="eastAsia"/>
+          <w:strike/>
+        </w:rPr>
+      </w:pPr>
+    </w:p>
+    <w:p>
+      <w:pPr>
+        <w:rPr>
+          <w:rFonts w:hint="eastAsia"/>
+          <w:strike/>
+        </w:rPr>
+      </w:pPr>
+      <w:r>
+        <w:rPr>
+          <w:rFonts w:hint="eastAsia"/>
+          <w:strike/>
         </w:rPr>
         <w:t>我在</w:t>
       </w:r>
       <w:r>
+        <w:rPr>
+          <w:strike/>
+        </w:rPr>
         <w:t xml:space="preserve">2023年7月毕业后加入公司，先后担任数字化管理专员和前端开发工程师。 </w:t>
       </w:r>
     </w:p>
@@ -577,16 +599,21 @@
       <w:pPr>
         <w:rPr>
           <w:rFonts w:hint="eastAsia"/>
-        </w:rPr>
-      </w:pPr>
-    </w:p>
-    <w:p>
-      <w:pPr>
-        <w:rPr>
-          <w:rFonts w:hint="eastAsia"/>
-        </w:rPr>
-      </w:pPr>
-      <w:r>
+          <w:strike/>
+        </w:rPr>
+      </w:pPr>
+    </w:p>
+    <w:p>
+      <w:pPr>
+        <w:rPr>
+          <w:rFonts w:hint="eastAsia"/>
+          <w:strike/>
+        </w:rPr>
+      </w:pPr>
+      <w:r>
+        <w:rPr>
+          <w:strike/>
+        </w:rPr>
         <w:t>在工作期间，我独立完成了两个具有代表性的项目。</w:t>
       </w:r>
     </w:p>
@@ -594,53 +621,62 @@
       <w:pPr>
         <w:rPr>
           <w:rFonts w:hint="eastAsia"/>
-        </w:rPr>
-      </w:pPr>
-    </w:p>
-    <w:p>
-      <w:pPr>
-        <w:rPr>
-          <w:rFonts w:hint="eastAsia"/>
           <w:strike/>
         </w:rPr>
       </w:pPr>
-      <w:r>
+    </w:p>
+    <w:p>
+      <w:pPr>
+        <w:rPr>
+          <w:rFonts w:hint="eastAsia"/>
+          <w:strike/>
+        </w:rPr>
+      </w:pPr>
+      <w:r>
+        <w:rPr>
+          <w:strike/>
+        </w:rPr>
         <w:t>第一个是飞书内</w:t>
       </w:r>
       <w:proofErr w:type="gramStart"/>
       <w:r>
+        <w:rPr>
+          <w:strike/>
+        </w:rPr>
         <w:t>嵌</w:t>
       </w:r>
       <w:proofErr w:type="gramEnd"/>
       <w:r>
-        <w:t>周报系统，</w:t>
-      </w:r>
-      <w:r>
-        <w:t>我从零开始负责整个系统的设计、开发和上线。</w:t>
-      </w:r>
-      <w:r>
-        <w:rPr>
-          <w:rFonts w:hint="eastAsia"/>
+        <w:rPr>
+          <w:strike/>
+        </w:rPr>
+        <w:t>周报系统，我从零开始负责整个系统的设计、开发和上线。</w:t>
+      </w:r>
+      <w:r>
+        <w:rPr>
+          <w:rFonts w:hint="eastAsia"/>
+          <w:strike/>
         </w:rPr>
         <w:t>完成了</w:t>
       </w:r>
       <w:r>
+        <w:rPr>
+          <w:strike/>
+        </w:rPr>
         <w:t>一个可在浏览器与飞书客户端内运行的企业级周报管理系统，提供周报编写、浏览、评论、</w:t>
       </w:r>
       <w:r>
         <w:rPr>
           <w:rFonts w:hint="eastAsia"/>
+          <w:strike/>
         </w:rPr>
         <w:t>图表、</w:t>
       </w:r>
       <w:r>
-        <w:t>OKR关联等核心功能，实现了飞书生态内免登、多端适配、数据可视化、公司各方面数据的统计与可视化。</w:t>
-      </w:r>
-      <w:r>
         <w:rPr>
           <w:strike/>
         </w:rPr>
-        <w:t xml:space="preserve"> </w:t>
+        <w:t xml:space="preserve">OKR关联等核心功能，实现了飞书生态内免登、多端适配、数据可视化、公司各方面数据的统计与可视化。 </w:t>
       </w:r>
     </w:p>
     <w:p>
@@ -659,41 +695,53 @@
         </w:rPr>
       </w:pPr>
       <w:r>
-        <w:t>第二个项目是硬件钱包固件烧录工具，</w:t>
-      </w:r>
-      <w:r>
-        <w:t>我独立开发了跨Windows、Linux、macOS三端的Electron桌面应用。涵盖了核心硬件升级的场景,并且保证在整个的关键链路可以观察进度，保障了烧录的完整性。</w:t>
-      </w:r>
-    </w:p>
-    <w:p>
-      <w:pPr>
-        <w:rPr>
-          <w:rFonts w:hint="eastAsia"/>
-        </w:rPr>
-      </w:pPr>
-    </w:p>
-    <w:p>
-      <w:pPr>
-        <w:rPr>
-          <w:rFonts w:hint="eastAsia"/>
-        </w:rPr>
-      </w:pPr>
-    </w:p>
-    <w:p>
-      <w:pPr>
-        <w:rPr>
-          <w:rFonts w:hint="eastAsia"/>
-        </w:rPr>
-      </w:pPr>
-      <w:r>
+        <w:rPr>
+          <w:strike/>
+        </w:rPr>
+        <w:t>第二个项目是硬件钱包固件烧录工具，我独立开发了跨Windows、Linux、macOS三端的Electron桌面应用。涵盖了核心硬件升级的场景,并且保证在整个的关键链路可以观察进度，保障了烧录的完整性。</w:t>
+      </w:r>
+    </w:p>
+    <w:p>
+      <w:pPr>
+        <w:rPr>
+          <w:rFonts w:hint="eastAsia"/>
+          <w:strike/>
+        </w:rPr>
+      </w:pPr>
+    </w:p>
+    <w:p>
+      <w:pPr>
+        <w:rPr>
+          <w:rFonts w:hint="eastAsia"/>
+          <w:strike/>
+        </w:rPr>
+      </w:pPr>
+    </w:p>
+    <w:p>
+      <w:pPr>
+        <w:rPr>
+          <w:rFonts w:hint="eastAsia"/>
+          <w:strike/>
+        </w:rPr>
+      </w:pPr>
+      <w:r>
+        <w:rPr>
+          <w:strike/>
+        </w:rPr>
         <w:t>此外，我的数据科学背景和AI工程实践经历，使我在技术方案设计时能更好地结合业务需求。曾基于</w:t>
       </w:r>
       <w:proofErr w:type="spellStart"/>
       <w:r>
+        <w:rPr>
+          <w:strike/>
+        </w:rPr>
         <w:t>LangChain</w:t>
       </w:r>
       <w:proofErr w:type="spellEnd"/>
       <w:r>
+        <w:rPr>
+          <w:strike/>
+        </w:rPr>
         <w:t xml:space="preserve">开发RAG知识库系统，并编写自动化脚本优化业务流程，这种复合背景让我不仅能完成前端开发，更能从系统层面思考技术实现，真正赋能业务发展。 </w:t>
       </w:r>
     </w:p>
@@ -701,16 +749,21 @@
       <w:pPr>
         <w:rPr>
           <w:rFonts w:hint="eastAsia"/>
-        </w:rPr>
-      </w:pPr>
-    </w:p>
-    <w:p>
-      <w:pPr>
-        <w:rPr>
-          <w:rFonts w:hint="eastAsia"/>
-        </w:rPr>
-      </w:pPr>
-      <w:r>
+          <w:strike/>
+        </w:rPr>
+      </w:pPr>
+    </w:p>
+    <w:p>
+      <w:pPr>
+        <w:rPr>
+          <w:rFonts w:hint="eastAsia"/>
+          <w:strike/>
+        </w:rPr>
+      </w:pPr>
+      <w:r>
+        <w:rPr>
+          <w:strike/>
+        </w:rPr>
         <w:t>这些经历让我具备了独立交付企业级应用的能力、跨平台开发经验以及技术融合创新的视角。我相信这些能力能够为贵公司的前端开发工作带来价值，期待能在新的岗位上继续成长和贡献。谢谢大家。</w:t>
       </w:r>
     </w:p>
@@ -987,7 +1040,14 @@
         <w:rPr>
           <w:rFonts w:hint="eastAsia"/>
         </w:rPr>
-        <w:t>其余用</w:t>
+        <w:t>其</w:t>
+      </w:r>
+      <w:r>
+        <w:rPr>
+          <w:rFonts w:hint="eastAsia"/>
+        </w:rPr>
+        <w:lastRenderedPageBreak/>
+        <w:t>余用</w:t>
       </w:r>
       <w:proofErr w:type="gramEnd"/>
       <w:r>
@@ -1019,7 +1079,6 @@
           <w:bCs/>
           <w:strike/>
         </w:rPr>
-        <w:lastRenderedPageBreak/>
         <w:t>锚点计算</w:t>
       </w:r>
       <w:proofErr w:type="gramEnd"/>
@@ -1773,14 +1832,14 @@
         <w:rPr>
           <w:rFonts w:hint="eastAsia"/>
         </w:rPr>
-        <w:t>LRU的缓存淘汰机制：最近最少使用过的淘汰机制，一个数据在最近一段时间未被访问，将来被访问概率很小，用哈希表和双向链表的结合，进行</w:t>
+        <w:t>LRU的缓存淘汰机制：最近最少使用过的淘汰机制，一个数据在最近一段</w:t>
       </w:r>
       <w:r>
         <w:rPr>
           <w:rFonts w:hint="eastAsia"/>
         </w:rPr>
         <w:lastRenderedPageBreak/>
-        <w:t>判定，头部</w:t>
+        <w:t>时间未被访问，将来被访问概率很小，用哈希表和双向链表的结合，进行判定，头部</w:t>
       </w:r>
       <w:proofErr w:type="gramStart"/>
       <w:r>
@@ -2135,7 +2194,14 @@
         <w:rPr>
           <w:rFonts w:hint="eastAsia"/>
         </w:rPr>
-        <w:t>和device是否一致，</w:t>
+        <w:t>和device是</w:t>
+      </w:r>
+      <w:r>
+        <w:rPr>
+          <w:rFonts w:hint="eastAsia"/>
+        </w:rPr>
+        <w:lastRenderedPageBreak/>
+        <w:t>否一致，</w:t>
       </w:r>
     </w:p>
     <w:p>
@@ -2615,7 +2681,11 @@
       </w:r>
       <w:proofErr w:type="gramEnd"/>
       <w:r>
-        <w:t>稳定和可控, 在macOS/Linux系统使用原生 dd 命令 + 权限提升。</w:t>
+        <w:t>稳定和可控, 在macOS/Linux系统使用原生 dd 命令 + 权限提</w:t>
+      </w:r>
+      <w:r>
+        <w:lastRenderedPageBreak/>
+        <w:t>升。</w:t>
       </w:r>
     </w:p>
     <w:p>
@@ -2629,7 +2699,6 @@
         </w:rPr>
       </w:pPr>
       <w:r>
-        <w:lastRenderedPageBreak/>
         <w:t xml:space="preserve">针对三大操作系统实现了完整的权限提升机制：在macOS系统使用 </w:t>
       </w:r>
       <w:proofErr w:type="spellStart"/>
@@ -3125,14 +3194,11 @@
           <w:b/>
           <w:bCs/>
         </w:rPr>
+        <w:lastRenderedPageBreak/>
         <w:t>介绍：</w:t>
       </w:r>
       <w:r>
-        <w:t>是一款专注于多角色、剧情化 AI 聊天的本地应用。用户可通过简洁的图形</w:t>
-      </w:r>
-      <w:r>
-        <w:lastRenderedPageBreak/>
-        <w:t>界面，进行多角色扮演与剧情生成。</w:t>
+        <w:t>是一款专注于多角色、剧情化 AI 聊天的本地应用。用户可通过简洁的图形界面，进行多角色扮演与剧情生成。</w:t>
       </w:r>
     </w:p>
     <w:p>

--- a/lesson/自我介绍.docx
+++ b/lesson/自我介绍.docx
@@ -491,6 +491,11 @@
       </w:pPr>
     </w:p>
     <w:p>
+      <w:pPr>
+        <w:rPr>
+          <w:rFonts w:hint="eastAsia"/>
+        </w:rPr>
+      </w:pPr>
       <w:r>
         <w:t>这些经历让我具备了独立交付企业级应用的能力、跨平台开发经验以及技术融合创新的视角。我相信这些能力能够为贵公司的前端开发工作带来价值，期待能在新的岗位上继续成长和贡献。谢谢大家。</w:t>
       </w:r>
@@ -3547,12 +3552,86 @@
         <w:t>的企业知识库RAG的应用经验，围绕核心功能编写自动化脚本，降低人工错误率；数据科学大数据专业+数字化管理专员（偏AI工程经历），使我能写前端以及自动化脚本，有对接多家交易所API，实现监控预警和自动交易经验。</w:t>
       </w:r>
     </w:p>
-    <w:p>
-      <w:pPr>
-        <w:rPr>
-          <w:rFonts w:hint="eastAsia"/>
-        </w:rPr>
-      </w:pPr>
+    <w:p/>
+    <w:p/>
+    <w:p/>
+    <w:p>
+      <w:r>
+        <w:rPr>
+          <w:rFonts w:hint="eastAsia"/>
+        </w:rPr>
+        <w:lastRenderedPageBreak/>
+        <w:t>item高度缓存，key到……映射</w:t>
+      </w:r>
+    </w:p>
+    <w:p/>
+    <w:p>
+      <w:r>
+        <w:rPr>
+          <w:rFonts w:hint="eastAsia"/>
+        </w:rPr>
+        <w:t>环境检测</w:t>
+      </w:r>
+    </w:p>
+    <w:p/>
+    <w:p>
+      <w:r>
+        <w:rPr>
+          <w:rFonts w:hint="eastAsia"/>
+        </w:rPr>
+        <w:t>可变高度的虚拟列表：监听</w:t>
+      </w:r>
+      <w:proofErr w:type="spellStart"/>
+      <w:r>
+        <w:rPr>
+          <w:rFonts w:hint="eastAsia"/>
+        </w:rPr>
+        <w:t>scrolltop</w:t>
+      </w:r>
+      <w:proofErr w:type="spellEnd"/>
+      <w:r>
+        <w:rPr>
+          <w:rFonts w:hint="eastAsia"/>
+        </w:rPr>
+        <w:t>，找到进到视口的item，内容根据translate</w:t>
+      </w:r>
+    </w:p>
+    <w:p/>
+    <w:p>
+      <w:r>
+        <w:rPr>
+          <w:rFonts w:hint="eastAsia"/>
+        </w:rPr>
+        <w:t>流式输出：流式任务必须带</w:t>
+      </w:r>
+      <w:proofErr w:type="spellStart"/>
+      <w:r>
+        <w:rPr>
+          <w:rFonts w:hint="eastAsia"/>
+        </w:rPr>
+        <w:t>sessionid</w:t>
+      </w:r>
+      <w:proofErr w:type="spellEnd"/>
+      <w:r>
+        <w:rPr>
+          <w:rFonts w:hint="eastAsia"/>
+        </w:rPr>
+        <w:t>，后端要进行终止</w:t>
+      </w:r>
+    </w:p>
+    <w:p/>
+    <w:p>
+      <w:pPr>
+        <w:rPr>
+          <w:rFonts w:hint="eastAsia"/>
+        </w:rPr>
+      </w:pPr>
+      <w:r>
+        <w:rPr>
+          <w:rFonts w:hint="eastAsia"/>
+        </w:rPr>
+        <w:t>产品经理解释任务：尽可能不要解释技术，尽可能白话</w:t>
+      </w:r>
     </w:p>
     <w:sectPr>
       <w:pgSz w:w="11906" w:h="16838"/>
